--- a/doc/VTAgent_SAD_v1_0.docx
+++ b/doc/VTAgent_SAD_v1_0.docx
@@ -8161,12 +8161,6 @@
         <w:gridCol w:w="3400"/>
       </w:tblGrid>
       <w:tr>
-        <w:tblPrEx>
-          <w:tblCellMar>
-            <w:top w:w="0" w:type="dxa"/>
-            <w:bottom w:w="0" w:type="dxa"/>
-          </w:tblCellMar>
-        </w:tblPrEx>
         <w:trPr>
           <w:tblHeader/>
         </w:trPr>
@@ -8259,12 +8253,6 @@
         </w:tc>
       </w:tr>
       <w:tr>
-        <w:tblPrEx>
-          <w:tblCellMar>
-            <w:top w:w="0" w:type="dxa"/>
-            <w:bottom w:w="0" w:type="dxa"/>
-          </w:tblCellMar>
-        </w:tblPrEx>
         <w:tc>
           <w:tcPr>
             <w:tcW w:w="1800" w:type="dxa"/>
@@ -8347,12 +8335,6 @@
         </w:tc>
       </w:tr>
       <w:tr>
-        <w:tblPrEx>
-          <w:tblCellMar>
-            <w:top w:w="0" w:type="dxa"/>
-            <w:bottom w:w="0" w:type="dxa"/>
-          </w:tblCellMar>
-        </w:tblPrEx>
         <w:tc>
           <w:tcPr>
             <w:tcW w:w="1800" w:type="dxa"/>
@@ -8438,12 +8420,6 @@
         </w:tc>
       </w:tr>
       <w:tr>
-        <w:tblPrEx>
-          <w:tblCellMar>
-            <w:top w:w="0" w:type="dxa"/>
-            <w:bottom w:w="0" w:type="dxa"/>
-          </w:tblCellMar>
-        </w:tblPrEx>
         <w:tc>
           <w:tcPr>
             <w:tcW w:w="1800" w:type="dxa"/>
@@ -8527,12 +8503,6 @@
         </w:tc>
       </w:tr>
       <w:tr>
-        <w:tblPrEx>
-          <w:tblCellMar>
-            <w:top w:w="0" w:type="dxa"/>
-            <w:bottom w:w="0" w:type="dxa"/>
-          </w:tblCellMar>
-        </w:tblPrEx>
         <w:tc>
           <w:tcPr>
             <w:tcW w:w="1800" w:type="dxa"/>
@@ -8687,12 +8657,6 @@
         <w:gridCol w:w="6000"/>
       </w:tblGrid>
       <w:tr>
-        <w:tblPrEx>
-          <w:tblCellMar>
-            <w:top w:w="0" w:type="dxa"/>
-            <w:bottom w:w="0" w:type="dxa"/>
-          </w:tblCellMar>
-        </w:tblPrEx>
         <w:trPr>
           <w:tblHeader/>
         </w:trPr>
@@ -8756,12 +8720,6 @@
         </w:tc>
       </w:tr>
       <w:tr>
-        <w:tblPrEx>
-          <w:tblCellMar>
-            <w:top w:w="0" w:type="dxa"/>
-            <w:bottom w:w="0" w:type="dxa"/>
-          </w:tblCellMar>
-        </w:tblPrEx>
         <w:tc>
           <w:tcPr>
             <w:tcW w:w="3000" w:type="dxa"/>
@@ -8818,12 +8776,6 @@
         </w:tc>
       </w:tr>
       <w:tr>
-        <w:tblPrEx>
-          <w:tblCellMar>
-            <w:top w:w="0" w:type="dxa"/>
-            <w:bottom w:w="0" w:type="dxa"/>
-          </w:tblCellMar>
-        </w:tblPrEx>
         <w:tc>
           <w:tcPr>
             <w:tcW w:w="3000" w:type="dxa"/>
@@ -8882,12 +8834,6 @@
         </w:tc>
       </w:tr>
       <w:tr>
-        <w:tblPrEx>
-          <w:tblCellMar>
-            <w:top w:w="0" w:type="dxa"/>
-            <w:bottom w:w="0" w:type="dxa"/>
-          </w:tblCellMar>
-        </w:tblPrEx>
         <w:tc>
           <w:tcPr>
             <w:tcW w:w="3000" w:type="dxa"/>
@@ -8944,12 +8890,6 @@
         </w:tc>
       </w:tr>
       <w:tr>
-        <w:tblPrEx>
-          <w:tblCellMar>
-            <w:top w:w="0" w:type="dxa"/>
-            <w:bottom w:w="0" w:type="dxa"/>
-          </w:tblCellMar>
-        </w:tblPrEx>
         <w:tc>
           <w:tcPr>
             <w:tcW w:w="3000" w:type="dxa"/>
@@ -9008,12 +8948,6 @@
         </w:tc>
       </w:tr>
       <w:tr>
-        <w:tblPrEx>
-          <w:tblCellMar>
-            <w:top w:w="0" w:type="dxa"/>
-            <w:bottom w:w="0" w:type="dxa"/>
-          </w:tblCellMar>
-        </w:tblPrEx>
         <w:tc>
           <w:tcPr>
             <w:tcW w:w="3000" w:type="dxa"/>
@@ -9276,12 +9210,6 @@
         <w:gridCol w:w="2400"/>
       </w:tblGrid>
       <w:tr>
-        <w:tblPrEx>
-          <w:tblCellMar>
-            <w:top w:w="0" w:type="dxa"/>
-            <w:bottom w:w="0" w:type="dxa"/>
-          </w:tblCellMar>
-        </w:tblPrEx>
         <w:trPr>
           <w:tblHeader/>
         </w:trPr>
@@ -9374,12 +9302,6 @@
         </w:tc>
       </w:tr>
       <w:tr>
-        <w:tblPrEx>
-          <w:tblCellMar>
-            <w:top w:w="0" w:type="dxa"/>
-            <w:bottom w:w="0" w:type="dxa"/>
-          </w:tblCellMar>
-        </w:tblPrEx>
         <w:tc>
           <w:tcPr>
             <w:tcW w:w="1100" w:type="dxa"/>
@@ -9462,12 +9384,6 @@
         </w:tc>
       </w:tr>
       <w:tr>
-        <w:tblPrEx>
-          <w:tblCellMar>
-            <w:top w:w="0" w:type="dxa"/>
-            <w:bottom w:w="0" w:type="dxa"/>
-          </w:tblCellMar>
-        </w:tblPrEx>
         <w:tc>
           <w:tcPr>
             <w:tcW w:w="1100" w:type="dxa"/>
@@ -9553,12 +9469,6 @@
         </w:tc>
       </w:tr>
       <w:tr>
-        <w:tblPrEx>
-          <w:tblCellMar>
-            <w:top w:w="0" w:type="dxa"/>
-            <w:bottom w:w="0" w:type="dxa"/>
-          </w:tblCellMar>
-        </w:tblPrEx>
         <w:tc>
           <w:tcPr>
             <w:tcW w:w="1100" w:type="dxa"/>
@@ -9641,12 +9551,6 @@
         </w:tc>
       </w:tr>
       <w:tr>
-        <w:tblPrEx>
-          <w:tblCellMar>
-            <w:top w:w="0" w:type="dxa"/>
-            <w:bottom w:w="0" w:type="dxa"/>
-          </w:tblCellMar>
-        </w:tblPrEx>
         <w:tc>
           <w:tcPr>
             <w:tcW w:w="1100" w:type="dxa"/>
@@ -9732,12 +9636,6 @@
         </w:tc>
       </w:tr>
       <w:tr>
-        <w:tblPrEx>
-          <w:tblCellMar>
-            <w:top w:w="0" w:type="dxa"/>
-            <w:bottom w:w="0" w:type="dxa"/>
-          </w:tblCellMar>
-        </w:tblPrEx>
         <w:tc>
           <w:tcPr>
             <w:tcW w:w="1100" w:type="dxa"/>
@@ -9820,12 +9718,6 @@
         </w:tc>
       </w:tr>
       <w:tr>
-        <w:tblPrEx>
-          <w:tblCellMar>
-            <w:top w:w="0" w:type="dxa"/>
-            <w:bottom w:w="0" w:type="dxa"/>
-          </w:tblCellMar>
-        </w:tblPrEx>
         <w:tc>
           <w:tcPr>
             <w:tcW w:w="1100" w:type="dxa"/>
@@ -9911,12 +9803,6 @@
         </w:tc>
       </w:tr>
       <w:tr>
-        <w:tblPrEx>
-          <w:tblCellMar>
-            <w:top w:w="0" w:type="dxa"/>
-            <w:bottom w:w="0" w:type="dxa"/>
-          </w:tblCellMar>
-        </w:tblPrEx>
         <w:tc>
           <w:tcPr>
             <w:tcW w:w="1100" w:type="dxa"/>
@@ -9999,12 +9885,6 @@
         </w:tc>
       </w:tr>
       <w:tr>
-        <w:tblPrEx>
-          <w:tblCellMar>
-            <w:top w:w="0" w:type="dxa"/>
-            <w:bottom w:w="0" w:type="dxa"/>
-          </w:tblCellMar>
-        </w:tblPrEx>
         <w:tc>
           <w:tcPr>
             <w:tcW w:w="1100" w:type="dxa"/>
@@ -10090,12 +9970,6 @@
         </w:tc>
       </w:tr>
       <w:tr>
-        <w:tblPrEx>
-          <w:tblCellMar>
-            <w:top w:w="0" w:type="dxa"/>
-            <w:bottom w:w="0" w:type="dxa"/>
-          </w:tblCellMar>
-        </w:tblPrEx>
         <w:tc>
           <w:tcPr>
             <w:tcW w:w="1100" w:type="dxa"/>
@@ -10178,12 +10052,6 @@
         </w:tc>
       </w:tr>
       <w:tr>
-        <w:tblPrEx>
-          <w:tblCellMar>
-            <w:top w:w="0" w:type="dxa"/>
-            <w:bottom w:w="0" w:type="dxa"/>
-          </w:tblCellMar>
-        </w:tblPrEx>
         <w:tc>
           <w:tcPr>
             <w:tcW w:w="1100" w:type="dxa"/>
@@ -10269,12 +10137,6 @@
         </w:tc>
       </w:tr>
       <w:tr>
-        <w:tblPrEx>
-          <w:tblCellMar>
-            <w:top w:w="0" w:type="dxa"/>
-            <w:bottom w:w="0" w:type="dxa"/>
-          </w:tblCellMar>
-        </w:tblPrEx>
         <w:tc>
           <w:tcPr>
             <w:tcW w:w="1100" w:type="dxa"/>
@@ -10357,12 +10219,6 @@
         </w:tc>
       </w:tr>
       <w:tr>
-        <w:tblPrEx>
-          <w:tblCellMar>
-            <w:top w:w="0" w:type="dxa"/>
-            <w:bottom w:w="0" w:type="dxa"/>
-          </w:tblCellMar>
-        </w:tblPrEx>
         <w:tc>
           <w:tcPr>
             <w:tcW w:w="1100" w:type="dxa"/>
@@ -10502,12 +10358,6 @@
         <w:gridCol w:w="3500"/>
       </w:tblGrid>
       <w:tr>
-        <w:tblPrEx>
-          <w:tblCellMar>
-            <w:top w:w="0" w:type="dxa"/>
-            <w:bottom w:w="0" w:type="dxa"/>
-          </w:tblCellMar>
-        </w:tblPrEx>
         <w:trPr>
           <w:tblHeader/>
         </w:trPr>
@@ -10600,12 +10450,6 @@
         </w:tc>
       </w:tr>
       <w:tr>
-        <w:tblPrEx>
-          <w:tblCellMar>
-            <w:top w:w="0" w:type="dxa"/>
-            <w:bottom w:w="0" w:type="dxa"/>
-          </w:tblCellMar>
-        </w:tblPrEx>
         <w:tc>
           <w:tcPr>
             <w:tcW w:w="1100" w:type="dxa"/>
@@ -10688,12 +10532,6 @@
         </w:tc>
       </w:tr>
       <w:tr>
-        <w:tblPrEx>
-          <w:tblCellMar>
-            <w:top w:w="0" w:type="dxa"/>
-            <w:bottom w:w="0" w:type="dxa"/>
-          </w:tblCellMar>
-        </w:tblPrEx>
         <w:tc>
           <w:tcPr>
             <w:tcW w:w="1100" w:type="dxa"/>
@@ -10779,12 +10617,6 @@
         </w:tc>
       </w:tr>
       <w:tr>
-        <w:tblPrEx>
-          <w:tblCellMar>
-            <w:top w:w="0" w:type="dxa"/>
-            <w:bottom w:w="0" w:type="dxa"/>
-          </w:tblCellMar>
-        </w:tblPrEx>
         <w:tc>
           <w:tcPr>
             <w:tcW w:w="1100" w:type="dxa"/>
@@ -10867,12 +10699,6 @@
         </w:tc>
       </w:tr>
       <w:tr>
-        <w:tblPrEx>
-          <w:tblCellMar>
-            <w:top w:w="0" w:type="dxa"/>
-            <w:bottom w:w="0" w:type="dxa"/>
-          </w:tblCellMar>
-        </w:tblPrEx>
         <w:tc>
           <w:tcPr>
             <w:tcW w:w="1100" w:type="dxa"/>
@@ -10958,12 +10784,6 @@
         </w:tc>
       </w:tr>
       <w:tr>
-        <w:tblPrEx>
-          <w:tblCellMar>
-            <w:top w:w="0" w:type="dxa"/>
-            <w:bottom w:w="0" w:type="dxa"/>
-          </w:tblCellMar>
-        </w:tblPrEx>
         <w:tc>
           <w:tcPr>
             <w:tcW w:w="1100" w:type="dxa"/>
@@ -11149,12 +10969,6 @@
         <w:gridCol w:w="9000"/>
       </w:tblGrid>
       <w:tr>
-        <w:tblPrEx>
-          <w:tblCellMar>
-            <w:top w:w="0" w:type="dxa"/>
-            <w:bottom w:w="0" w:type="dxa"/>
-          </w:tblCellMar>
-        </w:tblPrEx>
         <w:tc>
           <w:tcPr>
             <w:tcW w:w="9000" w:type="dxa"/>
@@ -11296,12 +11110,6 @@
         <w:gridCol w:w="5372"/>
       </w:tblGrid>
       <w:tr>
-        <w:tblPrEx>
-          <w:tblCellMar>
-            <w:top w:w="0" w:type="dxa"/>
-            <w:bottom w:w="0" w:type="dxa"/>
-          </w:tblCellMar>
-        </w:tblPrEx>
         <w:trPr>
           <w:tblHeader/>
         </w:trPr>
@@ -11365,12 +11173,6 @@
         </w:tc>
       </w:tr>
       <w:tr>
-        <w:tblPrEx>
-          <w:tblCellMar>
-            <w:top w:w="0" w:type="dxa"/>
-            <w:bottom w:w="0" w:type="dxa"/>
-          </w:tblCellMar>
-        </w:tblPrEx>
         <w:tc>
           <w:tcPr>
             <w:tcW w:w="3400" w:type="dxa"/>
@@ -11427,12 +11229,6 @@
         </w:tc>
       </w:tr>
       <w:tr>
-        <w:tblPrEx>
-          <w:tblCellMar>
-            <w:top w:w="0" w:type="dxa"/>
-            <w:bottom w:w="0" w:type="dxa"/>
-          </w:tblCellMar>
-        </w:tblPrEx>
         <w:tc>
           <w:tcPr>
             <w:tcW w:w="3400" w:type="dxa"/>
@@ -11491,12 +11287,6 @@
         </w:tc>
       </w:tr>
       <w:tr>
-        <w:tblPrEx>
-          <w:tblCellMar>
-            <w:top w:w="0" w:type="dxa"/>
-            <w:bottom w:w="0" w:type="dxa"/>
-          </w:tblCellMar>
-        </w:tblPrEx>
         <w:tc>
           <w:tcPr>
             <w:tcW w:w="3400" w:type="dxa"/>
@@ -11634,6 +11424,7 @@
         <w:rPr>
           <w:sz w:val="26"/>
           <w:szCs w:val="26"/>
+          <w:lang w:val="vi-VN"/>
         </w:rPr>
       </w:pPr>
       <w:bookmarkStart w:id="16" w:name="_Toc241611091"/>
@@ -11641,6 +11432,7 @@
         <w:rPr>
           <w:sz w:val="26"/>
           <w:szCs w:val="26"/>
+          <w:lang w:val="vi-VN"/>
         </w:rPr>
         <w:t>Câu hỏi</w:t>
       </w:r>
@@ -11652,12 +11444,14 @@
         <w:rPr>
           <w:sz w:val="26"/>
           <w:szCs w:val="26"/>
-        </w:rPr>
-      </w:pPr>
-      <w:r>
-        <w:rPr>
-          <w:sz w:val="26"/>
-          <w:szCs w:val="26"/>
+          <w:lang w:val="vi-VN"/>
+        </w:rPr>
+      </w:pPr>
+      <w:r>
+        <w:rPr>
+          <w:sz w:val="26"/>
+          <w:szCs w:val="26"/>
+          <w:lang w:val="vi-VN"/>
         </w:rPr>
         <w:t>Tốc độ đọc prompt và sinh token thực tế là bao nhiêu, ở các độ dài ngữ cảnh khác nhau?</w:t>
       </w:r>
@@ -11669,6 +11463,7 @@
         <w:rPr>
           <w:sz w:val="26"/>
           <w:szCs w:val="26"/>
+          <w:lang w:val="vi-VN"/>
         </w:rPr>
       </w:pPr>
       <w:bookmarkStart w:id="17" w:name="_Toc241611092"/>
@@ -11676,6 +11471,7 @@
         <w:rPr>
           <w:sz w:val="26"/>
           <w:szCs w:val="26"/>
+          <w:lang w:val="vi-VN"/>
         </w:rPr>
         <w:t>Phương pháp</w:t>
       </w:r>
@@ -11687,12 +11483,14 @@
         <w:rPr>
           <w:sz w:val="26"/>
           <w:szCs w:val="26"/>
-        </w:rPr>
-      </w:pPr>
-      <w:r>
-        <w:rPr>
-          <w:sz w:val="26"/>
-          <w:szCs w:val="26"/>
+          <w:lang w:val="vi-VN"/>
+        </w:rPr>
+      </w:pPr>
+      <w:r>
+        <w:rPr>
+          <w:sz w:val="26"/>
+          <w:szCs w:val="26"/>
+          <w:lang w:val="vi-VN"/>
         </w:rPr>
         <w:t>Prompt được dựng từ văn bản hợp đồng thật (điều khoản phạt vi phạm) để phân tách token sát với điều kiện sử dụng thực tế, thay vì dùng văn bản giả lập. Số token được lấy từ trường prompt_eval_count do Ollama trả về nên là số chính xác, không phải ước lượng. Mỗi mô hình được đo ở năm mức độ dài ngữ cảnh.</w:t>
       </w:r>
@@ -11742,12 +11540,6 @@
         <w:gridCol w:w="1300"/>
       </w:tblGrid>
       <w:tr>
-        <w:tblPrEx>
-          <w:tblCellMar>
-            <w:top w:w="0" w:type="dxa"/>
-            <w:bottom w:w="0" w:type="dxa"/>
-          </w:tblCellMar>
-        </w:tblPrEx>
         <w:trPr>
           <w:tblHeader/>
         </w:trPr>
@@ -11932,12 +11724,6 @@
         </w:tc>
       </w:tr>
       <w:tr>
-        <w:tblPrEx>
-          <w:tblCellMar>
-            <w:top w:w="0" w:type="dxa"/>
-            <w:bottom w:w="0" w:type="dxa"/>
-          </w:tblCellMar>
-        </w:tblPrEx>
         <w:tc>
           <w:tcPr>
             <w:tcW w:w="1800" w:type="dxa"/>
@@ -12101,12 +11887,6 @@
         </w:tc>
       </w:tr>
       <w:tr>
-        <w:tblPrEx>
-          <w:tblCellMar>
-            <w:top w:w="0" w:type="dxa"/>
-            <w:bottom w:w="0" w:type="dxa"/>
-          </w:tblCellMar>
-        </w:tblPrEx>
         <w:tc>
           <w:tcPr>
             <w:tcW w:w="1800" w:type="dxa"/>
@@ -12276,12 +12056,6 @@
         </w:tc>
       </w:tr>
       <w:tr>
-        <w:tblPrEx>
-          <w:tblCellMar>
-            <w:top w:w="0" w:type="dxa"/>
-            <w:bottom w:w="0" w:type="dxa"/>
-          </w:tblCellMar>
-        </w:tblPrEx>
         <w:tc>
           <w:tcPr>
             <w:tcW w:w="1800" w:type="dxa"/>
@@ -12445,12 +12219,6 @@
         </w:tc>
       </w:tr>
       <w:tr>
-        <w:tblPrEx>
-          <w:tblCellMar>
-            <w:top w:w="0" w:type="dxa"/>
-            <w:bottom w:w="0" w:type="dxa"/>
-          </w:tblCellMar>
-        </w:tblPrEx>
         <w:tc>
           <w:tcPr>
             <w:tcW w:w="1800" w:type="dxa"/>
@@ -12620,12 +12388,6 @@
         </w:tc>
       </w:tr>
       <w:tr>
-        <w:tblPrEx>
-          <w:tblCellMar>
-            <w:top w:w="0" w:type="dxa"/>
-            <w:bottom w:w="0" w:type="dxa"/>
-          </w:tblCellMar>
-        </w:tblPrEx>
         <w:tc>
           <w:tcPr>
             <w:tcW w:w="1800" w:type="dxa"/>
@@ -12789,12 +12551,6 @@
         </w:tc>
       </w:tr>
       <w:tr>
-        <w:tblPrEx>
-          <w:tblCellMar>
-            <w:top w:w="0" w:type="dxa"/>
-            <w:bottom w:w="0" w:type="dxa"/>
-          </w:tblCellMar>
-        </w:tblPrEx>
         <w:tc>
           <w:tcPr>
             <w:tcW w:w="1800" w:type="dxa"/>
@@ -12964,12 +12720,6 @@
         </w:tc>
       </w:tr>
       <w:tr>
-        <w:tblPrEx>
-          <w:tblCellMar>
-            <w:top w:w="0" w:type="dxa"/>
-            <w:bottom w:w="0" w:type="dxa"/>
-          </w:tblCellMar>
-        </w:tblPrEx>
         <w:tc>
           <w:tcPr>
             <w:tcW w:w="1800" w:type="dxa"/>
@@ -13133,12 +12883,6 @@
         </w:tc>
       </w:tr>
       <w:tr>
-        <w:tblPrEx>
-          <w:tblCellMar>
-            <w:top w:w="0" w:type="dxa"/>
-            <w:bottom w:w="0" w:type="dxa"/>
-          </w:tblCellMar>
-        </w:tblPrEx>
         <w:tc>
           <w:tcPr>
             <w:tcW w:w="1800" w:type="dxa"/>
@@ -13308,12 +13052,6 @@
         </w:tc>
       </w:tr>
       <w:tr>
-        <w:tblPrEx>
-          <w:tblCellMar>
-            <w:top w:w="0" w:type="dxa"/>
-            <w:bottom w:w="0" w:type="dxa"/>
-          </w:tblCellMar>
-        </w:tblPrEx>
         <w:tc>
           <w:tcPr>
             <w:tcW w:w="1800" w:type="dxa"/>
@@ -13477,12 +13215,6 @@
         </w:tc>
       </w:tr>
       <w:tr>
-        <w:tblPrEx>
-          <w:tblCellMar>
-            <w:top w:w="0" w:type="dxa"/>
-            <w:bottom w:w="0" w:type="dxa"/>
-          </w:tblCellMar>
-        </w:tblPrEx>
         <w:tc>
           <w:tcPr>
             <w:tcW w:w="1800" w:type="dxa"/>
@@ -13813,12 +13545,6 @@
         <w:gridCol w:w="2500"/>
       </w:tblGrid>
       <w:tr>
-        <w:tblPrEx>
-          <w:tblCellMar>
-            <w:top w:w="0" w:type="dxa"/>
-            <w:bottom w:w="0" w:type="dxa"/>
-          </w:tblCellMar>
-        </w:tblPrEx>
         <w:trPr>
           <w:tblHeader/>
         </w:trPr>
@@ -13911,12 +13637,6 @@
         </w:tc>
       </w:tr>
       <w:tr>
-        <w:tblPrEx>
-          <w:tblCellMar>
-            <w:top w:w="0" w:type="dxa"/>
-            <w:bottom w:w="0" w:type="dxa"/>
-          </w:tblCellMar>
-        </w:tblPrEx>
         <w:tc>
           <w:tcPr>
             <w:tcW w:w="1100" w:type="dxa"/>
@@ -13999,12 +13719,6 @@
         </w:tc>
       </w:tr>
       <w:tr>
-        <w:tblPrEx>
-          <w:tblCellMar>
-            <w:top w:w="0" w:type="dxa"/>
-            <w:bottom w:w="0" w:type="dxa"/>
-          </w:tblCellMar>
-        </w:tblPrEx>
         <w:tc>
           <w:tcPr>
             <w:tcW w:w="1100" w:type="dxa"/>
@@ -14090,12 +13804,6 @@
         </w:tc>
       </w:tr>
       <w:tr>
-        <w:tblPrEx>
-          <w:tblCellMar>
-            <w:top w:w="0" w:type="dxa"/>
-            <w:bottom w:w="0" w:type="dxa"/>
-          </w:tblCellMar>
-        </w:tblPrEx>
         <w:tc>
           <w:tcPr>
             <w:tcW w:w="1100" w:type="dxa"/>
@@ -14178,12 +13886,6 @@
         </w:tc>
       </w:tr>
       <w:tr>
-        <w:tblPrEx>
-          <w:tblCellMar>
-            <w:top w:w="0" w:type="dxa"/>
-            <w:bottom w:w="0" w:type="dxa"/>
-          </w:tblCellMar>
-        </w:tblPrEx>
         <w:tc>
           <w:tcPr>
             <w:tcW w:w="1100" w:type="dxa"/>
@@ -14429,12 +14131,6 @@
         <w:gridCol w:w="1500"/>
       </w:tblGrid>
       <w:tr>
-        <w:tblPrEx>
-          <w:tblCellMar>
-            <w:top w:w="0" w:type="dxa"/>
-            <w:bottom w:w="0" w:type="dxa"/>
-          </w:tblCellMar>
-        </w:tblPrEx>
         <w:trPr>
           <w:tblHeader/>
         </w:trPr>
@@ -14556,12 +14252,6 @@
         </w:tc>
       </w:tr>
       <w:tr>
-        <w:tblPrEx>
-          <w:tblCellMar>
-            <w:top w:w="0" w:type="dxa"/>
-            <w:bottom w:w="0" w:type="dxa"/>
-          </w:tblCellMar>
-        </w:tblPrEx>
         <w:tc>
           <w:tcPr>
             <w:tcW w:w="1696" w:type="dxa"/>
@@ -14674,12 +14364,6 @@
         </w:tc>
       </w:tr>
       <w:tr>
-        <w:tblPrEx>
-          <w:tblCellMar>
-            <w:top w:w="0" w:type="dxa"/>
-            <w:bottom w:w="0" w:type="dxa"/>
-          </w:tblCellMar>
-        </w:tblPrEx>
         <w:tc>
           <w:tcPr>
             <w:tcW w:w="1696" w:type="dxa"/>
@@ -14969,12 +14653,6 @@
         <w:gridCol w:w="2400"/>
       </w:tblGrid>
       <w:tr>
-        <w:tblPrEx>
-          <w:tblCellMar>
-            <w:top w:w="0" w:type="dxa"/>
-            <w:bottom w:w="0" w:type="dxa"/>
-          </w:tblCellMar>
-        </w:tblPrEx>
         <w:trPr>
           <w:tblHeader/>
         </w:trPr>
@@ -15096,12 +14774,6 @@
         </w:tc>
       </w:tr>
       <w:tr>
-        <w:tblPrEx>
-          <w:tblCellMar>
-            <w:top w:w="0" w:type="dxa"/>
-            <w:bottom w:w="0" w:type="dxa"/>
-          </w:tblCellMar>
-        </w:tblPrEx>
         <w:tc>
           <w:tcPr>
             <w:tcW w:w="2200" w:type="dxa"/>
@@ -15210,12 +14882,6 @@
         </w:tc>
       </w:tr>
       <w:tr>
-        <w:tblPrEx>
-          <w:tblCellMar>
-            <w:top w:w="0" w:type="dxa"/>
-            <w:bottom w:w="0" w:type="dxa"/>
-          </w:tblCellMar>
-        </w:tblPrEx>
         <w:tc>
           <w:tcPr>
             <w:tcW w:w="2200" w:type="dxa"/>
@@ -15494,12 +15160,6 @@
         <w:gridCol w:w="9000"/>
       </w:tblGrid>
       <w:tr>
-        <w:tblPrEx>
-          <w:tblCellMar>
-            <w:top w:w="0" w:type="dxa"/>
-            <w:bottom w:w="0" w:type="dxa"/>
-          </w:tblCellMar>
-        </w:tblPrEx>
         <w:tc>
           <w:tcPr>
             <w:tcW w:w="9000" w:type="dxa"/>
@@ -15539,20 +15199,22 @@
               <w:rPr>
                 <w:sz w:val="26"/>
                 <w:szCs w:val="26"/>
-              </w:rPr>
-            </w:pPr>
-            <w:r>
-              <w:rPr>
-                <w:sz w:val="26"/>
-                <w:szCs w:val="26"/>
                 <w:lang w:val="vi-VN"/>
               </w:rPr>
+            </w:pPr>
+            <w:r>
+              <w:rPr>
+                <w:sz w:val="26"/>
+                <w:szCs w:val="26"/>
+                <w:lang w:val="vi-VN"/>
+              </w:rPr>
               <w:t xml:space="preserve">Việc thu hẹp phạm vi này là quyết định dựa trên bằng chứng thực nghiệm, không phải do hạn chế về kỹ thuật thực hiện. </w:t>
             </w:r>
             <w:r>
               <w:rPr>
                 <w:sz w:val="26"/>
                 <w:szCs w:val="26"/>
+                <w:lang w:val="vi-VN"/>
               </w:rPr>
               <w:t>Rủi ro nạp dữ liệu sai âm thầm được đánh giá là nghiêm trọng hơn lợi ích của việc hỗ trợ thêm một loại định dạng.</w:t>
             </w:r>
@@ -15565,12 +15227,14 @@
         <w:rPr>
           <w:sz w:val="26"/>
           <w:szCs w:val="26"/>
-        </w:rPr>
-      </w:pPr>
-      <w:r>
-        <w:rPr>
-          <w:sz w:val="26"/>
-          <w:szCs w:val="26"/>
+          <w:lang w:val="vi-VN"/>
+        </w:rPr>
+      </w:pPr>
+      <w:r>
+        <w:rPr>
+          <w:sz w:val="26"/>
+          <w:szCs w:val="26"/>
+          <w:lang w:val="vi-VN"/>
         </w:rPr>
         <w:br w:type="page"/>
       </w:r>
@@ -15582,6 +15246,7 @@
         <w:rPr>
           <w:sz w:val="26"/>
           <w:szCs w:val="26"/>
+          <w:lang w:val="vi-VN"/>
         </w:rPr>
       </w:pPr>
       <w:bookmarkStart w:id="31" w:name="_Toc241611106"/>
@@ -15589,6 +15254,7 @@
         <w:rPr>
           <w:sz w:val="26"/>
           <w:szCs w:val="26"/>
+          <w:lang w:val="vi-VN"/>
         </w:rPr>
         <w:lastRenderedPageBreak/>
         <w:t>4. Thiết kế kiến trúc</w:t>
@@ -15599,9 +15265,15 @@
       <w:pPr>
         <w:pStyle w:val="Heading2"/>
         <w:spacing w:before="280" w:after="140"/>
+        <w:rPr>
+          <w:lang w:val="vi-VN"/>
+        </w:rPr>
       </w:pPr>
       <w:bookmarkStart w:id="32" w:name="_Toc241611107"/>
       <w:r>
+        <w:rPr>
+          <w:lang w:val="vi-VN"/>
+        </w:rPr>
         <w:t>4.1. Kiến trúc triển khai</w:t>
       </w:r>
       <w:bookmarkEnd w:id="32"/>
@@ -15612,12 +15284,14 @@
         <w:rPr>
           <w:sz w:val="26"/>
           <w:szCs w:val="26"/>
-        </w:rPr>
-      </w:pPr>
-      <w:r>
-        <w:rPr>
-          <w:sz w:val="26"/>
-          <w:szCs w:val="26"/>
+          <w:lang w:val="vi-VN"/>
+        </w:rPr>
+      </w:pPr>
+      <w:r>
+        <w:rPr>
+          <w:sz w:val="26"/>
+          <w:szCs w:val="26"/>
+          <w:lang w:val="vi-VN"/>
         </w:rPr>
         <w:t>Hệ thống được chia làm hai phần triển khai. Chỉ Qdrant chạy trong Docker; mọi thành phần còn lại chạy trực tiếp trên hệ điều hành.</w:t>
       </w:r>
@@ -15629,6 +15303,7 @@
         <w:rPr>
           <w:sz w:val="26"/>
           <w:szCs w:val="26"/>
+          <w:lang w:val="vi-VN"/>
         </w:rPr>
       </w:pPr>
       <w:r>
@@ -15636,6 +15311,7 @@
           <w:rFonts w:eastAsia="Courier New"/>
           <w:sz w:val="26"/>
           <w:szCs w:val="26"/>
+          <w:lang w:val="vi-VN"/>
         </w:rPr>
         <w:t>Windows 11 (chạy trực tiếp)</w:t>
       </w:r>
@@ -15647,6 +15323,7 @@
         <w:rPr>
           <w:sz w:val="26"/>
           <w:szCs w:val="26"/>
+          <w:lang w:val="vi-VN"/>
         </w:rPr>
       </w:pPr>
       <w:r>
@@ -15654,6 +15331,7 @@
           <w:rFonts w:eastAsia="Courier New"/>
           <w:sz w:val="26"/>
           <w:szCs w:val="26"/>
+          <w:lang w:val="vi-VN"/>
         </w:rPr>
         <w:t>├── Ollama                    ← tăng tốc Vulkan trên Radeon 780M</w:t>
       </w:r>
@@ -15665,6 +15343,7 @@
         <w:rPr>
           <w:sz w:val="26"/>
           <w:szCs w:val="26"/>
+          <w:lang w:val="vi-VN"/>
         </w:rPr>
       </w:pPr>
       <w:r>
@@ -15672,6 +15351,7 @@
           <w:rFonts w:eastAsia="Courier New"/>
           <w:sz w:val="26"/>
           <w:szCs w:val="26"/>
+          <w:lang w:val="vi-VN"/>
         </w:rPr>
         <w:t>│   ├── qwen3.5:9b            ← nút Synthesize</w:t>
       </w:r>
@@ -15683,6 +15363,7 @@
         <w:rPr>
           <w:sz w:val="26"/>
           <w:szCs w:val="26"/>
+          <w:lang w:val="vi-VN"/>
         </w:rPr>
       </w:pPr>
       <w:r>
@@ -15690,6 +15371,7 @@
           <w:rFonts w:eastAsia="Courier New"/>
           <w:sz w:val="26"/>
           <w:szCs w:val="26"/>
+          <w:lang w:val="vi-VN"/>
         </w:rPr>
         <w:t>│   ├── qwen3.5:4b            ← nút Router, Verify</w:t>
       </w:r>
@@ -15701,6 +15383,7 @@
         <w:rPr>
           <w:sz w:val="26"/>
           <w:szCs w:val="26"/>
+          <w:lang w:val="vi-VN"/>
         </w:rPr>
       </w:pPr>
       <w:r>
@@ -15708,6 +15391,7 @@
           <w:rFonts w:eastAsia="Courier New"/>
           <w:sz w:val="26"/>
           <w:szCs w:val="26"/>
+          <w:lang w:val="vi-VN"/>
         </w:rPr>
         <w:t>│   └── bge-m3                ← sinh vector dày đặc</w:t>
       </w:r>
@@ -15719,6 +15403,7 @@
         <w:rPr>
           <w:sz w:val="26"/>
           <w:szCs w:val="26"/>
+          <w:lang w:val="vi-VN"/>
         </w:rPr>
       </w:pPr>
       <w:r>
@@ -15726,6 +15411,7 @@
           <w:rFonts w:eastAsia="Courier New"/>
           <w:sz w:val="26"/>
           <w:szCs w:val="26"/>
+          <w:lang w:val="vi-VN"/>
         </w:rPr>
         <w:t>└── Ứng dụng Python (môi trường ảo)</w:t>
       </w:r>
@@ -15744,8 +15430,17 @@
           <w:rFonts w:eastAsia="Courier New"/>
           <w:sz w:val="26"/>
           <w:szCs w:val="26"/>
-        </w:rPr>
-        <w:t xml:space="preserve">    ├── LangGraph + SqliteSaver (bộ nhớ ngắn hạn)</w:t>
+          <w:lang w:val="vi-VN"/>
+        </w:rPr>
+        <w:t xml:space="preserve">    </w:t>
+      </w:r>
+      <w:r>
+        <w:rPr>
+          <w:rFonts w:eastAsia="Courier New"/>
+          <w:sz w:val="26"/>
+          <w:szCs w:val="26"/>
+        </w:rPr>
+        <w:t>├── LangGraph + SqliteSaver (bộ nhớ ngắn hạn)</w:t>
       </w:r>
     </w:p>
     <w:p>
@@ -16049,12 +15744,6 @@
         <w:gridCol w:w="4200"/>
       </w:tblGrid>
       <w:tr>
-        <w:tblPrEx>
-          <w:tblCellMar>
-            <w:top w:w="0" w:type="dxa"/>
-            <w:bottom w:w="0" w:type="dxa"/>
-          </w:tblCellMar>
-        </w:tblPrEx>
         <w:trPr>
           <w:tblHeader/>
         </w:trPr>
@@ -16147,12 +15836,6 @@
         </w:tc>
       </w:tr>
       <w:tr>
-        <w:tblPrEx>
-          <w:tblCellMar>
-            <w:top w:w="0" w:type="dxa"/>
-            <w:bottom w:w="0" w:type="dxa"/>
-          </w:tblCellMar>
-        </w:tblPrEx>
         <w:tc>
           <w:tcPr>
             <w:tcW w:w="1500" w:type="dxa"/>
@@ -16235,12 +15918,6 @@
         </w:tc>
       </w:tr>
       <w:tr>
-        <w:tblPrEx>
-          <w:tblCellMar>
-            <w:top w:w="0" w:type="dxa"/>
-            <w:bottom w:w="0" w:type="dxa"/>
-          </w:tblCellMar>
-        </w:tblPrEx>
         <w:tc>
           <w:tcPr>
             <w:tcW w:w="1500" w:type="dxa"/>
@@ -16326,12 +16003,6 @@
         </w:tc>
       </w:tr>
       <w:tr>
-        <w:tblPrEx>
-          <w:tblCellMar>
-            <w:top w:w="0" w:type="dxa"/>
-            <w:bottom w:w="0" w:type="dxa"/>
-          </w:tblCellMar>
-        </w:tblPrEx>
         <w:tc>
           <w:tcPr>
             <w:tcW w:w="1500" w:type="dxa"/>
@@ -16444,12 +16115,6 @@
         </w:tc>
       </w:tr>
       <w:tr>
-        <w:tblPrEx>
-          <w:tblCellMar>
-            <w:top w:w="0" w:type="dxa"/>
-            <w:bottom w:w="0" w:type="dxa"/>
-          </w:tblCellMar>
-        </w:tblPrEx>
         <w:tc>
           <w:tcPr>
             <w:tcW w:w="1500" w:type="dxa"/>
@@ -16908,12 +16573,6 @@
         <w:gridCol w:w="3400"/>
       </w:tblGrid>
       <w:tr>
-        <w:tblPrEx>
-          <w:tblCellMar>
-            <w:top w:w="0" w:type="dxa"/>
-            <w:bottom w:w="0" w:type="dxa"/>
-          </w:tblCellMar>
-        </w:tblPrEx>
         <w:trPr>
           <w:tblHeader/>
         </w:trPr>
@@ -17006,12 +16665,6 @@
         </w:tc>
       </w:tr>
       <w:tr>
-        <w:tblPrEx>
-          <w:tblCellMar>
-            <w:top w:w="0" w:type="dxa"/>
-            <w:bottom w:w="0" w:type="dxa"/>
-          </w:tblCellMar>
-        </w:tblPrEx>
         <w:tc>
           <w:tcPr>
             <w:tcW w:w="3200" w:type="dxa"/>
@@ -17094,12 +16747,6 @@
         </w:tc>
       </w:tr>
       <w:tr>
-        <w:tblPrEx>
-          <w:tblCellMar>
-            <w:top w:w="0" w:type="dxa"/>
-            <w:bottom w:w="0" w:type="dxa"/>
-          </w:tblCellMar>
-        </w:tblPrEx>
         <w:tc>
           <w:tcPr>
             <w:tcW w:w="3200" w:type="dxa"/>
@@ -17185,12 +16832,6 @@
         </w:tc>
       </w:tr>
       <w:tr>
-        <w:tblPrEx>
-          <w:tblCellMar>
-            <w:top w:w="0" w:type="dxa"/>
-            <w:bottom w:w="0" w:type="dxa"/>
-          </w:tblCellMar>
-        </w:tblPrEx>
         <w:tc>
           <w:tcPr>
             <w:tcW w:w="3200" w:type="dxa"/>
@@ -17273,12 +16914,6 @@
         </w:tc>
       </w:tr>
       <w:tr>
-        <w:tblPrEx>
-          <w:tblCellMar>
-            <w:top w:w="0" w:type="dxa"/>
-            <w:bottom w:w="0" w:type="dxa"/>
-          </w:tblCellMar>
-        </w:tblPrEx>
         <w:tc>
           <w:tcPr>
             <w:tcW w:w="3200" w:type="dxa"/>
@@ -17436,12 +17071,6 @@
         <w:gridCol w:w="6900"/>
       </w:tblGrid>
       <w:tr>
-        <w:tblPrEx>
-          <w:tblCellMar>
-            <w:top w:w="0" w:type="dxa"/>
-            <w:bottom w:w="0" w:type="dxa"/>
-          </w:tblCellMar>
-        </w:tblPrEx>
         <w:trPr>
           <w:tblHeader/>
         </w:trPr>
@@ -17505,12 +17134,6 @@
         </w:tc>
       </w:tr>
       <w:tr>
-        <w:tblPrEx>
-          <w:tblCellMar>
-            <w:top w:w="0" w:type="dxa"/>
-            <w:bottom w:w="0" w:type="dxa"/>
-          </w:tblCellMar>
-        </w:tblPrEx>
         <w:tc>
           <w:tcPr>
             <w:tcW w:w="2100" w:type="dxa"/>
@@ -17567,12 +17190,6 @@
         </w:tc>
       </w:tr>
       <w:tr>
-        <w:tblPrEx>
-          <w:tblCellMar>
-            <w:top w:w="0" w:type="dxa"/>
-            <w:bottom w:w="0" w:type="dxa"/>
-          </w:tblCellMar>
-        </w:tblPrEx>
         <w:tc>
           <w:tcPr>
             <w:tcW w:w="2100" w:type="dxa"/>
@@ -17631,12 +17248,6 @@
         </w:tc>
       </w:tr>
       <w:tr>
-        <w:tblPrEx>
-          <w:tblCellMar>
-            <w:top w:w="0" w:type="dxa"/>
-            <w:bottom w:w="0" w:type="dxa"/>
-          </w:tblCellMar>
-        </w:tblPrEx>
         <w:tc>
           <w:tcPr>
             <w:tcW w:w="2100" w:type="dxa"/>
@@ -17693,12 +17304,6 @@
         </w:tc>
       </w:tr>
       <w:tr>
-        <w:tblPrEx>
-          <w:tblCellMar>
-            <w:top w:w="0" w:type="dxa"/>
-            <w:bottom w:w="0" w:type="dxa"/>
-          </w:tblCellMar>
-        </w:tblPrEx>
         <w:tc>
           <w:tcPr>
             <w:tcW w:w="2100" w:type="dxa"/>
@@ -17757,12 +17362,6 @@
         </w:tc>
       </w:tr>
       <w:tr>
-        <w:tblPrEx>
-          <w:tblCellMar>
-            <w:top w:w="0" w:type="dxa"/>
-            <w:bottom w:w="0" w:type="dxa"/>
-          </w:tblCellMar>
-        </w:tblPrEx>
         <w:tc>
           <w:tcPr>
             <w:tcW w:w="2100" w:type="dxa"/>
@@ -17819,12 +17418,6 @@
         </w:tc>
       </w:tr>
       <w:tr>
-        <w:tblPrEx>
-          <w:tblCellMar>
-            <w:top w:w="0" w:type="dxa"/>
-            <w:bottom w:w="0" w:type="dxa"/>
-          </w:tblCellMar>
-        </w:tblPrEx>
         <w:tc>
           <w:tcPr>
             <w:tcW w:w="2100" w:type="dxa"/>
@@ -17883,12 +17476,6 @@
         </w:tc>
       </w:tr>
       <w:tr>
-        <w:tblPrEx>
-          <w:tblCellMar>
-            <w:top w:w="0" w:type="dxa"/>
-            <w:bottom w:w="0" w:type="dxa"/>
-          </w:tblCellMar>
-        </w:tblPrEx>
         <w:tc>
           <w:tcPr>
             <w:tcW w:w="2100" w:type="dxa"/>
@@ -18006,12 +17593,6 @@
         <w:gridCol w:w="6900"/>
       </w:tblGrid>
       <w:tr>
-        <w:tblPrEx>
-          <w:tblCellMar>
-            <w:top w:w="0" w:type="dxa"/>
-            <w:bottom w:w="0" w:type="dxa"/>
-          </w:tblCellMar>
-        </w:tblPrEx>
         <w:trPr>
           <w:tblHeader/>
         </w:trPr>
@@ -18075,12 +17656,6 @@
         </w:tc>
       </w:tr>
       <w:tr>
-        <w:tblPrEx>
-          <w:tblCellMar>
-            <w:top w:w="0" w:type="dxa"/>
-            <w:bottom w:w="0" w:type="dxa"/>
-          </w:tblCellMar>
-        </w:tblPrEx>
         <w:tc>
           <w:tcPr>
             <w:tcW w:w="2100" w:type="dxa"/>
@@ -18137,12 +17712,6 @@
         </w:tc>
       </w:tr>
       <w:tr>
-        <w:tblPrEx>
-          <w:tblCellMar>
-            <w:top w:w="0" w:type="dxa"/>
-            <w:bottom w:w="0" w:type="dxa"/>
-          </w:tblCellMar>
-        </w:tblPrEx>
         <w:tc>
           <w:tcPr>
             <w:tcW w:w="2100" w:type="dxa"/>
@@ -18201,12 +17770,6 @@
         </w:tc>
       </w:tr>
       <w:tr>
-        <w:tblPrEx>
-          <w:tblCellMar>
-            <w:top w:w="0" w:type="dxa"/>
-            <w:bottom w:w="0" w:type="dxa"/>
-          </w:tblCellMar>
-        </w:tblPrEx>
         <w:tc>
           <w:tcPr>
             <w:tcW w:w="2100" w:type="dxa"/>
@@ -18264,12 +17827,6 @@
         </w:tc>
       </w:tr>
       <w:tr>
-        <w:tblPrEx>
-          <w:tblCellMar>
-            <w:top w:w="0" w:type="dxa"/>
-            <w:bottom w:w="0" w:type="dxa"/>
-          </w:tblCellMar>
-        </w:tblPrEx>
         <w:tc>
           <w:tcPr>
             <w:tcW w:w="2100" w:type="dxa"/>
@@ -18328,12 +17885,6 @@
         </w:tc>
       </w:tr>
       <w:tr>
-        <w:tblPrEx>
-          <w:tblCellMar>
-            <w:top w:w="0" w:type="dxa"/>
-            <w:bottom w:w="0" w:type="dxa"/>
-          </w:tblCellMar>
-        </w:tblPrEx>
         <w:tc>
           <w:tcPr>
             <w:tcW w:w="2100" w:type="dxa"/>
@@ -18390,12 +17941,6 @@
         </w:tc>
       </w:tr>
       <w:tr>
-        <w:tblPrEx>
-          <w:tblCellMar>
-            <w:top w:w="0" w:type="dxa"/>
-            <w:bottom w:w="0" w:type="dxa"/>
-          </w:tblCellMar>
-        </w:tblPrEx>
         <w:tc>
           <w:tcPr>
             <w:tcW w:w="2100" w:type="dxa"/>
@@ -18454,12 +17999,6 @@
         </w:tc>
       </w:tr>
       <w:tr>
-        <w:tblPrEx>
-          <w:tblCellMar>
-            <w:top w:w="0" w:type="dxa"/>
-            <w:bottom w:w="0" w:type="dxa"/>
-          </w:tblCellMar>
-        </w:tblPrEx>
         <w:tc>
           <w:tcPr>
             <w:tcW w:w="2100" w:type="dxa"/>
@@ -18577,12 +18116,6 @@
         <w:gridCol w:w="6900"/>
       </w:tblGrid>
       <w:tr>
-        <w:tblPrEx>
-          <w:tblCellMar>
-            <w:top w:w="0" w:type="dxa"/>
-            <w:bottom w:w="0" w:type="dxa"/>
-          </w:tblCellMar>
-        </w:tblPrEx>
         <w:trPr>
           <w:tblHeader/>
         </w:trPr>
@@ -18646,12 +18179,6 @@
         </w:tc>
       </w:tr>
       <w:tr>
-        <w:tblPrEx>
-          <w:tblCellMar>
-            <w:top w:w="0" w:type="dxa"/>
-            <w:bottom w:w="0" w:type="dxa"/>
-          </w:tblCellMar>
-        </w:tblPrEx>
         <w:tc>
           <w:tcPr>
             <w:tcW w:w="2100" w:type="dxa"/>
@@ -18708,12 +18235,6 @@
         </w:tc>
       </w:tr>
       <w:tr>
-        <w:tblPrEx>
-          <w:tblCellMar>
-            <w:top w:w="0" w:type="dxa"/>
-            <w:bottom w:w="0" w:type="dxa"/>
-          </w:tblCellMar>
-        </w:tblPrEx>
         <w:tc>
           <w:tcPr>
             <w:tcW w:w="2100" w:type="dxa"/>
@@ -18772,12 +18293,6 @@
         </w:tc>
       </w:tr>
       <w:tr>
-        <w:tblPrEx>
-          <w:tblCellMar>
-            <w:top w:w="0" w:type="dxa"/>
-            <w:bottom w:w="0" w:type="dxa"/>
-          </w:tblCellMar>
-        </w:tblPrEx>
         <w:tc>
           <w:tcPr>
             <w:tcW w:w="2100" w:type="dxa"/>
@@ -18834,12 +18349,6 @@
         </w:tc>
       </w:tr>
       <w:tr>
-        <w:tblPrEx>
-          <w:tblCellMar>
-            <w:top w:w="0" w:type="dxa"/>
-            <w:bottom w:w="0" w:type="dxa"/>
-          </w:tblCellMar>
-        </w:tblPrEx>
         <w:tc>
           <w:tcPr>
             <w:tcW w:w="2100" w:type="dxa"/>
@@ -18898,12 +18407,6 @@
         </w:tc>
       </w:tr>
       <w:tr>
-        <w:tblPrEx>
-          <w:tblCellMar>
-            <w:top w:w="0" w:type="dxa"/>
-            <w:bottom w:w="0" w:type="dxa"/>
-          </w:tblCellMar>
-        </w:tblPrEx>
         <w:tc>
           <w:tcPr>
             <w:tcW w:w="2100" w:type="dxa"/>
@@ -18960,12 +18463,6 @@
         </w:tc>
       </w:tr>
       <w:tr>
-        <w:tblPrEx>
-          <w:tblCellMar>
-            <w:top w:w="0" w:type="dxa"/>
-            <w:bottom w:w="0" w:type="dxa"/>
-          </w:tblCellMar>
-        </w:tblPrEx>
         <w:tc>
           <w:tcPr>
             <w:tcW w:w="2100" w:type="dxa"/>
@@ -19024,12 +18521,6 @@
         </w:tc>
       </w:tr>
       <w:tr>
-        <w:tblPrEx>
-          <w:tblCellMar>
-            <w:top w:w="0" w:type="dxa"/>
-            <w:bottom w:w="0" w:type="dxa"/>
-          </w:tblCellMar>
-        </w:tblPrEx>
         <w:tc>
           <w:tcPr>
             <w:tcW w:w="2100" w:type="dxa"/>
@@ -19147,12 +18638,6 @@
         <w:gridCol w:w="6900"/>
       </w:tblGrid>
       <w:tr>
-        <w:tblPrEx>
-          <w:tblCellMar>
-            <w:top w:w="0" w:type="dxa"/>
-            <w:bottom w:w="0" w:type="dxa"/>
-          </w:tblCellMar>
-        </w:tblPrEx>
         <w:trPr>
           <w:tblHeader/>
         </w:trPr>
@@ -19216,12 +18701,6 @@
         </w:tc>
       </w:tr>
       <w:tr>
-        <w:tblPrEx>
-          <w:tblCellMar>
-            <w:top w:w="0" w:type="dxa"/>
-            <w:bottom w:w="0" w:type="dxa"/>
-          </w:tblCellMar>
-        </w:tblPrEx>
         <w:tc>
           <w:tcPr>
             <w:tcW w:w="2100" w:type="dxa"/>
@@ -19278,12 +18757,6 @@
         </w:tc>
       </w:tr>
       <w:tr>
-        <w:tblPrEx>
-          <w:tblCellMar>
-            <w:top w:w="0" w:type="dxa"/>
-            <w:bottom w:w="0" w:type="dxa"/>
-          </w:tblCellMar>
-        </w:tblPrEx>
         <w:tc>
           <w:tcPr>
             <w:tcW w:w="2100" w:type="dxa"/>
@@ -19342,12 +18815,6 @@
         </w:tc>
       </w:tr>
       <w:tr>
-        <w:tblPrEx>
-          <w:tblCellMar>
-            <w:top w:w="0" w:type="dxa"/>
-            <w:bottom w:w="0" w:type="dxa"/>
-          </w:tblCellMar>
-        </w:tblPrEx>
         <w:tc>
           <w:tcPr>
             <w:tcW w:w="2100" w:type="dxa"/>
@@ -19404,12 +18871,6 @@
         </w:tc>
       </w:tr>
       <w:tr>
-        <w:tblPrEx>
-          <w:tblCellMar>
-            <w:top w:w="0" w:type="dxa"/>
-            <w:bottom w:w="0" w:type="dxa"/>
-          </w:tblCellMar>
-        </w:tblPrEx>
         <w:tc>
           <w:tcPr>
             <w:tcW w:w="2100" w:type="dxa"/>
@@ -19469,12 +18930,6 @@
         </w:tc>
       </w:tr>
       <w:tr>
-        <w:tblPrEx>
-          <w:tblCellMar>
-            <w:top w:w="0" w:type="dxa"/>
-            <w:bottom w:w="0" w:type="dxa"/>
-          </w:tblCellMar>
-        </w:tblPrEx>
         <w:tc>
           <w:tcPr>
             <w:tcW w:w="2100" w:type="dxa"/>
@@ -19531,12 +18986,6 @@
         </w:tc>
       </w:tr>
       <w:tr>
-        <w:tblPrEx>
-          <w:tblCellMar>
-            <w:top w:w="0" w:type="dxa"/>
-            <w:bottom w:w="0" w:type="dxa"/>
-          </w:tblCellMar>
-        </w:tblPrEx>
         <w:tc>
           <w:tcPr>
             <w:tcW w:w="2100" w:type="dxa"/>
@@ -19595,12 +19044,6 @@
         </w:tc>
       </w:tr>
       <w:tr>
-        <w:tblPrEx>
-          <w:tblCellMar>
-            <w:top w:w="0" w:type="dxa"/>
-            <w:bottom w:w="0" w:type="dxa"/>
-          </w:tblCellMar>
-        </w:tblPrEx>
         <w:tc>
           <w:tcPr>
             <w:tcW w:w="2100" w:type="dxa"/>
@@ -19712,12 +19155,6 @@
         <w:gridCol w:w="1627"/>
       </w:tblGrid>
       <w:tr>
-        <w:tblPrEx>
-          <w:tblCellMar>
-            <w:top w:w="0" w:type="dxa"/>
-            <w:bottom w:w="0" w:type="dxa"/>
-          </w:tblCellMar>
-        </w:tblPrEx>
         <w:trPr>
           <w:tblHeader/>
         </w:trPr>
@@ -19839,12 +19276,6 @@
         </w:tc>
       </w:tr>
       <w:tr>
-        <w:tblPrEx>
-          <w:tblCellMar>
-            <w:top w:w="0" w:type="dxa"/>
-            <w:bottom w:w="0" w:type="dxa"/>
-          </w:tblCellMar>
-        </w:tblPrEx>
         <w:tc>
           <w:tcPr>
             <w:tcW w:w="2100" w:type="dxa"/>
@@ -19953,12 +19384,6 @@
         </w:tc>
       </w:tr>
       <w:tr>
-        <w:tblPrEx>
-          <w:tblCellMar>
-            <w:top w:w="0" w:type="dxa"/>
-            <w:bottom w:w="0" w:type="dxa"/>
-          </w:tblCellMar>
-        </w:tblPrEx>
         <w:tc>
           <w:tcPr>
             <w:tcW w:w="2100" w:type="dxa"/>
@@ -20071,12 +19496,6 @@
         </w:tc>
       </w:tr>
       <w:tr>
-        <w:tblPrEx>
-          <w:tblCellMar>
-            <w:top w:w="0" w:type="dxa"/>
-            <w:bottom w:w="0" w:type="dxa"/>
-          </w:tblCellMar>
-        </w:tblPrEx>
         <w:tc>
           <w:tcPr>
             <w:tcW w:w="2100" w:type="dxa"/>
@@ -20185,12 +19604,6 @@
         </w:tc>
       </w:tr>
       <w:tr>
-        <w:tblPrEx>
-          <w:tblCellMar>
-            <w:top w:w="0" w:type="dxa"/>
-            <w:bottom w:w="0" w:type="dxa"/>
-          </w:tblCellMar>
-        </w:tblPrEx>
         <w:tc>
           <w:tcPr>
             <w:tcW w:w="2100" w:type="dxa"/>
@@ -20303,12 +19716,6 @@
         </w:tc>
       </w:tr>
       <w:tr>
-        <w:tblPrEx>
-          <w:tblCellMar>
-            <w:top w:w="0" w:type="dxa"/>
-            <w:bottom w:w="0" w:type="dxa"/>
-          </w:tblCellMar>
-        </w:tblPrEx>
         <w:tc>
           <w:tcPr>
             <w:tcW w:w="2100" w:type="dxa"/>
@@ -20417,12 +19824,6 @@
         </w:tc>
       </w:tr>
       <w:tr>
-        <w:tblPrEx>
-          <w:tblCellMar>
-            <w:top w:w="0" w:type="dxa"/>
-            <w:bottom w:w="0" w:type="dxa"/>
-          </w:tblCellMar>
-        </w:tblPrEx>
         <w:tc>
           <w:tcPr>
             <w:tcW w:w="2100" w:type="dxa"/>
@@ -20535,12 +19936,9 @@
         </w:tc>
       </w:tr>
       <w:tr>
-        <w:tblPrEx>
-          <w:tblCellMar>
-            <w:top w:w="0" w:type="dxa"/>
-            <w:bottom w:w="0" w:type="dxa"/>
-          </w:tblCellMar>
-        </w:tblPrEx>
+        <w:trPr>
+          <w:trHeight w:val="105"/>
+        </w:trPr>
         <w:tc>
           <w:tcPr>
             <w:tcW w:w="2100" w:type="dxa"/>
@@ -20649,12 +20047,6 @@
         </w:tc>
       </w:tr>
       <w:tr>
-        <w:tblPrEx>
-          <w:tblCellMar>
-            <w:top w:w="0" w:type="dxa"/>
-            <w:bottom w:w="0" w:type="dxa"/>
-          </w:tblCellMar>
-        </w:tblPrEx>
         <w:tc>
           <w:tcPr>
             <w:tcW w:w="2100" w:type="dxa"/>
@@ -20767,12 +20159,6 @@
         </w:tc>
       </w:tr>
       <w:tr>
-        <w:tblPrEx>
-          <w:tblCellMar>
-            <w:top w:w="0" w:type="dxa"/>
-            <w:bottom w:w="0" w:type="dxa"/>
-          </w:tblCellMar>
-        </w:tblPrEx>
         <w:tc>
           <w:tcPr>
             <w:tcW w:w="2100" w:type="dxa"/>
@@ -20881,12 +20267,6 @@
         </w:tc>
       </w:tr>
       <w:tr>
-        <w:tblPrEx>
-          <w:tblCellMar>
-            <w:top w:w="0" w:type="dxa"/>
-            <w:bottom w:w="0" w:type="dxa"/>
-          </w:tblCellMar>
-        </w:tblPrEx>
         <w:tc>
           <w:tcPr>
             <w:tcW w:w="2100" w:type="dxa"/>
@@ -20999,12 +20379,6 @@
         </w:tc>
       </w:tr>
       <w:tr>
-        <w:tblPrEx>
-          <w:tblCellMar>
-            <w:top w:w="0" w:type="dxa"/>
-            <w:bottom w:w="0" w:type="dxa"/>
-          </w:tblCellMar>
-        </w:tblPrEx>
         <w:tc>
           <w:tcPr>
             <w:tcW w:w="2100" w:type="dxa"/>
@@ -21113,12 +20487,6 @@
         </w:tc>
       </w:tr>
       <w:tr>
-        <w:tblPrEx>
-          <w:tblCellMar>
-            <w:top w:w="0" w:type="dxa"/>
-            <w:bottom w:w="0" w:type="dxa"/>
-          </w:tblCellMar>
-        </w:tblPrEx>
         <w:tc>
           <w:tcPr>
             <w:tcW w:w="2100" w:type="dxa"/>
@@ -21231,12 +20599,6 @@
         </w:tc>
       </w:tr>
       <w:tr>
-        <w:tblPrEx>
-          <w:tblCellMar>
-            <w:top w:w="0" w:type="dxa"/>
-            <w:bottom w:w="0" w:type="dxa"/>
-          </w:tblCellMar>
-        </w:tblPrEx>
         <w:tc>
           <w:tcPr>
             <w:tcW w:w="2100" w:type="dxa"/>
@@ -21345,12 +20707,6 @@
         </w:tc>
       </w:tr>
       <w:tr>
-        <w:tblPrEx>
-          <w:tblCellMar>
-            <w:top w:w="0" w:type="dxa"/>
-            <w:bottom w:w="0" w:type="dxa"/>
-          </w:tblCellMar>
-        </w:tblPrEx>
         <w:tc>
           <w:tcPr>
             <w:tcW w:w="2100" w:type="dxa"/>
@@ -21464,12 +20820,6 @@
         </w:tc>
       </w:tr>
       <w:tr>
-        <w:tblPrEx>
-          <w:tblCellMar>
-            <w:top w:w="0" w:type="dxa"/>
-            <w:bottom w:w="0" w:type="dxa"/>
-          </w:tblCellMar>
-        </w:tblPrEx>
         <w:tc>
           <w:tcPr>
             <w:tcW w:w="2100" w:type="dxa"/>
@@ -21578,12 +20928,6 @@
         </w:tc>
       </w:tr>
       <w:tr>
-        <w:tblPrEx>
-          <w:tblCellMar>
-            <w:top w:w="0" w:type="dxa"/>
-            <w:bottom w:w="0" w:type="dxa"/>
-          </w:tblCellMar>
-        </w:tblPrEx>
         <w:tc>
           <w:tcPr>
             <w:tcW w:w="2100" w:type="dxa"/>
@@ -22644,12 +21988,6 @@
         <w:gridCol w:w="3300"/>
       </w:tblGrid>
       <w:tr>
-        <w:tblPrEx>
-          <w:tblCellMar>
-            <w:top w:w="0" w:type="dxa"/>
-            <w:bottom w:w="0" w:type="dxa"/>
-          </w:tblCellMar>
-        </w:tblPrEx>
         <w:trPr>
           <w:tblHeader/>
         </w:trPr>
@@ -22742,12 +22080,6 @@
         </w:tc>
       </w:tr>
       <w:tr>
-        <w:tblPrEx>
-          <w:tblCellMar>
-            <w:top w:w="0" w:type="dxa"/>
-            <w:bottom w:w="0" w:type="dxa"/>
-          </w:tblCellMar>
-        </w:tblPrEx>
         <w:tc>
           <w:tcPr>
             <w:tcW w:w="3000" w:type="dxa"/>
@@ -22830,12 +22162,6 @@
         </w:tc>
       </w:tr>
       <w:tr>
-        <w:tblPrEx>
-          <w:tblCellMar>
-            <w:top w:w="0" w:type="dxa"/>
-            <w:bottom w:w="0" w:type="dxa"/>
-          </w:tblCellMar>
-        </w:tblPrEx>
         <w:tc>
           <w:tcPr>
             <w:tcW w:w="3000" w:type="dxa"/>
@@ -22921,12 +22247,6 @@
         </w:tc>
       </w:tr>
       <w:tr>
-        <w:tblPrEx>
-          <w:tblCellMar>
-            <w:top w:w="0" w:type="dxa"/>
-            <w:bottom w:w="0" w:type="dxa"/>
-          </w:tblCellMar>
-        </w:tblPrEx>
         <w:tc>
           <w:tcPr>
             <w:tcW w:w="3000" w:type="dxa"/>
@@ -23010,12 +22330,6 @@
         </w:tc>
       </w:tr>
       <w:tr>
-        <w:tblPrEx>
-          <w:tblCellMar>
-            <w:top w:w="0" w:type="dxa"/>
-            <w:bottom w:w="0" w:type="dxa"/>
-          </w:tblCellMar>
-        </w:tblPrEx>
         <w:tc>
           <w:tcPr>
             <w:tcW w:w="3000" w:type="dxa"/>
@@ -23101,12 +22415,6 @@
         </w:tc>
       </w:tr>
       <w:tr>
-        <w:tblPrEx>
-          <w:tblCellMar>
-            <w:top w:w="0" w:type="dxa"/>
-            <w:bottom w:w="0" w:type="dxa"/>
-          </w:tblCellMar>
-        </w:tblPrEx>
         <w:tc>
           <w:tcPr>
             <w:tcW w:w="3000" w:type="dxa"/>
@@ -23189,12 +22497,6 @@
         </w:tc>
       </w:tr>
       <w:tr>
-        <w:tblPrEx>
-          <w:tblCellMar>
-            <w:top w:w="0" w:type="dxa"/>
-            <w:bottom w:w="0" w:type="dxa"/>
-          </w:tblCellMar>
-        </w:tblPrEx>
         <w:tc>
           <w:tcPr>
             <w:tcW w:w="3000" w:type="dxa"/>
@@ -23280,12 +22582,6 @@
         </w:tc>
       </w:tr>
       <w:tr>
-        <w:tblPrEx>
-          <w:tblCellMar>
-            <w:top w:w="0" w:type="dxa"/>
-            <w:bottom w:w="0" w:type="dxa"/>
-          </w:tblCellMar>
-        </w:tblPrEx>
         <w:tc>
           <w:tcPr>
             <w:tcW w:w="3000" w:type="dxa"/>
@@ -23569,12 +22865,6 @@
         <w:gridCol w:w="9000"/>
       </w:tblGrid>
       <w:tr>
-        <w:tblPrEx>
-          <w:tblCellMar>
-            <w:top w:w="0" w:type="dxa"/>
-            <w:bottom w:w="0" w:type="dxa"/>
-          </w:tblCellMar>
-        </w:tblPrEx>
         <w:tc>
           <w:tcPr>
             <w:tcW w:w="9000" w:type="dxa"/>
@@ -24241,12 +23531,6 @@
         <w:gridCol w:w="2200"/>
       </w:tblGrid>
       <w:tr>
-        <w:tblPrEx>
-          <w:tblCellMar>
-            <w:top w:w="0" w:type="dxa"/>
-            <w:bottom w:w="0" w:type="dxa"/>
-          </w:tblCellMar>
-        </w:tblPrEx>
         <w:trPr>
           <w:tblHeader/>
         </w:trPr>
@@ -24339,12 +23623,6 @@
         </w:tc>
       </w:tr>
       <w:tr>
-        <w:tblPrEx>
-          <w:tblCellMar>
-            <w:top w:w="0" w:type="dxa"/>
-            <w:bottom w:w="0" w:type="dxa"/>
-          </w:tblCellMar>
-        </w:tblPrEx>
         <w:tc>
           <w:tcPr>
             <w:tcW w:w="3100" w:type="dxa"/>
@@ -24427,12 +23705,6 @@
         </w:tc>
       </w:tr>
       <w:tr>
-        <w:tblPrEx>
-          <w:tblCellMar>
-            <w:top w:w="0" w:type="dxa"/>
-            <w:bottom w:w="0" w:type="dxa"/>
-          </w:tblCellMar>
-        </w:tblPrEx>
         <w:tc>
           <w:tcPr>
             <w:tcW w:w="3100" w:type="dxa"/>
@@ -24518,12 +23790,6 @@
         </w:tc>
       </w:tr>
       <w:tr>
-        <w:tblPrEx>
-          <w:tblCellMar>
-            <w:top w:w="0" w:type="dxa"/>
-            <w:bottom w:w="0" w:type="dxa"/>
-          </w:tblCellMar>
-        </w:tblPrEx>
         <w:tc>
           <w:tcPr>
             <w:tcW w:w="3100" w:type="dxa"/>
@@ -24606,12 +23872,6 @@
         </w:tc>
       </w:tr>
       <w:tr>
-        <w:tblPrEx>
-          <w:tblCellMar>
-            <w:top w:w="0" w:type="dxa"/>
-            <w:bottom w:w="0" w:type="dxa"/>
-          </w:tblCellMar>
-        </w:tblPrEx>
         <w:tc>
           <w:tcPr>
             <w:tcW w:w="3100" w:type="dxa"/>
@@ -24697,12 +23957,6 @@
         </w:tc>
       </w:tr>
       <w:tr>
-        <w:tblPrEx>
-          <w:tblCellMar>
-            <w:top w:w="0" w:type="dxa"/>
-            <w:bottom w:w="0" w:type="dxa"/>
-          </w:tblCellMar>
-        </w:tblPrEx>
         <w:tc>
           <w:tcPr>
             <w:tcW w:w="3100" w:type="dxa"/>
@@ -25010,12 +24264,6 @@
         <w:gridCol w:w="3800"/>
       </w:tblGrid>
       <w:tr>
-        <w:tblPrEx>
-          <w:tblCellMar>
-            <w:top w:w="0" w:type="dxa"/>
-            <w:bottom w:w="0" w:type="dxa"/>
-          </w:tblCellMar>
-        </w:tblPrEx>
         <w:trPr>
           <w:tblHeader/>
         </w:trPr>
@@ -25108,12 +24356,6 @@
         </w:tc>
       </w:tr>
       <w:tr>
-        <w:tblPrEx>
-          <w:tblCellMar>
-            <w:top w:w="0" w:type="dxa"/>
-            <w:bottom w:w="0" w:type="dxa"/>
-          </w:tblCellMar>
-        </w:tblPrEx>
         <w:tc>
           <w:tcPr>
             <w:tcW w:w="1800" w:type="dxa"/>
@@ -25196,12 +24438,6 @@
         </w:tc>
       </w:tr>
       <w:tr>
-        <w:tblPrEx>
-          <w:tblCellMar>
-            <w:top w:w="0" w:type="dxa"/>
-            <w:bottom w:w="0" w:type="dxa"/>
-          </w:tblCellMar>
-        </w:tblPrEx>
         <w:tc>
           <w:tcPr>
             <w:tcW w:w="1800" w:type="dxa"/>
@@ -25287,12 +24523,6 @@
         </w:tc>
       </w:tr>
       <w:tr>
-        <w:tblPrEx>
-          <w:tblCellMar>
-            <w:top w:w="0" w:type="dxa"/>
-            <w:bottom w:w="0" w:type="dxa"/>
-          </w:tblCellMar>
-        </w:tblPrEx>
         <w:tc>
           <w:tcPr>
             <w:tcW w:w="1800" w:type="dxa"/>
@@ -25375,12 +24605,6 @@
         </w:tc>
       </w:tr>
       <w:tr>
-        <w:tblPrEx>
-          <w:tblCellMar>
-            <w:top w:w="0" w:type="dxa"/>
-            <w:bottom w:w="0" w:type="dxa"/>
-          </w:tblCellMar>
-        </w:tblPrEx>
         <w:tc>
           <w:tcPr>
             <w:tcW w:w="1800" w:type="dxa"/>
@@ -25466,12 +24690,6 @@
         </w:tc>
       </w:tr>
       <w:tr>
-        <w:tblPrEx>
-          <w:tblCellMar>
-            <w:top w:w="0" w:type="dxa"/>
-            <w:bottom w:w="0" w:type="dxa"/>
-          </w:tblCellMar>
-        </w:tblPrEx>
         <w:tc>
           <w:tcPr>
             <w:tcW w:w="1800" w:type="dxa"/>
@@ -25624,12 +24842,6 @@
         <w:gridCol w:w="3600"/>
       </w:tblGrid>
       <w:tr>
-        <w:tblPrEx>
-          <w:tblCellMar>
-            <w:top w:w="0" w:type="dxa"/>
-            <w:bottom w:w="0" w:type="dxa"/>
-          </w:tblCellMar>
-        </w:tblPrEx>
         <w:trPr>
           <w:tblHeader/>
         </w:trPr>
@@ -25722,12 +24934,6 @@
         </w:tc>
       </w:tr>
       <w:tr>
-        <w:tblPrEx>
-          <w:tblCellMar>
-            <w:top w:w="0" w:type="dxa"/>
-            <w:bottom w:w="0" w:type="dxa"/>
-          </w:tblCellMar>
-        </w:tblPrEx>
         <w:tc>
           <w:tcPr>
             <w:tcW w:w="3100" w:type="dxa"/>
@@ -25810,12 +25016,6 @@
         </w:tc>
       </w:tr>
       <w:tr>
-        <w:tblPrEx>
-          <w:tblCellMar>
-            <w:top w:w="0" w:type="dxa"/>
-            <w:bottom w:w="0" w:type="dxa"/>
-          </w:tblCellMar>
-        </w:tblPrEx>
         <w:tc>
           <w:tcPr>
             <w:tcW w:w="3100" w:type="dxa"/>
@@ -25901,12 +25101,6 @@
         </w:tc>
       </w:tr>
       <w:tr>
-        <w:tblPrEx>
-          <w:tblCellMar>
-            <w:top w:w="0" w:type="dxa"/>
-            <w:bottom w:w="0" w:type="dxa"/>
-          </w:tblCellMar>
-        </w:tblPrEx>
         <w:tc>
           <w:tcPr>
             <w:tcW w:w="3100" w:type="dxa"/>
@@ -25990,12 +25184,6 @@
         </w:tc>
       </w:tr>
       <w:tr>
-        <w:tblPrEx>
-          <w:tblCellMar>
-            <w:top w:w="0" w:type="dxa"/>
-            <w:bottom w:w="0" w:type="dxa"/>
-          </w:tblCellMar>
-        </w:tblPrEx>
         <w:tc>
           <w:tcPr>
             <w:tcW w:w="3100" w:type="dxa"/>
@@ -26081,12 +25269,6 @@
         </w:tc>
       </w:tr>
       <w:tr>
-        <w:tblPrEx>
-          <w:tblCellMar>
-            <w:top w:w="0" w:type="dxa"/>
-            <w:bottom w:w="0" w:type="dxa"/>
-          </w:tblCellMar>
-        </w:tblPrEx>
         <w:tc>
           <w:tcPr>
             <w:tcW w:w="3100" w:type="dxa"/>
@@ -26169,12 +25351,6 @@
         </w:tc>
       </w:tr>
       <w:tr>
-        <w:tblPrEx>
-          <w:tblCellMar>
-            <w:top w:w="0" w:type="dxa"/>
-            <w:bottom w:w="0" w:type="dxa"/>
-          </w:tblCellMar>
-        </w:tblPrEx>
         <w:tc>
           <w:tcPr>
             <w:tcW w:w="3100" w:type="dxa"/>
@@ -26496,12 +25672,6 @@
         <w:gridCol w:w="1700"/>
       </w:tblGrid>
       <w:tr>
-        <w:tblPrEx>
-          <w:tblCellMar>
-            <w:top w:w="0" w:type="dxa"/>
-            <w:bottom w:w="0" w:type="dxa"/>
-          </w:tblCellMar>
-        </w:tblPrEx>
         <w:trPr>
           <w:tblHeader/>
         </w:trPr>
@@ -26623,12 +25793,6 @@
         </w:tc>
       </w:tr>
       <w:tr>
-        <w:tblPrEx>
-          <w:tblCellMar>
-            <w:top w:w="0" w:type="dxa"/>
-            <w:bottom w:w="0" w:type="dxa"/>
-          </w:tblCellMar>
-        </w:tblPrEx>
         <w:tc>
           <w:tcPr>
             <w:tcW w:w="900" w:type="dxa"/>
@@ -26737,12 +25901,6 @@
         </w:tc>
       </w:tr>
       <w:tr>
-        <w:tblPrEx>
-          <w:tblCellMar>
-            <w:top w:w="0" w:type="dxa"/>
-            <w:bottom w:w="0" w:type="dxa"/>
-          </w:tblCellMar>
-        </w:tblPrEx>
         <w:tc>
           <w:tcPr>
             <w:tcW w:w="900" w:type="dxa"/>
@@ -26855,12 +26013,6 @@
         </w:tc>
       </w:tr>
       <w:tr>
-        <w:tblPrEx>
-          <w:tblCellMar>
-            <w:top w:w="0" w:type="dxa"/>
-            <w:bottom w:w="0" w:type="dxa"/>
-          </w:tblCellMar>
-        </w:tblPrEx>
         <w:tc>
           <w:tcPr>
             <w:tcW w:w="900" w:type="dxa"/>
@@ -26969,12 +26121,6 @@
         </w:tc>
       </w:tr>
       <w:tr>
-        <w:tblPrEx>
-          <w:tblCellMar>
-            <w:top w:w="0" w:type="dxa"/>
-            <w:bottom w:w="0" w:type="dxa"/>
-          </w:tblCellMar>
-        </w:tblPrEx>
         <w:tc>
           <w:tcPr>
             <w:tcW w:w="900" w:type="dxa"/>
@@ -27088,12 +26234,6 @@
         </w:tc>
       </w:tr>
       <w:tr>
-        <w:tblPrEx>
-          <w:tblCellMar>
-            <w:top w:w="0" w:type="dxa"/>
-            <w:bottom w:w="0" w:type="dxa"/>
-          </w:tblCellMar>
-        </w:tblPrEx>
         <w:tc>
           <w:tcPr>
             <w:tcW w:w="900" w:type="dxa"/>
@@ -27202,12 +26342,6 @@
         </w:tc>
       </w:tr>
       <w:tr>
-        <w:tblPrEx>
-          <w:tblCellMar>
-            <w:top w:w="0" w:type="dxa"/>
-            <w:bottom w:w="0" w:type="dxa"/>
-          </w:tblCellMar>
-        </w:tblPrEx>
         <w:tc>
           <w:tcPr>
             <w:tcW w:w="900" w:type="dxa"/>
@@ -27320,12 +26454,6 @@
         </w:tc>
       </w:tr>
       <w:tr>
-        <w:tblPrEx>
-          <w:tblCellMar>
-            <w:top w:w="0" w:type="dxa"/>
-            <w:bottom w:w="0" w:type="dxa"/>
-          </w:tblCellMar>
-        </w:tblPrEx>
         <w:tc>
           <w:tcPr>
             <w:tcW w:w="900" w:type="dxa"/>
@@ -27434,12 +26562,6 @@
         </w:tc>
       </w:tr>
       <w:tr>
-        <w:tblPrEx>
-          <w:tblCellMar>
-            <w:top w:w="0" w:type="dxa"/>
-            <w:bottom w:w="0" w:type="dxa"/>
-          </w:tblCellMar>
-        </w:tblPrEx>
         <w:tc>
           <w:tcPr>
             <w:tcW w:w="900" w:type="dxa"/>
@@ -27552,12 +26674,6 @@
         </w:tc>
       </w:tr>
       <w:tr>
-        <w:tblPrEx>
-          <w:tblCellMar>
-            <w:top w:w="0" w:type="dxa"/>
-            <w:bottom w:w="0" w:type="dxa"/>
-          </w:tblCellMar>
-        </w:tblPrEx>
         <w:tc>
           <w:tcPr>
             <w:tcW w:w="900" w:type="dxa"/>
@@ -27666,12 +26782,6 @@
         </w:tc>
       </w:tr>
       <w:tr>
-        <w:tblPrEx>
-          <w:tblCellMar>
-            <w:top w:w="0" w:type="dxa"/>
-            <w:bottom w:w="0" w:type="dxa"/>
-          </w:tblCellMar>
-        </w:tblPrEx>
         <w:tc>
           <w:tcPr>
             <w:tcW w:w="900" w:type="dxa"/>
@@ -27784,12 +26894,6 @@
         </w:tc>
       </w:tr>
       <w:tr>
-        <w:tblPrEx>
-          <w:tblCellMar>
-            <w:top w:w="0" w:type="dxa"/>
-            <w:bottom w:w="0" w:type="dxa"/>
-          </w:tblCellMar>
-        </w:tblPrEx>
         <w:tc>
           <w:tcPr>
             <w:tcW w:w="900" w:type="dxa"/>
@@ -27898,12 +27002,6 @@
         </w:tc>
       </w:tr>
       <w:tr>
-        <w:tblPrEx>
-          <w:tblCellMar>
-            <w:top w:w="0" w:type="dxa"/>
-            <w:bottom w:w="0" w:type="dxa"/>
-          </w:tblCellMar>
-        </w:tblPrEx>
         <w:tc>
           <w:tcPr>
             <w:tcW w:w="900" w:type="dxa"/>
@@ -28117,12 +27215,6 @@
         <w:gridCol w:w="3200"/>
       </w:tblGrid>
       <w:tr>
-        <w:tblPrEx>
-          <w:tblCellMar>
-            <w:top w:w="0" w:type="dxa"/>
-            <w:bottom w:w="0" w:type="dxa"/>
-          </w:tblCellMar>
-        </w:tblPrEx>
         <w:trPr>
           <w:tblHeader/>
         </w:trPr>
@@ -28215,12 +27307,6 @@
         </w:tc>
       </w:tr>
       <w:tr>
-        <w:tblPrEx>
-          <w:tblCellMar>
-            <w:top w:w="0" w:type="dxa"/>
-            <w:bottom w:w="0" w:type="dxa"/>
-          </w:tblCellMar>
-        </w:tblPrEx>
         <w:tc>
           <w:tcPr>
             <w:tcW w:w="1600" w:type="dxa"/>
@@ -28303,12 +27389,6 @@
         </w:tc>
       </w:tr>
       <w:tr>
-        <w:tblPrEx>
-          <w:tblCellMar>
-            <w:top w:w="0" w:type="dxa"/>
-            <w:bottom w:w="0" w:type="dxa"/>
-          </w:tblCellMar>
-        </w:tblPrEx>
         <w:tc>
           <w:tcPr>
             <w:tcW w:w="1600" w:type="dxa"/>
@@ -28394,12 +27474,6 @@
         </w:tc>
       </w:tr>
       <w:tr>
-        <w:tblPrEx>
-          <w:tblCellMar>
-            <w:top w:w="0" w:type="dxa"/>
-            <w:bottom w:w="0" w:type="dxa"/>
-          </w:tblCellMar>
-        </w:tblPrEx>
         <w:tc>
           <w:tcPr>
             <w:tcW w:w="1600" w:type="dxa"/>
@@ -28482,12 +27556,6 @@
         </w:tc>
       </w:tr>
       <w:tr>
-        <w:tblPrEx>
-          <w:tblCellMar>
-            <w:top w:w="0" w:type="dxa"/>
-            <w:bottom w:w="0" w:type="dxa"/>
-          </w:tblCellMar>
-        </w:tblPrEx>
         <w:tc>
           <w:tcPr>
             <w:tcW w:w="1600" w:type="dxa"/>
@@ -28573,12 +27641,6 @@
         </w:tc>
       </w:tr>
       <w:tr>
-        <w:tblPrEx>
-          <w:tblCellMar>
-            <w:top w:w="0" w:type="dxa"/>
-            <w:bottom w:w="0" w:type="dxa"/>
-          </w:tblCellMar>
-        </w:tblPrEx>
         <w:tc>
           <w:tcPr>
             <w:tcW w:w="1600" w:type="dxa"/>
@@ -28998,12 +28060,6 @@
         <w:gridCol w:w="5800"/>
       </w:tblGrid>
       <w:tr>
-        <w:tblPrEx>
-          <w:tblCellMar>
-            <w:top w:w="0" w:type="dxa"/>
-            <w:bottom w:w="0" w:type="dxa"/>
-          </w:tblCellMar>
-        </w:tblPrEx>
         <w:trPr>
           <w:tblHeader/>
         </w:trPr>
@@ -29067,12 +28123,6 @@
         </w:tc>
       </w:tr>
       <w:tr>
-        <w:tblPrEx>
-          <w:tblCellMar>
-            <w:top w:w="0" w:type="dxa"/>
-            <w:bottom w:w="0" w:type="dxa"/>
-          </w:tblCellMar>
-        </w:tblPrEx>
         <w:tc>
           <w:tcPr>
             <w:tcW w:w="3200" w:type="dxa"/>
@@ -29129,12 +28179,6 @@
         </w:tc>
       </w:tr>
       <w:tr>
-        <w:tblPrEx>
-          <w:tblCellMar>
-            <w:top w:w="0" w:type="dxa"/>
-            <w:bottom w:w="0" w:type="dxa"/>
-          </w:tblCellMar>
-        </w:tblPrEx>
         <w:tc>
           <w:tcPr>
             <w:tcW w:w="3200" w:type="dxa"/>
@@ -29193,12 +28237,6 @@
         </w:tc>
       </w:tr>
       <w:tr>
-        <w:tblPrEx>
-          <w:tblCellMar>
-            <w:top w:w="0" w:type="dxa"/>
-            <w:bottom w:w="0" w:type="dxa"/>
-          </w:tblCellMar>
-        </w:tblPrEx>
         <w:tc>
           <w:tcPr>
             <w:tcW w:w="3200" w:type="dxa"/>
@@ -29255,12 +28293,6 @@
         </w:tc>
       </w:tr>
       <w:tr>
-        <w:tblPrEx>
-          <w:tblCellMar>
-            <w:top w:w="0" w:type="dxa"/>
-            <w:bottom w:w="0" w:type="dxa"/>
-          </w:tblCellMar>
-        </w:tblPrEx>
         <w:tc>
           <w:tcPr>
             <w:tcW w:w="3200" w:type="dxa"/>
@@ -29319,12 +28351,6 @@
         </w:tc>
       </w:tr>
       <w:tr>
-        <w:tblPrEx>
-          <w:tblCellMar>
-            <w:top w:w="0" w:type="dxa"/>
-            <w:bottom w:w="0" w:type="dxa"/>
-          </w:tblCellMar>
-        </w:tblPrEx>
         <w:tc>
           <w:tcPr>
             <w:tcW w:w="3200" w:type="dxa"/>
@@ -29840,12 +28866,6 @@
         <w:gridCol w:w="9000"/>
       </w:tblGrid>
       <w:tr>
-        <w:tblPrEx>
-          <w:tblCellMar>
-            <w:top w:w="0" w:type="dxa"/>
-            <w:bottom w:w="0" w:type="dxa"/>
-          </w:tblCellMar>
-        </w:tblPrEx>
         <w:tc>
           <w:tcPr>
             <w:tcW w:w="9000" w:type="dxa"/>
@@ -29892,6 +28912,7 @@
               <w:rPr>
                 <w:sz w:val="26"/>
                 <w:szCs w:val="26"/>
+                <w:lang w:val="vi-VN"/>
               </w:rPr>
             </w:pPr>
             <w:r>
@@ -29971,6 +28992,7 @@
               <w:rPr>
                 <w:sz w:val="26"/>
                 <w:szCs w:val="26"/>
+                <w:lang w:val="vi-VN"/>
               </w:rPr>
               <w:t xml:space="preserve">Phương án sinh vector </w:t>
             </w:r>
@@ -29978,6 +29000,7 @@
               <w:rPr>
                 <w:sz w:val="26"/>
                 <w:szCs w:val="26"/>
+                <w:lang w:val="vi-VN"/>
               </w:rPr>
               <w:t>sparse</w:t>
             </w:r>
@@ -29985,6 +29008,7 @@
               <w:rPr>
                 <w:sz w:val="26"/>
                 <w:szCs w:val="26"/>
+                <w:lang w:val="vi-VN"/>
               </w:rPr>
               <w:t xml:space="preserve"> bằng bge-m3 qua thư viện FlagEmbedding được giữ làm cấu hình so sánh ở mục 6.9.</w:t>
             </w:r>
@@ -29998,19 +29022,23 @@
         <w:rPr>
           <w:sz w:val="26"/>
           <w:szCs w:val="26"/>
-        </w:rPr>
-      </w:pPr>
-      <w:r>
-        <w:rPr>
-          <w:sz w:val="26"/>
-          <w:szCs w:val="26"/>
-        </w:rPr>
+          <w:lang w:val="vi-VN"/>
+        </w:rPr>
+      </w:pPr>
+      <w:r>
+        <w:rPr>
+          <w:sz w:val="26"/>
+          <w:szCs w:val="26"/>
+          <w:lang w:val="vi-VN"/>
+        </w:rPr>
+        <w:lastRenderedPageBreak/>
         <w:t xml:space="preserve">BM25 phù hợp với hợp đồng vì truy vấn thường chứa số và mã định danh — "8%", "Điều 12.3", "HĐ-2024/015" — những token mà vector </w:t>
       </w:r>
       <w:r>
         <w:rPr>
           <w:sz w:val="26"/>
           <w:szCs w:val="26"/>
+          <w:lang w:val="vi-VN"/>
         </w:rPr>
         <w:t>dense</w:t>
       </w:r>
@@ -30026,6 +29054,7 @@
         <w:rPr>
           <w:sz w:val="26"/>
           <w:szCs w:val="26"/>
+          <w:lang w:val="vi-VN"/>
         </w:rPr>
         <w:t>xử lý kém. Bộ tách từ giữ nguyên các token này, và bổ sung cặp âm tiết liền kề để bắt được từ ghép tiếng Việt mà không cần bộ tách từ ngoài.</w:t>
       </w:r>
@@ -30667,12 +29696,6 @@
         <w:gridCol w:w="4500"/>
       </w:tblGrid>
       <w:tr>
-        <w:tblPrEx>
-          <w:tblCellMar>
-            <w:top w:w="0" w:type="dxa"/>
-            <w:bottom w:w="0" w:type="dxa"/>
-          </w:tblCellMar>
-        </w:tblPrEx>
         <w:trPr>
           <w:tblHeader/>
         </w:trPr>
@@ -30736,12 +29759,6 @@
         </w:tc>
       </w:tr>
       <w:tr>
-        <w:tblPrEx>
-          <w:tblCellMar>
-            <w:top w:w="0" w:type="dxa"/>
-            <w:bottom w:w="0" w:type="dxa"/>
-          </w:tblCellMar>
-        </w:tblPrEx>
         <w:tc>
           <w:tcPr>
             <w:tcW w:w="4500" w:type="dxa"/>
@@ -30798,12 +29815,6 @@
         </w:tc>
       </w:tr>
       <w:tr>
-        <w:tblPrEx>
-          <w:tblCellMar>
-            <w:top w:w="0" w:type="dxa"/>
-            <w:bottom w:w="0" w:type="dxa"/>
-          </w:tblCellMar>
-        </w:tblPrEx>
         <w:tc>
           <w:tcPr>
             <w:tcW w:w="4500" w:type="dxa"/>
@@ -30862,12 +29873,6 @@
         </w:tc>
       </w:tr>
       <w:tr>
-        <w:tblPrEx>
-          <w:tblCellMar>
-            <w:top w:w="0" w:type="dxa"/>
-            <w:bottom w:w="0" w:type="dxa"/>
-          </w:tblCellMar>
-        </w:tblPrEx>
         <w:tc>
           <w:tcPr>
             <w:tcW w:w="4500" w:type="dxa"/>
@@ -30924,12 +29929,6 @@
         </w:tc>
       </w:tr>
       <w:tr>
-        <w:tblPrEx>
-          <w:tblCellMar>
-            <w:top w:w="0" w:type="dxa"/>
-            <w:bottom w:w="0" w:type="dxa"/>
-          </w:tblCellMar>
-        </w:tblPrEx>
         <w:tc>
           <w:tcPr>
             <w:tcW w:w="4500" w:type="dxa"/>
@@ -30988,12 +29987,6 @@
         </w:tc>
       </w:tr>
       <w:tr>
-        <w:tblPrEx>
-          <w:tblCellMar>
-            <w:top w:w="0" w:type="dxa"/>
-            <w:bottom w:w="0" w:type="dxa"/>
-          </w:tblCellMar>
-        </w:tblPrEx>
         <w:tc>
           <w:tcPr>
             <w:tcW w:w="4500" w:type="dxa"/>
@@ -31645,23 +30638,17 @@
         <w:tblLook w:val="0000" w:firstRow="0" w:lastRow="0" w:firstColumn="0" w:lastColumn="0" w:noHBand="0" w:noVBand="0"/>
       </w:tblPr>
       <w:tblGrid>
-        <w:gridCol w:w="1800"/>
-        <w:gridCol w:w="4800"/>
+        <w:gridCol w:w="2263"/>
+        <w:gridCol w:w="4337"/>
         <w:gridCol w:w="2400"/>
       </w:tblGrid>
       <w:tr>
-        <w:tblPrEx>
-          <w:tblCellMar>
-            <w:top w:w="0" w:type="dxa"/>
-            <w:bottom w:w="0" w:type="dxa"/>
-          </w:tblCellMar>
-        </w:tblPrEx>
         <w:trPr>
           <w:tblHeader/>
         </w:trPr>
         <w:tc>
           <w:tcPr>
-            <w:tcW w:w="1800" w:type="dxa"/>
+            <w:tcW w:w="2263" w:type="dxa"/>
             <w:shd w:val="clear" w:color="auto" w:fill="DCE6F1"/>
             <w:tcMar>
               <w:top w:w="60" w:type="dxa"/>
@@ -31690,7 +30677,7 @@
         </w:tc>
         <w:tc>
           <w:tcPr>
-            <w:tcW w:w="4800" w:type="dxa"/>
+            <w:tcW w:w="4337" w:type="dxa"/>
             <w:shd w:val="clear" w:color="auto" w:fill="DCE6F1"/>
             <w:tcMar>
               <w:top w:w="60" w:type="dxa"/>
@@ -31748,15 +30735,9 @@
         </w:tc>
       </w:tr>
       <w:tr>
-        <w:tblPrEx>
-          <w:tblCellMar>
-            <w:top w:w="0" w:type="dxa"/>
-            <w:bottom w:w="0" w:type="dxa"/>
-          </w:tblCellMar>
-        </w:tblPrEx>
-        <w:tc>
-          <w:tcPr>
-            <w:tcW w:w="1800" w:type="dxa"/>
+        <w:tc>
+          <w:tcPr>
+            <w:tcW w:w="2263" w:type="dxa"/>
             <w:tcMar>
               <w:top w:w="60" w:type="dxa"/>
               <w:left w:w="100" w:type="dxa"/>
@@ -31784,7 +30765,7 @@
         </w:tc>
         <w:tc>
           <w:tcPr>
-            <w:tcW w:w="4800" w:type="dxa"/>
+            <w:tcW w:w="4337" w:type="dxa"/>
             <w:tcMar>
               <w:top w:w="60" w:type="dxa"/>
               <w:left w:w="100" w:type="dxa"/>
@@ -31850,15 +30831,12 @@
         </w:tc>
       </w:tr>
       <w:tr>
-        <w:tblPrEx>
-          <w:tblCellMar>
-            <w:top w:w="0" w:type="dxa"/>
-            <w:bottom w:w="0" w:type="dxa"/>
-          </w:tblCellMar>
-        </w:tblPrEx>
-        <w:tc>
-          <w:tcPr>
-            <w:tcW w:w="1800" w:type="dxa"/>
+        <w:trPr>
+          <w:trHeight w:val="763"/>
+        </w:trPr>
+        <w:tc>
+          <w:tcPr>
+            <w:tcW w:w="2263" w:type="dxa"/>
             <w:shd w:val="clear" w:color="auto" w:fill="F2F2F2"/>
             <w:tcMar>
               <w:top w:w="60" w:type="dxa"/>
@@ -31887,7 +30865,7 @@
         </w:tc>
         <w:tc>
           <w:tcPr>
-            <w:tcW w:w="4800" w:type="dxa"/>
+            <w:tcW w:w="4337" w:type="dxa"/>
             <w:shd w:val="clear" w:color="auto" w:fill="F2F2F2"/>
             <w:tcMar>
               <w:top w:w="60" w:type="dxa"/>
@@ -31941,15 +30919,9 @@
         </w:tc>
       </w:tr>
       <w:tr>
-        <w:tblPrEx>
-          <w:tblCellMar>
-            <w:top w:w="0" w:type="dxa"/>
-            <w:bottom w:w="0" w:type="dxa"/>
-          </w:tblCellMar>
-        </w:tblPrEx>
-        <w:tc>
-          <w:tcPr>
-            <w:tcW w:w="1800" w:type="dxa"/>
+        <w:tc>
+          <w:tcPr>
+            <w:tcW w:w="2263" w:type="dxa"/>
             <w:tcMar>
               <w:top w:w="60" w:type="dxa"/>
               <w:left w:w="100" w:type="dxa"/>
@@ -31977,7 +30949,7 @@
         </w:tc>
         <w:tc>
           <w:tcPr>
-            <w:tcW w:w="4800" w:type="dxa"/>
+            <w:tcW w:w="4337" w:type="dxa"/>
             <w:tcMar>
               <w:top w:w="60" w:type="dxa"/>
               <w:left w:w="100" w:type="dxa"/>
@@ -32029,15 +31001,9 @@
         </w:tc>
       </w:tr>
       <w:tr>
-        <w:tblPrEx>
-          <w:tblCellMar>
-            <w:top w:w="0" w:type="dxa"/>
-            <w:bottom w:w="0" w:type="dxa"/>
-          </w:tblCellMar>
-        </w:tblPrEx>
-        <w:tc>
-          <w:tcPr>
-            <w:tcW w:w="1800" w:type="dxa"/>
+        <w:tc>
+          <w:tcPr>
+            <w:tcW w:w="2263" w:type="dxa"/>
             <w:shd w:val="clear" w:color="auto" w:fill="F2F2F2"/>
             <w:tcMar>
               <w:top w:w="60" w:type="dxa"/>
@@ -32066,7 +31032,7 @@
         </w:tc>
         <w:tc>
           <w:tcPr>
-            <w:tcW w:w="4800" w:type="dxa"/>
+            <w:tcW w:w="4337" w:type="dxa"/>
             <w:shd w:val="clear" w:color="auto" w:fill="F2F2F2"/>
             <w:tcMar>
               <w:top w:w="60" w:type="dxa"/>
@@ -32120,15 +31086,9 @@
         </w:tc>
       </w:tr>
       <w:tr>
-        <w:tblPrEx>
-          <w:tblCellMar>
-            <w:top w:w="0" w:type="dxa"/>
-            <w:bottom w:w="0" w:type="dxa"/>
-          </w:tblCellMar>
-        </w:tblPrEx>
-        <w:tc>
-          <w:tcPr>
-            <w:tcW w:w="1800" w:type="dxa"/>
+        <w:tc>
+          <w:tcPr>
+            <w:tcW w:w="2263" w:type="dxa"/>
             <w:tcMar>
               <w:top w:w="60" w:type="dxa"/>
               <w:left w:w="100" w:type="dxa"/>
@@ -32156,7 +31116,7 @@
         </w:tc>
         <w:tc>
           <w:tcPr>
-            <w:tcW w:w="4800" w:type="dxa"/>
+            <w:tcW w:w="4337" w:type="dxa"/>
             <w:tcMar>
               <w:top w:w="60" w:type="dxa"/>
               <w:left w:w="100" w:type="dxa"/>
@@ -32208,15 +31168,9 @@
         </w:tc>
       </w:tr>
       <w:tr>
-        <w:tblPrEx>
-          <w:tblCellMar>
-            <w:top w:w="0" w:type="dxa"/>
-            <w:bottom w:w="0" w:type="dxa"/>
-          </w:tblCellMar>
-        </w:tblPrEx>
-        <w:tc>
-          <w:tcPr>
-            <w:tcW w:w="1800" w:type="dxa"/>
+        <w:tc>
+          <w:tcPr>
+            <w:tcW w:w="2263" w:type="dxa"/>
             <w:shd w:val="clear" w:color="auto" w:fill="F2F2F2"/>
             <w:tcMar>
               <w:top w:w="60" w:type="dxa"/>
@@ -32245,7 +31199,7 @@
         </w:tc>
         <w:tc>
           <w:tcPr>
-            <w:tcW w:w="4800" w:type="dxa"/>
+            <w:tcW w:w="4337" w:type="dxa"/>
             <w:shd w:val="clear" w:color="auto" w:fill="F2F2F2"/>
             <w:tcMar>
               <w:top w:w="60" w:type="dxa"/>
@@ -32299,15 +31253,9 @@
         </w:tc>
       </w:tr>
       <w:tr>
-        <w:tblPrEx>
-          <w:tblCellMar>
-            <w:top w:w="0" w:type="dxa"/>
-            <w:bottom w:w="0" w:type="dxa"/>
-          </w:tblCellMar>
-        </w:tblPrEx>
-        <w:tc>
-          <w:tcPr>
-            <w:tcW w:w="1800" w:type="dxa"/>
+        <w:tc>
+          <w:tcPr>
+            <w:tcW w:w="2263" w:type="dxa"/>
             <w:tcMar>
               <w:top w:w="60" w:type="dxa"/>
               <w:left w:w="100" w:type="dxa"/>
@@ -32336,7 +31284,7 @@
         </w:tc>
         <w:tc>
           <w:tcPr>
-            <w:tcW w:w="4800" w:type="dxa"/>
+            <w:tcW w:w="4337" w:type="dxa"/>
             <w:tcMar>
               <w:top w:w="60" w:type="dxa"/>
               <w:left w:w="100" w:type="dxa"/>
@@ -32478,12 +31426,6 @@
         <w:gridCol w:w="1496"/>
       </w:tblGrid>
       <w:tr>
-        <w:tblPrEx>
-          <w:tblCellMar>
-            <w:top w:w="0" w:type="dxa"/>
-            <w:bottom w:w="0" w:type="dxa"/>
-          </w:tblCellMar>
-        </w:tblPrEx>
         <w:trPr>
           <w:tblHeader/>
         </w:trPr>
@@ -32605,12 +31547,6 @@
         </w:tc>
       </w:tr>
       <w:tr>
-        <w:tblPrEx>
-          <w:tblCellMar>
-            <w:top w:w="0" w:type="dxa"/>
-            <w:bottom w:w="0" w:type="dxa"/>
-          </w:tblCellMar>
-        </w:tblPrEx>
         <w:tc>
           <w:tcPr>
             <w:tcW w:w="1800" w:type="dxa"/>
@@ -32719,12 +31655,6 @@
         </w:tc>
       </w:tr>
       <w:tr>
-        <w:tblPrEx>
-          <w:tblCellMar>
-            <w:top w:w="0" w:type="dxa"/>
-            <w:bottom w:w="0" w:type="dxa"/>
-          </w:tblCellMar>
-        </w:tblPrEx>
         <w:tc>
           <w:tcPr>
             <w:tcW w:w="1800" w:type="dxa"/>
@@ -32837,12 +31767,6 @@
         </w:tc>
       </w:tr>
       <w:tr>
-        <w:tblPrEx>
-          <w:tblCellMar>
-            <w:top w:w="0" w:type="dxa"/>
-            <w:bottom w:w="0" w:type="dxa"/>
-          </w:tblCellMar>
-        </w:tblPrEx>
         <w:tc>
           <w:tcPr>
             <w:tcW w:w="1800" w:type="dxa"/>
@@ -32951,12 +31875,6 @@
         </w:tc>
       </w:tr>
       <w:tr>
-        <w:tblPrEx>
-          <w:tblCellMar>
-            <w:top w:w="0" w:type="dxa"/>
-            <w:bottom w:w="0" w:type="dxa"/>
-          </w:tblCellMar>
-        </w:tblPrEx>
         <w:tc>
           <w:tcPr>
             <w:tcW w:w="1800" w:type="dxa"/>
@@ -33139,12 +32057,6 @@
         <w:gridCol w:w="4500"/>
       </w:tblGrid>
       <w:tr>
-        <w:tblPrEx>
-          <w:tblCellMar>
-            <w:top w:w="0" w:type="dxa"/>
-            <w:bottom w:w="0" w:type="dxa"/>
-          </w:tblCellMar>
-        </w:tblPrEx>
         <w:trPr>
           <w:tblHeader/>
         </w:trPr>
@@ -33237,12 +32149,6 @@
         </w:tc>
       </w:tr>
       <w:tr>
-        <w:tblPrEx>
-          <w:tblCellMar>
-            <w:top w:w="0" w:type="dxa"/>
-            <w:bottom w:w="0" w:type="dxa"/>
-          </w:tblCellMar>
-        </w:tblPrEx>
         <w:tc>
           <w:tcPr>
             <w:tcW w:w="1800" w:type="dxa"/>
@@ -33325,12 +32231,6 @@
         </w:tc>
       </w:tr>
       <w:tr>
-        <w:tblPrEx>
-          <w:tblCellMar>
-            <w:top w:w="0" w:type="dxa"/>
-            <w:bottom w:w="0" w:type="dxa"/>
-          </w:tblCellMar>
-        </w:tblPrEx>
         <w:tc>
           <w:tcPr>
             <w:tcW w:w="1800" w:type="dxa"/>
@@ -33416,12 +32316,6 @@
         </w:tc>
       </w:tr>
       <w:tr>
-        <w:tblPrEx>
-          <w:tblCellMar>
-            <w:top w:w="0" w:type="dxa"/>
-            <w:bottom w:w="0" w:type="dxa"/>
-          </w:tblCellMar>
-        </w:tblPrEx>
         <w:tc>
           <w:tcPr>
             <w:tcW w:w="1800" w:type="dxa"/>
@@ -33504,12 +32398,6 @@
         </w:tc>
       </w:tr>
       <w:tr>
-        <w:tblPrEx>
-          <w:tblCellMar>
-            <w:top w:w="0" w:type="dxa"/>
-            <w:bottom w:w="0" w:type="dxa"/>
-          </w:tblCellMar>
-        </w:tblPrEx>
         <w:tc>
           <w:tcPr>
             <w:tcW w:w="1800" w:type="dxa"/>
@@ -33595,12 +32483,6 @@
         </w:tc>
       </w:tr>
       <w:tr>
-        <w:tblPrEx>
-          <w:tblCellMar>
-            <w:top w:w="0" w:type="dxa"/>
-            <w:bottom w:w="0" w:type="dxa"/>
-          </w:tblCellMar>
-        </w:tblPrEx>
         <w:tc>
           <w:tcPr>
             <w:tcW w:w="1800" w:type="dxa"/>
@@ -33683,12 +32565,6 @@
         </w:tc>
       </w:tr>
       <w:tr>
-        <w:tblPrEx>
-          <w:tblCellMar>
-            <w:top w:w="0" w:type="dxa"/>
-            <w:bottom w:w="0" w:type="dxa"/>
-          </w:tblCellMar>
-        </w:tblPrEx>
         <w:tc>
           <w:tcPr>
             <w:tcW w:w="1800" w:type="dxa"/>
@@ -33774,12 +32650,6 @@
         </w:tc>
       </w:tr>
       <w:tr>
-        <w:tblPrEx>
-          <w:tblCellMar>
-            <w:top w:w="0" w:type="dxa"/>
-            <w:bottom w:w="0" w:type="dxa"/>
-          </w:tblCellMar>
-        </w:tblPrEx>
         <w:tc>
           <w:tcPr>
             <w:tcW w:w="1800" w:type="dxa"/>
@@ -33862,12 +32732,6 @@
         </w:tc>
       </w:tr>
       <w:tr>
-        <w:tblPrEx>
-          <w:tblCellMar>
-            <w:top w:w="0" w:type="dxa"/>
-            <w:bottom w:w="0" w:type="dxa"/>
-          </w:tblCellMar>
-        </w:tblPrEx>
         <w:tc>
           <w:tcPr>
             <w:tcW w:w="1800" w:type="dxa"/>
@@ -33953,12 +32817,6 @@
         </w:tc>
       </w:tr>
       <w:tr>
-        <w:tblPrEx>
-          <w:tblCellMar>
-            <w:top w:w="0" w:type="dxa"/>
-            <w:bottom w:w="0" w:type="dxa"/>
-          </w:tblCellMar>
-        </w:tblPrEx>
         <w:tc>
           <w:tcPr>
             <w:tcW w:w="1800" w:type="dxa"/>
@@ -34041,12 +32899,6 @@
         </w:tc>
       </w:tr>
       <w:tr>
-        <w:tblPrEx>
-          <w:tblCellMar>
-            <w:top w:w="0" w:type="dxa"/>
-            <w:bottom w:w="0" w:type="dxa"/>
-          </w:tblCellMar>
-        </w:tblPrEx>
         <w:tc>
           <w:tcPr>
             <w:tcW w:w="1800" w:type="dxa"/>
@@ -34485,12 +33337,6 @@
         <w:gridCol w:w="4300"/>
       </w:tblGrid>
       <w:tr>
-        <w:tblPrEx>
-          <w:tblCellMar>
-            <w:top w:w="0" w:type="dxa"/>
-            <w:bottom w:w="0" w:type="dxa"/>
-          </w:tblCellMar>
-        </w:tblPrEx>
         <w:trPr>
           <w:tblHeader/>
         </w:trPr>
@@ -34583,12 +33429,6 @@
         </w:tc>
       </w:tr>
       <w:tr>
-        <w:tblPrEx>
-          <w:tblCellMar>
-            <w:top w:w="0" w:type="dxa"/>
-            <w:bottom w:w="0" w:type="dxa"/>
-          </w:tblCellMar>
-        </w:tblPrEx>
         <w:tc>
           <w:tcPr>
             <w:tcW w:w="2100" w:type="dxa"/>
@@ -34673,12 +33513,6 @@
         </w:tc>
       </w:tr>
       <w:tr>
-        <w:tblPrEx>
-          <w:tblCellMar>
-            <w:top w:w="0" w:type="dxa"/>
-            <w:bottom w:w="0" w:type="dxa"/>
-          </w:tblCellMar>
-        </w:tblPrEx>
         <w:tc>
           <w:tcPr>
             <w:tcW w:w="2100" w:type="dxa"/>
@@ -34775,12 +33609,6 @@
         </w:tc>
       </w:tr>
       <w:tr>
-        <w:tblPrEx>
-          <w:tblCellMar>
-            <w:top w:w="0" w:type="dxa"/>
-            <w:bottom w:w="0" w:type="dxa"/>
-          </w:tblCellMar>
-        </w:tblPrEx>
         <w:tc>
           <w:tcPr>
             <w:tcW w:w="2100" w:type="dxa"/>
@@ -34874,12 +33702,6 @@
         </w:tc>
       </w:tr>
       <w:tr>
-        <w:tblPrEx>
-          <w:tblCellMar>
-            <w:top w:w="0" w:type="dxa"/>
-            <w:bottom w:w="0" w:type="dxa"/>
-          </w:tblCellMar>
-        </w:tblPrEx>
         <w:tc>
           <w:tcPr>
             <w:tcW w:w="2100" w:type="dxa"/>
@@ -34976,12 +33798,6 @@
         </w:tc>
       </w:tr>
       <w:tr>
-        <w:tblPrEx>
-          <w:tblCellMar>
-            <w:top w:w="0" w:type="dxa"/>
-            <w:bottom w:w="0" w:type="dxa"/>
-          </w:tblCellMar>
-        </w:tblPrEx>
         <w:tc>
           <w:tcPr>
             <w:tcW w:w="2100" w:type="dxa"/>
@@ -35076,12 +33892,6 @@
         </w:tc>
       </w:tr>
       <w:tr>
-        <w:tblPrEx>
-          <w:tblCellMar>
-            <w:top w:w="0" w:type="dxa"/>
-            <w:bottom w:w="0" w:type="dxa"/>
-          </w:tblCellMar>
-        </w:tblPrEx>
         <w:tc>
           <w:tcPr>
             <w:tcW w:w="2100" w:type="dxa"/>
@@ -35178,12 +33988,6 @@
         </w:tc>
       </w:tr>
       <w:tr>
-        <w:tblPrEx>
-          <w:tblCellMar>
-            <w:top w:w="0" w:type="dxa"/>
-            <w:bottom w:w="0" w:type="dxa"/>
-          </w:tblCellMar>
-        </w:tblPrEx>
         <w:tc>
           <w:tcPr>
             <w:tcW w:w="2100" w:type="dxa"/>
@@ -35285,12 +34089,6 @@
         </w:tc>
       </w:tr>
       <w:tr>
-        <w:tblPrEx>
-          <w:tblCellMar>
-            <w:top w:w="0" w:type="dxa"/>
-            <w:bottom w:w="0" w:type="dxa"/>
-          </w:tblCellMar>
-        </w:tblPrEx>
         <w:tc>
           <w:tcPr>
             <w:tcW w:w="2100" w:type="dxa"/>
@@ -35376,12 +34174,6 @@
         </w:tc>
       </w:tr>
       <w:tr>
-        <w:tblPrEx>
-          <w:tblCellMar>
-            <w:top w:w="0" w:type="dxa"/>
-            <w:bottom w:w="0" w:type="dxa"/>
-          </w:tblCellMar>
-        </w:tblPrEx>
         <w:tc>
           <w:tcPr>
             <w:tcW w:w="2100" w:type="dxa"/>
@@ -35475,12 +34267,6 @@
         </w:tc>
       </w:tr>
       <w:tr>
-        <w:tblPrEx>
-          <w:tblCellMar>
-            <w:top w:w="0" w:type="dxa"/>
-            <w:bottom w:w="0" w:type="dxa"/>
-          </w:tblCellMar>
-        </w:tblPrEx>
         <w:tc>
           <w:tcPr>
             <w:tcW w:w="2100" w:type="dxa"/>
@@ -35566,12 +34352,6 @@
         </w:tc>
       </w:tr>
       <w:tr>
-        <w:tblPrEx>
-          <w:tblCellMar>
-            <w:top w:w="0" w:type="dxa"/>
-            <w:bottom w:w="0" w:type="dxa"/>
-          </w:tblCellMar>
-        </w:tblPrEx>
         <w:tc>
           <w:tcPr>
             <w:tcW w:w="2100" w:type="dxa"/>
@@ -35654,12 +34434,6 @@
         </w:tc>
       </w:tr>
       <w:tr>
-        <w:tblPrEx>
-          <w:tblCellMar>
-            <w:top w:w="0" w:type="dxa"/>
-            <w:bottom w:w="0" w:type="dxa"/>
-          </w:tblCellMar>
-        </w:tblPrEx>
         <w:tc>
           <w:tcPr>
             <w:tcW w:w="2100" w:type="dxa"/>
@@ -35913,12 +34687,6 @@
         <w:gridCol w:w="2100"/>
       </w:tblGrid>
       <w:tr>
-        <w:tblPrEx>
-          <w:tblCellMar>
-            <w:top w:w="0" w:type="dxa"/>
-            <w:bottom w:w="0" w:type="dxa"/>
-          </w:tblCellMar>
-        </w:tblPrEx>
         <w:trPr>
           <w:tblHeader/>
         </w:trPr>
@@ -36043,12 +34811,6 @@
         </w:tc>
       </w:tr>
       <w:tr>
-        <w:tblPrEx>
-          <w:tblCellMar>
-            <w:top w:w="0" w:type="dxa"/>
-            <w:bottom w:w="0" w:type="dxa"/>
-          </w:tblCellMar>
-        </w:tblPrEx>
         <w:tc>
           <w:tcPr>
             <w:tcW w:w="3000" w:type="dxa"/>
@@ -36160,12 +34922,6 @@
         </w:tc>
       </w:tr>
       <w:tr>
-        <w:tblPrEx>
-          <w:tblCellMar>
-            <w:top w:w="0" w:type="dxa"/>
-            <w:bottom w:w="0" w:type="dxa"/>
-          </w:tblCellMar>
-        </w:tblPrEx>
         <w:tc>
           <w:tcPr>
             <w:tcW w:w="3000" w:type="dxa"/>
@@ -36281,12 +35037,6 @@
         </w:tc>
       </w:tr>
       <w:tr>
-        <w:tblPrEx>
-          <w:tblCellMar>
-            <w:top w:w="0" w:type="dxa"/>
-            <w:bottom w:w="0" w:type="dxa"/>
-          </w:tblCellMar>
-        </w:tblPrEx>
         <w:tc>
           <w:tcPr>
             <w:tcW w:w="3000" w:type="dxa"/>
@@ -36398,12 +35148,6 @@
         </w:tc>
       </w:tr>
       <w:tr>
-        <w:tblPrEx>
-          <w:tblCellMar>
-            <w:top w:w="0" w:type="dxa"/>
-            <w:bottom w:w="0" w:type="dxa"/>
-          </w:tblCellMar>
-        </w:tblPrEx>
         <w:tc>
           <w:tcPr>
             <w:tcW w:w="3000" w:type="dxa"/>
@@ -36519,12 +35263,6 @@
         </w:tc>
       </w:tr>
       <w:tr>
-        <w:tblPrEx>
-          <w:tblCellMar>
-            <w:top w:w="0" w:type="dxa"/>
-            <w:bottom w:w="0" w:type="dxa"/>
-          </w:tblCellMar>
-        </w:tblPrEx>
         <w:tc>
           <w:tcPr>
             <w:tcW w:w="3000" w:type="dxa"/>
@@ -36636,12 +35374,6 @@
         </w:tc>
       </w:tr>
       <w:tr>
-        <w:tblPrEx>
-          <w:tblCellMar>
-            <w:top w:w="0" w:type="dxa"/>
-            <w:bottom w:w="0" w:type="dxa"/>
-          </w:tblCellMar>
-        </w:tblPrEx>
         <w:tc>
           <w:tcPr>
             <w:tcW w:w="3000" w:type="dxa"/>
@@ -36757,12 +35489,6 @@
         </w:tc>
       </w:tr>
       <w:tr>
-        <w:tblPrEx>
-          <w:tblCellMar>
-            <w:top w:w="0" w:type="dxa"/>
-            <w:bottom w:w="0" w:type="dxa"/>
-          </w:tblCellMar>
-        </w:tblPrEx>
         <w:tc>
           <w:tcPr>
             <w:tcW w:w="3000" w:type="dxa"/>
@@ -36874,12 +35600,6 @@
         </w:tc>
       </w:tr>
       <w:tr>
-        <w:tblPrEx>
-          <w:tblCellMar>
-            <w:top w:w="0" w:type="dxa"/>
-            <w:bottom w:w="0" w:type="dxa"/>
-          </w:tblCellMar>
-        </w:tblPrEx>
         <w:tc>
           <w:tcPr>
             <w:tcW w:w="3000" w:type="dxa"/>
@@ -36995,12 +35715,6 @@
         </w:tc>
       </w:tr>
       <w:tr>
-        <w:tblPrEx>
-          <w:tblCellMar>
-            <w:top w:w="0" w:type="dxa"/>
-            <w:bottom w:w="0" w:type="dxa"/>
-          </w:tblCellMar>
-        </w:tblPrEx>
         <w:tc>
           <w:tcPr>
             <w:tcW w:w="3000" w:type="dxa"/>
@@ -37112,12 +35826,6 @@
         </w:tc>
       </w:tr>
       <w:tr>
-        <w:tblPrEx>
-          <w:tblCellMar>
-            <w:top w:w="0" w:type="dxa"/>
-            <w:bottom w:w="0" w:type="dxa"/>
-          </w:tblCellMar>
-        </w:tblPrEx>
         <w:tc>
           <w:tcPr>
             <w:tcW w:w="3000" w:type="dxa"/>
@@ -37233,12 +35941,6 @@
         </w:tc>
       </w:tr>
       <w:tr>
-        <w:tblPrEx>
-          <w:tblCellMar>
-            <w:top w:w="0" w:type="dxa"/>
-            <w:bottom w:w="0" w:type="dxa"/>
-          </w:tblCellMar>
-        </w:tblPrEx>
         <w:tc>
           <w:tcPr>
             <w:tcW w:w="3000" w:type="dxa"/>
@@ -37350,12 +36052,6 @@
         </w:tc>
       </w:tr>
       <w:tr>
-        <w:tblPrEx>
-          <w:tblCellMar>
-            <w:top w:w="0" w:type="dxa"/>
-            <w:bottom w:w="0" w:type="dxa"/>
-          </w:tblCellMar>
-        </w:tblPrEx>
         <w:tc>
           <w:tcPr>
             <w:tcW w:w="3000" w:type="dxa"/>
@@ -37471,12 +36167,6 @@
         </w:tc>
       </w:tr>
       <w:tr>
-        <w:tblPrEx>
-          <w:tblCellMar>
-            <w:top w:w="0" w:type="dxa"/>
-            <w:bottom w:w="0" w:type="dxa"/>
-          </w:tblCellMar>
-        </w:tblPrEx>
         <w:tc>
           <w:tcPr>
             <w:tcW w:w="3000" w:type="dxa"/>
@@ -37646,12 +36336,6 @@
         <w:gridCol w:w="3100"/>
       </w:tblGrid>
       <w:tr>
-        <w:tblPrEx>
-          <w:tblCellMar>
-            <w:top w:w="0" w:type="dxa"/>
-            <w:bottom w:w="0" w:type="dxa"/>
-          </w:tblCellMar>
-        </w:tblPrEx>
         <w:trPr>
           <w:tblHeader/>
         </w:trPr>
@@ -37744,12 +36428,6 @@
         </w:tc>
       </w:tr>
       <w:tr>
-        <w:tblPrEx>
-          <w:tblCellMar>
-            <w:top w:w="0" w:type="dxa"/>
-            <w:bottom w:w="0" w:type="dxa"/>
-          </w:tblCellMar>
-        </w:tblPrEx>
         <w:tc>
           <w:tcPr>
             <w:tcW w:w="2300" w:type="dxa"/>
@@ -37832,12 +36510,6 @@
         </w:tc>
       </w:tr>
       <w:tr>
-        <w:tblPrEx>
-          <w:tblCellMar>
-            <w:top w:w="0" w:type="dxa"/>
-            <w:bottom w:w="0" w:type="dxa"/>
-          </w:tblCellMar>
-        </w:tblPrEx>
         <w:tc>
           <w:tcPr>
             <w:tcW w:w="2300" w:type="dxa"/>
@@ -37923,12 +36595,6 @@
         </w:tc>
       </w:tr>
       <w:tr>
-        <w:tblPrEx>
-          <w:tblCellMar>
-            <w:top w:w="0" w:type="dxa"/>
-            <w:bottom w:w="0" w:type="dxa"/>
-          </w:tblCellMar>
-        </w:tblPrEx>
         <w:tc>
           <w:tcPr>
             <w:tcW w:w="2300" w:type="dxa"/>
@@ -38011,12 +36677,6 @@
         </w:tc>
       </w:tr>
       <w:tr>
-        <w:tblPrEx>
-          <w:tblCellMar>
-            <w:top w:w="0" w:type="dxa"/>
-            <w:bottom w:w="0" w:type="dxa"/>
-          </w:tblCellMar>
-        </w:tblPrEx>
         <w:tc>
           <w:tcPr>
             <w:tcW w:w="2300" w:type="dxa"/>
@@ -38362,12 +37022,6 @@
         <w:gridCol w:w="3200"/>
       </w:tblGrid>
       <w:tr>
-        <w:tblPrEx>
-          <w:tblCellMar>
-            <w:top w:w="0" w:type="dxa"/>
-            <w:bottom w:w="0" w:type="dxa"/>
-          </w:tblCellMar>
-        </w:tblPrEx>
         <w:trPr>
           <w:tblHeader/>
         </w:trPr>
@@ -38460,12 +37114,6 @@
         </w:tc>
       </w:tr>
       <w:tr>
-        <w:tblPrEx>
-          <w:tblCellMar>
-            <w:top w:w="0" w:type="dxa"/>
-            <w:bottom w:w="0" w:type="dxa"/>
-          </w:tblCellMar>
-        </w:tblPrEx>
         <w:tc>
           <w:tcPr>
             <w:tcW w:w="3000" w:type="dxa"/>
@@ -38548,12 +37196,6 @@
         </w:tc>
       </w:tr>
       <w:tr>
-        <w:tblPrEx>
-          <w:tblCellMar>
-            <w:top w:w="0" w:type="dxa"/>
-            <w:bottom w:w="0" w:type="dxa"/>
-          </w:tblCellMar>
-        </w:tblPrEx>
         <w:tc>
           <w:tcPr>
             <w:tcW w:w="3000" w:type="dxa"/>
@@ -38639,12 +37281,6 @@
         </w:tc>
       </w:tr>
       <w:tr>
-        <w:tblPrEx>
-          <w:tblCellMar>
-            <w:top w:w="0" w:type="dxa"/>
-            <w:bottom w:w="0" w:type="dxa"/>
-          </w:tblCellMar>
-        </w:tblPrEx>
         <w:tc>
           <w:tcPr>
             <w:tcW w:w="3000" w:type="dxa"/>
@@ -38727,12 +37363,6 @@
         </w:tc>
       </w:tr>
       <w:tr>
-        <w:tblPrEx>
-          <w:tblCellMar>
-            <w:top w:w="0" w:type="dxa"/>
-            <w:bottom w:w="0" w:type="dxa"/>
-          </w:tblCellMar>
-        </w:tblPrEx>
         <w:tc>
           <w:tcPr>
             <w:tcW w:w="3000" w:type="dxa"/>
@@ -38818,12 +37448,6 @@
         </w:tc>
       </w:tr>
       <w:tr>
-        <w:tblPrEx>
-          <w:tblCellMar>
-            <w:top w:w="0" w:type="dxa"/>
-            <w:bottom w:w="0" w:type="dxa"/>
-          </w:tblCellMar>
-        </w:tblPrEx>
         <w:tc>
           <w:tcPr>
             <w:tcW w:w="3000" w:type="dxa"/>
@@ -38906,12 +37530,6 @@
         </w:tc>
       </w:tr>
       <w:tr>
-        <w:tblPrEx>
-          <w:tblCellMar>
-            <w:top w:w="0" w:type="dxa"/>
-            <w:bottom w:w="0" w:type="dxa"/>
-          </w:tblCellMar>
-        </w:tblPrEx>
         <w:tc>
           <w:tcPr>
             <w:tcW w:w="3000" w:type="dxa"/>
@@ -38997,12 +37615,6 @@
         </w:tc>
       </w:tr>
       <w:tr>
-        <w:tblPrEx>
-          <w:tblCellMar>
-            <w:top w:w="0" w:type="dxa"/>
-            <w:bottom w:w="0" w:type="dxa"/>
-          </w:tblCellMar>
-        </w:tblPrEx>
         <w:tc>
           <w:tcPr>
             <w:tcW w:w="3000" w:type="dxa"/>
@@ -39085,12 +37697,6 @@
         </w:tc>
       </w:tr>
       <w:tr>
-        <w:tblPrEx>
-          <w:tblCellMar>
-            <w:top w:w="0" w:type="dxa"/>
-            <w:bottom w:w="0" w:type="dxa"/>
-          </w:tblCellMar>
-        </w:tblPrEx>
         <w:tc>
           <w:tcPr>
             <w:tcW w:w="3000" w:type="dxa"/>
@@ -39176,12 +37782,6 @@
         </w:tc>
       </w:tr>
       <w:tr>
-        <w:tblPrEx>
-          <w:tblCellMar>
-            <w:top w:w="0" w:type="dxa"/>
-            <w:bottom w:w="0" w:type="dxa"/>
-          </w:tblCellMar>
-        </w:tblPrEx>
         <w:tc>
           <w:tcPr>
             <w:tcW w:w="3000" w:type="dxa"/>
@@ -39264,12 +37864,6 @@
         </w:tc>
       </w:tr>
       <w:tr>
-        <w:tblPrEx>
-          <w:tblCellMar>
-            <w:top w:w="0" w:type="dxa"/>
-            <w:bottom w:w="0" w:type="dxa"/>
-          </w:tblCellMar>
-        </w:tblPrEx>
         <w:tc>
           <w:tcPr>
             <w:tcW w:w="3000" w:type="dxa"/>
@@ -39355,12 +37949,6 @@
         </w:tc>
       </w:tr>
       <w:tr>
-        <w:tblPrEx>
-          <w:tblCellMar>
-            <w:top w:w="0" w:type="dxa"/>
-            <w:bottom w:w="0" w:type="dxa"/>
-          </w:tblCellMar>
-        </w:tblPrEx>
         <w:tc>
           <w:tcPr>
             <w:tcW w:w="3000" w:type="dxa"/>
@@ -39443,12 +38031,6 @@
         </w:tc>
       </w:tr>
       <w:tr>
-        <w:tblPrEx>
-          <w:tblCellMar>
-            <w:top w:w="0" w:type="dxa"/>
-            <w:bottom w:w="0" w:type="dxa"/>
-          </w:tblCellMar>
-        </w:tblPrEx>
         <w:tc>
           <w:tcPr>
             <w:tcW w:w="3000" w:type="dxa"/>
@@ -39534,12 +38116,6 @@
         </w:tc>
       </w:tr>
       <w:tr>
-        <w:tblPrEx>
-          <w:tblCellMar>
-            <w:top w:w="0" w:type="dxa"/>
-            <w:bottom w:w="0" w:type="dxa"/>
-          </w:tblCellMar>
-        </w:tblPrEx>
         <w:tc>
           <w:tcPr>
             <w:tcW w:w="3000" w:type="dxa"/>
@@ -39622,12 +38198,6 @@
         </w:tc>
       </w:tr>
       <w:tr>
-        <w:tblPrEx>
-          <w:tblCellMar>
-            <w:top w:w="0" w:type="dxa"/>
-            <w:bottom w:w="0" w:type="dxa"/>
-          </w:tblCellMar>
-        </w:tblPrEx>
         <w:tc>
           <w:tcPr>
             <w:tcW w:w="3000" w:type="dxa"/>
@@ -39713,12 +38283,6 @@
         </w:tc>
       </w:tr>
       <w:tr>
-        <w:tblPrEx>
-          <w:tblCellMar>
-            <w:top w:w="0" w:type="dxa"/>
-            <w:bottom w:w="0" w:type="dxa"/>
-          </w:tblCellMar>
-        </w:tblPrEx>
         <w:tc>
           <w:tcPr>
             <w:tcW w:w="3000" w:type="dxa"/>
@@ -39801,12 +38365,6 @@
         </w:tc>
       </w:tr>
       <w:tr>
-        <w:tblPrEx>
-          <w:tblCellMar>
-            <w:top w:w="0" w:type="dxa"/>
-            <w:bottom w:w="0" w:type="dxa"/>
-          </w:tblCellMar>
-        </w:tblPrEx>
         <w:tc>
           <w:tcPr>
             <w:tcW w:w="3000" w:type="dxa"/>
@@ -40013,82 +38571,43 @@
     </w:p>
     <w:tbl>
       <w:tblPr>
-        <w:tblW w:w="9000" w:type="dxa"/>
-        <w:tblBorders>
-          <w:top w:val="single" w:sz="4" w:space="0" w:color="AAAAAA"/>
-          <w:left w:val="single" w:sz="4" w:space="0" w:color="AAAAAA"/>
-          <w:bottom w:val="single" w:sz="4" w:space="0" w:color="AAAAAA"/>
-          <w:right w:val="single" w:sz="4" w:space="0" w:color="AAAAAA"/>
-          <w:insideH w:val="single" w:sz="2" w:space="0" w:color="CCCCCC"/>
-          <w:insideV w:val="single" w:sz="2" w:space="0" w:color="CCCCCC"/>
-        </w:tblBorders>
+        <w:tblW w:w="0" w:type="auto"/>
+        <w:tblCellSpacing w:w="15" w:type="dxa"/>
         <w:tblCellMar>
-          <w:left w:w="10" w:type="dxa"/>
-          <w:right w:w="10" w:type="dxa"/>
+          <w:top w:w="15" w:type="dxa"/>
+          <w:left w:w="15" w:type="dxa"/>
+          <w:bottom w:w="15" w:type="dxa"/>
+          <w:right w:w="15" w:type="dxa"/>
         </w:tblCellMar>
-        <w:tblLook w:val="0000" w:firstRow="0" w:lastRow="0" w:firstColumn="0" w:lastColumn="0" w:noHBand="0" w:noVBand="0"/>
+        <w:tblLook w:val="04A0" w:firstRow="1" w:lastRow="0" w:firstColumn="1" w:lastColumn="0" w:noHBand="0" w:noVBand="1"/>
       </w:tblPr>
       <w:tblGrid>
-        <w:gridCol w:w="1800"/>
-        <w:gridCol w:w="3600"/>
-        <w:gridCol w:w="3600"/>
+        <w:gridCol w:w="1541"/>
+        <w:gridCol w:w="3468"/>
+        <w:gridCol w:w="2968"/>
+        <w:gridCol w:w="1049"/>
       </w:tblGrid>
       <w:tr>
-        <w:tblPrEx>
-          <w:tblCellMar>
-            <w:top w:w="0" w:type="dxa"/>
-            <w:bottom w:w="0" w:type="dxa"/>
-          </w:tblCellMar>
-        </w:tblPrEx>
         <w:trPr>
           <w:tblHeader/>
+          <w:tblCellSpacing w:w="15" w:type="dxa"/>
         </w:trPr>
         <w:tc>
           <w:tcPr>
-            <w:tcW w:w="1800" w:type="dxa"/>
-            <w:shd w:val="clear" w:color="auto" w:fill="DCE6F1"/>
-            <w:tcMar>
-              <w:top w:w="60" w:type="dxa"/>
-              <w:left w:w="100" w:type="dxa"/>
-              <w:bottom w:w="60" w:type="dxa"/>
-              <w:right w:w="100" w:type="dxa"/>
-            </w:tcMar>
-          </w:tcPr>
-          <w:p>
-            <w:pPr>
-              <w:rPr>
-                <w:sz w:val="26"/>
-                <w:szCs w:val="26"/>
-              </w:rPr>
-            </w:pPr>
-            <w:r>
+            <w:tcW w:w="0" w:type="auto"/>
+            <w:vAlign w:val="center"/>
+            <w:hideMark/>
+          </w:tcPr>
+          <w:p>
+            <w:pPr>
+              <w:spacing w:before="80" w:after="220"/>
+              <w:jc w:val="center"/>
               <w:rPr>
                 <w:b/>
                 <w:bCs/>
                 <w:sz w:val="26"/>
                 <w:szCs w:val="26"/>
               </w:rPr>
-              <w:t>Nhóm</w:t>
-            </w:r>
-          </w:p>
-        </w:tc>
-        <w:tc>
-          <w:tcPr>
-            <w:tcW w:w="3600" w:type="dxa"/>
-            <w:shd w:val="clear" w:color="auto" w:fill="DCE6F1"/>
-            <w:tcMar>
-              <w:top w:w="60" w:type="dxa"/>
-              <w:left w:w="100" w:type="dxa"/>
-              <w:bottom w:w="60" w:type="dxa"/>
-              <w:right w:w="100" w:type="dxa"/>
-            </w:tcMar>
-          </w:tcPr>
-          <w:p>
-            <w:pPr>
-              <w:rPr>
-                <w:sz w:val="26"/>
-                <w:szCs w:val="26"/>
-              </w:rPr>
             </w:pPr>
             <w:r>
               <w:rPr>
@@ -40097,59 +38616,109 @@
                 <w:sz w:val="26"/>
                 <w:szCs w:val="26"/>
               </w:rPr>
-              <w:t>Chỉ số</w:t>
-            </w:r>
-          </w:p>
-        </w:tc>
-        <w:tc>
-          <w:tcPr>
-            <w:tcW w:w="3600" w:type="dxa"/>
-            <w:shd w:val="clear" w:color="auto" w:fill="DCE6F1"/>
-            <w:tcMar>
-              <w:top w:w="60" w:type="dxa"/>
-              <w:left w:w="100" w:type="dxa"/>
-              <w:bottom w:w="60" w:type="dxa"/>
-              <w:right w:w="100" w:type="dxa"/>
-            </w:tcMar>
-          </w:tcPr>
-          <w:p>
-            <w:pPr>
-              <w:rPr>
-                <w:sz w:val="26"/>
-                <w:szCs w:val="26"/>
-              </w:rPr>
-            </w:pPr>
-            <w:r>
+              <w:t>Tầng</w:t>
+            </w:r>
+          </w:p>
+        </w:tc>
+        <w:tc>
+          <w:tcPr>
+            <w:tcW w:w="0" w:type="auto"/>
+            <w:vAlign w:val="center"/>
+            <w:hideMark/>
+          </w:tcPr>
+          <w:p>
+            <w:pPr>
+              <w:spacing w:before="80" w:after="220"/>
+              <w:jc w:val="center"/>
               <w:rPr>
                 <w:b/>
                 <w:bCs/>
                 <w:sz w:val="26"/>
                 <w:szCs w:val="26"/>
               </w:rPr>
-              <w:t>Công cụ</w:t>
+            </w:pPr>
+            <w:r>
+              <w:rPr>
+                <w:b/>
+                <w:bCs/>
+                <w:sz w:val="26"/>
+                <w:szCs w:val="26"/>
+              </w:rPr>
+              <w:t>Chỉ số</w:t>
+            </w:r>
+          </w:p>
+        </w:tc>
+        <w:tc>
+          <w:tcPr>
+            <w:tcW w:w="0" w:type="auto"/>
+            <w:vAlign w:val="center"/>
+            <w:hideMark/>
+          </w:tcPr>
+          <w:p>
+            <w:pPr>
+              <w:spacing w:before="80" w:after="220"/>
+              <w:jc w:val="center"/>
+              <w:rPr>
+                <w:b/>
+                <w:bCs/>
+                <w:sz w:val="26"/>
+                <w:szCs w:val="26"/>
+              </w:rPr>
+            </w:pPr>
+            <w:r>
+              <w:rPr>
+                <w:b/>
+                <w:bCs/>
+                <w:sz w:val="26"/>
+                <w:szCs w:val="26"/>
+              </w:rPr>
+              <w:t>Cách tính</w:t>
+            </w:r>
+          </w:p>
+        </w:tc>
+        <w:tc>
+          <w:tcPr>
+            <w:tcW w:w="0" w:type="auto"/>
+            <w:vAlign w:val="center"/>
+            <w:hideMark/>
+          </w:tcPr>
+          <w:p>
+            <w:pPr>
+              <w:spacing w:before="80" w:after="220"/>
+              <w:jc w:val="center"/>
+              <w:rPr>
+                <w:b/>
+                <w:bCs/>
+                <w:sz w:val="26"/>
+                <w:szCs w:val="26"/>
+              </w:rPr>
+            </w:pPr>
+            <w:r>
+              <w:rPr>
+                <w:b/>
+                <w:bCs/>
+                <w:sz w:val="26"/>
+                <w:szCs w:val="26"/>
+              </w:rPr>
+              <w:t>Cần LLM?</w:t>
             </w:r>
           </w:p>
         </w:tc>
       </w:tr>
       <w:tr>
-        <w:tblPrEx>
-          <w:tblCellMar>
-            <w:top w:w="0" w:type="dxa"/>
-            <w:bottom w:w="0" w:type="dxa"/>
-          </w:tblCellMar>
-        </w:tblPrEx>
-        <w:tc>
-          <w:tcPr>
-            <w:tcW w:w="1800" w:type="dxa"/>
-            <w:tcMar>
-              <w:top w:w="60" w:type="dxa"/>
-              <w:left w:w="100" w:type="dxa"/>
-              <w:bottom w:w="60" w:type="dxa"/>
-              <w:right w:w="100" w:type="dxa"/>
-            </w:tcMar>
-          </w:tcPr>
-          <w:p>
-            <w:pPr>
+        <w:trPr>
+          <w:tblCellSpacing w:w="15" w:type="dxa"/>
+        </w:trPr>
+        <w:tc>
+          <w:tcPr>
+            <w:tcW w:w="0" w:type="auto"/>
+            <w:vAlign w:val="center"/>
+            <w:hideMark/>
+          </w:tcPr>
+          <w:p>
+            <w:pPr>
+              <w:spacing w:before="80" w:after="220"/>
+              <w:jc w:val="center"/>
               <w:rPr>
                 <w:sz w:val="26"/>
                 <w:szCs w:val="26"/>
@@ -40162,83 +38731,98 @@
                 <w:sz w:val="26"/>
                 <w:szCs w:val="26"/>
               </w:rPr>
-              <w:t>Truy xuất</w:t>
-            </w:r>
-          </w:p>
-        </w:tc>
-        <w:tc>
-          <w:tcPr>
-            <w:tcW w:w="3600" w:type="dxa"/>
-            <w:tcMar>
-              <w:top w:w="60" w:type="dxa"/>
-              <w:left w:w="100" w:type="dxa"/>
-              <w:bottom w:w="60" w:type="dxa"/>
-              <w:right w:w="100" w:type="dxa"/>
-            </w:tcMar>
-          </w:tcPr>
-          <w:p>
-            <w:pPr>
-              <w:rPr>
-                <w:sz w:val="26"/>
-                <w:szCs w:val="26"/>
-              </w:rPr>
-            </w:pPr>
-            <w:r>
-              <w:rPr>
-                <w:sz w:val="26"/>
-                <w:szCs w:val="26"/>
-              </w:rPr>
-              <w:t>Recall@5, MRR, nDCG@10</w:t>
-            </w:r>
-          </w:p>
-        </w:tc>
-        <w:tc>
-          <w:tcPr>
-            <w:tcW w:w="3600" w:type="dxa"/>
-            <w:tcMar>
-              <w:top w:w="60" w:type="dxa"/>
-              <w:left w:w="100" w:type="dxa"/>
-              <w:bottom w:w="60" w:type="dxa"/>
-              <w:right w:w="100" w:type="dxa"/>
-            </w:tcMar>
-          </w:tcPr>
-          <w:p>
-            <w:pPr>
-              <w:rPr>
-                <w:sz w:val="26"/>
-                <w:szCs w:val="26"/>
-              </w:rPr>
-            </w:pPr>
-            <w:r>
-              <w:rPr>
-                <w:sz w:val="26"/>
-                <w:szCs w:val="26"/>
-              </w:rPr>
-              <w:t>Tự xây dựng trên bộ kiểm thử riêng</w:t>
+              <w:t>1. Truy xuất</w:t>
+            </w:r>
+          </w:p>
+        </w:tc>
+        <w:tc>
+          <w:tcPr>
+            <w:tcW w:w="0" w:type="auto"/>
+            <w:vAlign w:val="center"/>
+            <w:hideMark/>
+          </w:tcPr>
+          <w:p>
+            <w:pPr>
+              <w:spacing w:before="80" w:after="220"/>
+              <w:jc w:val="center"/>
+              <w:rPr>
+                <w:sz w:val="26"/>
+                <w:szCs w:val="26"/>
+              </w:rPr>
+            </w:pPr>
+            <w:r>
+              <w:rPr>
+                <w:sz w:val="26"/>
+                <w:szCs w:val="26"/>
+              </w:rPr>
+              <w:t>Recall@5, Recall@40, MRR, nDCG@10</w:t>
+            </w:r>
+          </w:p>
+        </w:tc>
+        <w:tc>
+          <w:tcPr>
+            <w:tcW w:w="0" w:type="auto"/>
+            <w:vAlign w:val="center"/>
+            <w:hideMark/>
+          </w:tcPr>
+          <w:p>
+            <w:pPr>
+              <w:spacing w:before="80" w:after="220"/>
+              <w:jc w:val="center"/>
+              <w:rPr>
+                <w:sz w:val="26"/>
+                <w:szCs w:val="26"/>
+              </w:rPr>
+            </w:pPr>
+            <w:r>
+              <w:rPr>
+                <w:sz w:val="26"/>
+                <w:szCs w:val="26"/>
+              </w:rPr>
+              <w:t>So đoạn truy xuất với vùng đáp án chuẩn</w:t>
+            </w:r>
+          </w:p>
+        </w:tc>
+        <w:tc>
+          <w:tcPr>
+            <w:tcW w:w="0" w:type="auto"/>
+            <w:vAlign w:val="center"/>
+            <w:hideMark/>
+          </w:tcPr>
+          <w:p>
+            <w:pPr>
+              <w:spacing w:before="80" w:after="220"/>
+              <w:jc w:val="center"/>
+              <w:rPr>
+                <w:sz w:val="26"/>
+                <w:szCs w:val="26"/>
+              </w:rPr>
+            </w:pPr>
+            <w:r>
+              <w:rPr>
+                <w:sz w:val="26"/>
+                <w:szCs w:val="26"/>
+              </w:rPr>
+              <w:t>Không</w:t>
             </w:r>
           </w:p>
         </w:tc>
       </w:tr>
       <w:tr>
-        <w:tblPrEx>
-          <w:tblCellMar>
-            <w:top w:w="0" w:type="dxa"/>
-            <w:bottom w:w="0" w:type="dxa"/>
-          </w:tblCellMar>
-        </w:tblPrEx>
-        <w:tc>
-          <w:tcPr>
-            <w:tcW w:w="1800" w:type="dxa"/>
-            <w:shd w:val="clear" w:color="auto" w:fill="F2F2F2"/>
-            <w:tcMar>
-              <w:top w:w="60" w:type="dxa"/>
-              <w:left w:w="100" w:type="dxa"/>
-              <w:bottom w:w="60" w:type="dxa"/>
-              <w:right w:w="100" w:type="dxa"/>
-            </w:tcMar>
-          </w:tcPr>
-          <w:p>
-            <w:pPr>
+        <w:trPr>
+          <w:tblCellSpacing w:w="15" w:type="dxa"/>
+        </w:trPr>
+        <w:tc>
+          <w:tcPr>
+            <w:tcW w:w="0" w:type="auto"/>
+            <w:vMerge w:val="restart"/>
+            <w:vAlign w:val="center"/>
+            <w:hideMark/>
+          </w:tcPr>
+          <w:p>
+            <w:pPr>
+              <w:spacing w:before="80" w:after="220"/>
+              <w:jc w:val="center"/>
               <w:rPr>
                 <w:sz w:val="26"/>
                 <w:szCs w:val="26"/>
@@ -40251,107 +38835,193 @@
                 <w:sz w:val="26"/>
                 <w:szCs w:val="26"/>
               </w:rPr>
-              <w:t>Sinh văn bản</w:t>
-            </w:r>
-          </w:p>
-        </w:tc>
-        <w:tc>
-          <w:tcPr>
-            <w:tcW w:w="3600" w:type="dxa"/>
-            <w:shd w:val="clear" w:color="auto" w:fill="F2F2F2"/>
-            <w:tcMar>
-              <w:top w:w="60" w:type="dxa"/>
-              <w:left w:w="100" w:type="dxa"/>
-              <w:bottom w:w="60" w:type="dxa"/>
-              <w:right w:w="100" w:type="dxa"/>
-            </w:tcMar>
-          </w:tcPr>
-          <w:p>
-            <w:pPr>
-              <w:rPr>
-                <w:sz w:val="26"/>
-                <w:szCs w:val="26"/>
-                <w:lang w:val="vi-VN"/>
-              </w:rPr>
-            </w:pPr>
-            <w:r>
-              <w:rPr>
-                <w:sz w:val="26"/>
-                <w:szCs w:val="26"/>
-              </w:rPr>
-              <w:t>Faithfullness</w:t>
-            </w:r>
-            <w:r>
-              <w:rPr>
-                <w:sz w:val="26"/>
-                <w:szCs w:val="26"/>
-              </w:rPr>
-              <w:t xml:space="preserve">, </w:t>
-            </w:r>
-            <w:r>
-              <w:rPr>
-                <w:sz w:val="26"/>
-                <w:szCs w:val="26"/>
-              </w:rPr>
-              <w:t>Answer</w:t>
-            </w:r>
-            <w:r>
-              <w:rPr>
-                <w:sz w:val="26"/>
-                <w:szCs w:val="26"/>
-                <w:lang w:val="vi-VN"/>
-              </w:rPr>
-              <w:t xml:space="preserve"> Relevancy</w:t>
-            </w:r>
-          </w:p>
-        </w:tc>
-        <w:tc>
-          <w:tcPr>
-            <w:tcW w:w="3600" w:type="dxa"/>
-            <w:shd w:val="clear" w:color="auto" w:fill="F2F2F2"/>
-            <w:tcMar>
-              <w:top w:w="60" w:type="dxa"/>
-              <w:left w:w="100" w:type="dxa"/>
-              <w:bottom w:w="60" w:type="dxa"/>
-              <w:right w:w="100" w:type="dxa"/>
-            </w:tcMar>
-          </w:tcPr>
-          <w:p>
-            <w:pPr>
-              <w:rPr>
-                <w:sz w:val="26"/>
-                <w:szCs w:val="26"/>
-              </w:rPr>
-            </w:pPr>
-            <w:r>
-              <w:rPr>
-                <w:sz w:val="26"/>
-                <w:szCs w:val="26"/>
-              </w:rPr>
-              <w:t>RAGAS</w:t>
+              <w:t>2. Đáp án</w:t>
+            </w:r>
+          </w:p>
+        </w:tc>
+        <w:tc>
+          <w:tcPr>
+            <w:tcW w:w="0" w:type="auto"/>
+            <w:vAlign w:val="center"/>
+            <w:hideMark/>
+          </w:tcPr>
+          <w:p>
+            <w:pPr>
+              <w:spacing w:before="80" w:after="220"/>
+              <w:jc w:val="center"/>
+              <w:rPr>
+                <w:sz w:val="26"/>
+                <w:szCs w:val="26"/>
+              </w:rPr>
+            </w:pPr>
+            <w:r>
+              <w:rPr>
+                <w:sz w:val="26"/>
+                <w:szCs w:val="26"/>
+              </w:rPr>
+              <w:t>Khớp chính xác cho dữ kiện số; độ phủ ý chính cho câu trả lời tự do</w:t>
+            </w:r>
+          </w:p>
+        </w:tc>
+        <w:tc>
+          <w:tcPr>
+            <w:tcW w:w="0" w:type="auto"/>
+            <w:vAlign w:val="center"/>
+            <w:hideMark/>
+          </w:tcPr>
+          <w:p>
+            <w:pPr>
+              <w:spacing w:before="80" w:after="220"/>
+              <w:jc w:val="center"/>
+              <w:rPr>
+                <w:sz w:val="26"/>
+                <w:szCs w:val="26"/>
+              </w:rPr>
+            </w:pPr>
+            <w:r>
+              <w:rPr>
+                <w:sz w:val="26"/>
+                <w:szCs w:val="26"/>
+              </w:rPr>
+              <w:t>Chuẩn hóa số rồi so sánh; đếm số ý chính có mặt</w:t>
+            </w:r>
+          </w:p>
+        </w:tc>
+        <w:tc>
+          <w:tcPr>
+            <w:tcW w:w="0" w:type="auto"/>
+            <w:vAlign w:val="center"/>
+            <w:hideMark/>
+          </w:tcPr>
+          <w:p>
+            <w:pPr>
+              <w:spacing w:before="80" w:after="220"/>
+              <w:jc w:val="center"/>
+              <w:rPr>
+                <w:sz w:val="26"/>
+                <w:szCs w:val="26"/>
+              </w:rPr>
+            </w:pPr>
+            <w:r>
+              <w:rPr>
+                <w:sz w:val="26"/>
+                <w:szCs w:val="26"/>
+              </w:rPr>
+              <w:t>Chỉ câu tự do</w:t>
             </w:r>
           </w:p>
         </w:tc>
       </w:tr>
       <w:tr>
-        <w:tblPrEx>
-          <w:tblCellMar>
-            <w:top w:w="0" w:type="dxa"/>
-            <w:bottom w:w="0" w:type="dxa"/>
-          </w:tblCellMar>
-        </w:tblPrEx>
-        <w:tc>
-          <w:tcPr>
-            <w:tcW w:w="1800" w:type="dxa"/>
-            <w:tcMar>
-              <w:top w:w="60" w:type="dxa"/>
-              <w:left w:w="100" w:type="dxa"/>
-              <w:bottom w:w="60" w:type="dxa"/>
-              <w:right w:w="100" w:type="dxa"/>
-            </w:tcMar>
-          </w:tcPr>
-          <w:p>
-            <w:pPr>
+        <w:trPr>
+          <w:tblCellSpacing w:w="15" w:type="dxa"/>
+        </w:trPr>
+        <w:tc>
+          <w:tcPr>
+            <w:tcW w:w="0" w:type="auto"/>
+            <w:vMerge/>
+            <w:vAlign w:val="center"/>
+            <w:hideMark/>
+          </w:tcPr>
+          <w:p>
+            <w:pPr>
+              <w:spacing w:before="80" w:after="220"/>
+              <w:jc w:val="center"/>
+              <w:rPr>
+                <w:sz w:val="26"/>
+                <w:szCs w:val="26"/>
+              </w:rPr>
+            </w:pPr>
+          </w:p>
+        </w:tc>
+        <w:tc>
+          <w:tcPr>
+            <w:tcW w:w="0" w:type="auto"/>
+            <w:vAlign w:val="center"/>
+            <w:hideMark/>
+          </w:tcPr>
+          <w:p>
+            <w:pPr>
+              <w:spacing w:before="80" w:after="220"/>
+              <w:jc w:val="center"/>
+              <w:rPr>
+                <w:sz w:val="26"/>
+                <w:szCs w:val="26"/>
+              </w:rPr>
+            </w:pPr>
+            <w:r>
+              <w:rPr>
+                <w:sz w:val="26"/>
+                <w:szCs w:val="26"/>
+              </w:rPr>
+              <w:t>Độ chính xác từ chối; tỉ lệ từ chối nhầm</w:t>
+            </w:r>
+          </w:p>
+        </w:tc>
+        <w:tc>
+          <w:tcPr>
+            <w:tcW w:w="0" w:type="auto"/>
+            <w:vAlign w:val="center"/>
+            <w:hideMark/>
+          </w:tcPr>
+          <w:p>
+            <w:pPr>
+              <w:spacing w:before="80" w:after="220"/>
+              <w:jc w:val="center"/>
+              <w:rPr>
+                <w:sz w:val="26"/>
+                <w:szCs w:val="26"/>
+              </w:rPr>
+            </w:pPr>
+            <w:r>
+              <w:rPr>
+                <w:sz w:val="26"/>
+                <w:szCs w:val="26"/>
+              </w:rPr>
+              <w:t>Trên nhóm câu không có đáp án và nhóm có đáp án</w:t>
+            </w:r>
+          </w:p>
+        </w:tc>
+        <w:tc>
+          <w:tcPr>
+            <w:tcW w:w="0" w:type="auto"/>
+            <w:vAlign w:val="center"/>
+            <w:hideMark/>
+          </w:tcPr>
+          <w:p>
+            <w:pPr>
+              <w:spacing w:before="80" w:after="220"/>
+              <w:jc w:val="center"/>
+              <w:rPr>
+                <w:sz w:val="26"/>
+                <w:szCs w:val="26"/>
+              </w:rPr>
+            </w:pPr>
+            <w:r>
+              <w:rPr>
+                <w:sz w:val="26"/>
+                <w:szCs w:val="26"/>
+              </w:rPr>
+              <w:t>Không</w:t>
+            </w:r>
+          </w:p>
+        </w:tc>
+      </w:tr>
+      <w:tr>
+        <w:trPr>
+          <w:tblCellSpacing w:w="15" w:type="dxa"/>
+        </w:trPr>
+        <w:tc>
+          <w:tcPr>
+            <w:tcW w:w="0" w:type="auto"/>
+            <w:vMerge w:val="restart"/>
+            <w:vAlign w:val="center"/>
+            <w:hideMark/>
+          </w:tcPr>
+          <w:p>
+            <w:pPr>
+              <w:spacing w:before="80" w:after="220"/>
+              <w:jc w:val="center"/>
               <w:rPr>
                 <w:sz w:val="26"/>
                 <w:szCs w:val="26"/>
@@ -40364,22 +39034,20 @@
                 <w:sz w:val="26"/>
                 <w:szCs w:val="26"/>
               </w:rPr>
-              <w:t>Trích dẫn</w:t>
-            </w:r>
-          </w:p>
-        </w:tc>
-        <w:tc>
-          <w:tcPr>
-            <w:tcW w:w="3600" w:type="dxa"/>
-            <w:tcMar>
-              <w:top w:w="60" w:type="dxa"/>
-              <w:left w:w="100" w:type="dxa"/>
-              <w:bottom w:w="60" w:type="dxa"/>
-              <w:right w:w="100" w:type="dxa"/>
-            </w:tcMar>
-          </w:tcPr>
-          <w:p>
-            <w:pPr>
+              <w:t>3. Trích dẫn</w:t>
+            </w:r>
+          </w:p>
+        </w:tc>
+        <w:tc>
+          <w:tcPr>
+            <w:tcW w:w="0" w:type="auto"/>
+            <w:vAlign w:val="center"/>
+            <w:hideMark/>
+          </w:tcPr>
+          <w:p>
+            <w:pPr>
+              <w:spacing w:before="80" w:after="220"/>
+              <w:jc w:val="center"/>
               <w:rPr>
                 <w:sz w:val="26"/>
                 <w:szCs w:val="26"/>
@@ -40396,51 +39064,228 @@
         </w:tc>
         <w:tc>
           <w:tcPr>
-            <w:tcW w:w="3600" w:type="dxa"/>
-            <w:tcMar>
-              <w:top w:w="60" w:type="dxa"/>
-              <w:left w:w="100" w:type="dxa"/>
-              <w:bottom w:w="60" w:type="dxa"/>
-              <w:right w:w="100" w:type="dxa"/>
-            </w:tcMar>
-          </w:tcPr>
-          <w:p>
-            <w:pPr>
-              <w:rPr>
-                <w:sz w:val="26"/>
-                <w:szCs w:val="26"/>
-              </w:rPr>
-            </w:pPr>
-            <w:r>
-              <w:rPr>
-                <w:sz w:val="26"/>
-                <w:szCs w:val="26"/>
-              </w:rPr>
-              <w:t>Đo thủ công trên 30 câu</w:t>
+            <w:tcW w:w="0" w:type="auto"/>
+            <w:vAlign w:val="center"/>
+            <w:hideMark/>
+          </w:tcPr>
+          <w:p>
+            <w:pPr>
+              <w:spacing w:before="80" w:after="220"/>
+              <w:jc w:val="center"/>
+              <w:rPr>
+                <w:sz w:val="26"/>
+                <w:szCs w:val="26"/>
+              </w:rPr>
+            </w:pPr>
+            <w:r>
+              <w:rPr>
+                <w:sz w:val="26"/>
+                <w:szCs w:val="26"/>
+              </w:rPr>
+              <w:t>So điều khoản được trích với điều khoản chuẩn</w:t>
+            </w:r>
+          </w:p>
+        </w:tc>
+        <w:tc>
+          <w:tcPr>
+            <w:tcW w:w="0" w:type="auto"/>
+            <w:vAlign w:val="center"/>
+            <w:hideMark/>
+          </w:tcPr>
+          <w:p>
+            <w:pPr>
+              <w:spacing w:before="80" w:after="220"/>
+              <w:jc w:val="center"/>
+              <w:rPr>
+                <w:sz w:val="26"/>
+                <w:szCs w:val="26"/>
+              </w:rPr>
+            </w:pPr>
+            <w:r>
+              <w:rPr>
+                <w:sz w:val="26"/>
+                <w:szCs w:val="26"/>
+              </w:rPr>
+              <w:t>Không</w:t>
             </w:r>
           </w:p>
         </w:tc>
       </w:tr>
       <w:tr>
-        <w:tblPrEx>
-          <w:tblCellMar>
-            <w:top w:w="0" w:type="dxa"/>
-            <w:bottom w:w="0" w:type="dxa"/>
-          </w:tblCellMar>
-        </w:tblPrEx>
-        <w:tc>
-          <w:tcPr>
-            <w:tcW w:w="1800" w:type="dxa"/>
-            <w:shd w:val="clear" w:color="auto" w:fill="F2F2F2"/>
-            <w:tcMar>
-              <w:top w:w="60" w:type="dxa"/>
-              <w:left w:w="100" w:type="dxa"/>
-              <w:bottom w:w="60" w:type="dxa"/>
-              <w:right w:w="100" w:type="dxa"/>
-            </w:tcMar>
-          </w:tcPr>
-          <w:p>
-            <w:pPr>
+        <w:trPr>
+          <w:tblCellSpacing w:w="15" w:type="dxa"/>
+        </w:trPr>
+        <w:tc>
+          <w:tcPr>
+            <w:tcW w:w="0" w:type="auto"/>
+            <w:vMerge/>
+            <w:vAlign w:val="center"/>
+            <w:hideMark/>
+          </w:tcPr>
+          <w:p>
+            <w:pPr>
+              <w:spacing w:before="80" w:after="220"/>
+              <w:jc w:val="center"/>
+              <w:rPr>
+                <w:sz w:val="26"/>
+                <w:szCs w:val="26"/>
+              </w:rPr>
+            </w:pPr>
+          </w:p>
+        </w:tc>
+        <w:tc>
+          <w:tcPr>
+            <w:tcW w:w="0" w:type="auto"/>
+            <w:vAlign w:val="center"/>
+            <w:hideMark/>
+          </w:tcPr>
+          <w:p>
+            <w:pPr>
+              <w:spacing w:before="80" w:after="220"/>
+              <w:jc w:val="center"/>
+              <w:rPr>
+                <w:sz w:val="26"/>
+                <w:szCs w:val="26"/>
+              </w:rPr>
+            </w:pPr>
+            <w:r>
+              <w:rPr>
+                <w:sz w:val="26"/>
+                <w:szCs w:val="26"/>
+              </w:rPr>
+              <w:t>Tỉ lệ nhãn [S#] hợp lệ</w:t>
+            </w:r>
+          </w:p>
+        </w:tc>
+        <w:tc>
+          <w:tcPr>
+            <w:tcW w:w="0" w:type="auto"/>
+            <w:vAlign w:val="center"/>
+            <w:hideMark/>
+          </w:tcPr>
+          <w:p>
+            <w:pPr>
+              <w:spacing w:before="80" w:after="220"/>
+              <w:jc w:val="center"/>
+              <w:rPr>
+                <w:sz w:val="26"/>
+                <w:szCs w:val="26"/>
+              </w:rPr>
+            </w:pPr>
+            <w:r>
+              <w:rPr>
+                <w:sz w:val="26"/>
+                <w:szCs w:val="26"/>
+              </w:rPr>
+              <w:t>Nhãn có tồn tại trong EvidencePack không</w:t>
+            </w:r>
+          </w:p>
+        </w:tc>
+        <w:tc>
+          <w:tcPr>
+            <w:tcW w:w="0" w:type="auto"/>
+            <w:vAlign w:val="center"/>
+            <w:hideMark/>
+          </w:tcPr>
+          <w:p>
+            <w:pPr>
+              <w:spacing w:before="80" w:after="220"/>
+              <w:jc w:val="center"/>
+              <w:rPr>
+                <w:sz w:val="26"/>
+                <w:szCs w:val="26"/>
+              </w:rPr>
+            </w:pPr>
+            <w:r>
+              <w:rPr>
+                <w:sz w:val="26"/>
+                <w:szCs w:val="26"/>
+              </w:rPr>
+              <w:t>Không</w:t>
+            </w:r>
+          </w:p>
+        </w:tc>
+      </w:tr>
+      <w:tr>
+        <w:trPr>
+          <w:tblCellSpacing w:w="15" w:type="dxa"/>
+        </w:trPr>
+        <w:tc>
+          <w:tcPr>
+            <w:tcW w:w="0" w:type="auto"/>
+            <w:vMerge/>
+            <w:vAlign w:val="center"/>
+            <w:hideMark/>
+          </w:tcPr>
+          <w:p>
+            <w:pPr>
+              <w:spacing w:before="80" w:after="220"/>
+              <w:jc w:val="center"/>
+              <w:rPr>
+                <w:sz w:val="26"/>
+                <w:szCs w:val="26"/>
+              </w:rPr>
+            </w:pPr>
+          </w:p>
+        </w:tc>
+        <w:tc>
+          <w:tcPr>
+            <w:tcW w:w="0" w:type="auto"/>
+            <w:vAlign w:val="center"/>
+            <w:hideMark/>
+          </w:tcPr>
+          <w:p>
+            <w:pPr>
+              <w:spacing w:before="80" w:after="220"/>
+              <w:jc w:val="center"/>
+              <w:rPr>
+                <w:sz w:val="26"/>
+                <w:szCs w:val="26"/>
+              </w:rPr>
+            </w:pPr>
+            <w:r>
+              <w:rPr>
+                <w:sz w:val="26"/>
+                <w:szCs w:val="26"/>
+              </w:rPr>
+              <w:t>Faithfulness theo từng ý</w:t>
+            </w:r>
+          </w:p>
+        </w:tc>
+        <w:tc>
+          <w:tcPr>
+            <w:tcW w:w="0" w:type="auto"/>
+            <w:vAlign w:val="center"/>
+            <w:hideMark/>
+          </w:tcPr>
+          <w:p>
+            <w:pPr>
+              <w:spacing w:before="80" w:after="220"/>
+              <w:jc w:val="center"/>
+              <w:rPr>
+                <w:sz w:val="26"/>
+                <w:szCs w:val="26"/>
+              </w:rPr>
+            </w:pPr>
+            <w:r>
+              <w:rPr>
+                <w:sz w:val="26"/>
+                <w:szCs w:val="26"/>
+              </w:rPr>
+              <w:t>Judge đối chiếu ý với bằng chứng</w:t>
+            </w:r>
+          </w:p>
+        </w:tc>
+        <w:tc>
+          <w:tcPr>
+            <w:tcW w:w="0" w:type="auto"/>
+            <w:vAlign w:val="center"/>
+            <w:hideMark/>
+          </w:tcPr>
+          <w:p>
+            <w:pPr>
+              <w:spacing w:before="80" w:after="220"/>
+              <w:jc w:val="center"/>
               <w:rPr>
                 <w:sz w:val="26"/>
                 <w:szCs w:val="26"/>
@@ -40453,61 +39298,499 @@
                 <w:sz w:val="26"/>
                 <w:szCs w:val="26"/>
               </w:rPr>
-              <w:t>Hệ thống</w:t>
-            </w:r>
-          </w:p>
-        </w:tc>
-        <w:tc>
-          <w:tcPr>
-            <w:tcW w:w="3600" w:type="dxa"/>
-            <w:shd w:val="clear" w:color="auto" w:fill="F2F2F2"/>
-            <w:tcMar>
-              <w:top w:w="60" w:type="dxa"/>
-              <w:left w:w="100" w:type="dxa"/>
-              <w:bottom w:w="60" w:type="dxa"/>
-              <w:right w:w="100" w:type="dxa"/>
-            </w:tcMar>
-          </w:tcPr>
-          <w:p>
-            <w:pPr>
-              <w:rPr>
-                <w:sz w:val="26"/>
-                <w:szCs w:val="26"/>
-              </w:rPr>
-            </w:pPr>
-            <w:r>
-              <w:rPr>
-                <w:sz w:val="26"/>
-                <w:szCs w:val="26"/>
-              </w:rPr>
-              <w:t>Độ trễ p50 và p95, bộ nhớ đỉnh</w:t>
-            </w:r>
-          </w:p>
-        </w:tc>
-        <w:tc>
-          <w:tcPr>
-            <w:tcW w:w="3600" w:type="dxa"/>
-            <w:shd w:val="clear" w:color="auto" w:fill="F2F2F2"/>
-            <w:tcMar>
-              <w:top w:w="60" w:type="dxa"/>
-              <w:left w:w="100" w:type="dxa"/>
-              <w:bottom w:w="60" w:type="dxa"/>
-              <w:right w:w="100" w:type="dxa"/>
-            </w:tcMar>
-          </w:tcPr>
-          <w:p>
-            <w:pPr>
-              <w:rPr>
-                <w:sz w:val="26"/>
-                <w:szCs w:val="26"/>
-              </w:rPr>
-            </w:pPr>
-            <w:r>
-              <w:rPr>
-                <w:sz w:val="26"/>
-                <w:szCs w:val="26"/>
-              </w:rPr>
-              <w:t>Langfuse và psutil</w:t>
+              <w:t>Có</w:t>
+            </w:r>
+          </w:p>
+        </w:tc>
+      </w:tr>
+      <w:tr>
+        <w:trPr>
+          <w:tblCellSpacing w:w="15" w:type="dxa"/>
+        </w:trPr>
+        <w:tc>
+          <w:tcPr>
+            <w:tcW w:w="0" w:type="auto"/>
+            <w:vMerge w:val="restart"/>
+            <w:vAlign w:val="center"/>
+            <w:hideMark/>
+          </w:tcPr>
+          <w:p>
+            <w:pPr>
+              <w:spacing w:before="80" w:after="220"/>
+              <w:jc w:val="center"/>
+              <w:rPr>
+                <w:sz w:val="26"/>
+                <w:szCs w:val="26"/>
+              </w:rPr>
+            </w:pPr>
+            <w:r>
+              <w:rPr>
+                <w:b/>
+                <w:bCs/>
+                <w:sz w:val="26"/>
+                <w:szCs w:val="26"/>
+              </w:rPr>
+              <w:t>4. Đặc thù VTAgent</w:t>
+            </w:r>
+          </w:p>
+        </w:tc>
+        <w:tc>
+          <w:tcPr>
+            <w:tcW w:w="0" w:type="auto"/>
+            <w:vAlign w:val="center"/>
+            <w:hideMark/>
+          </w:tcPr>
+          <w:p>
+            <w:pPr>
+              <w:spacing w:before="80" w:after="220"/>
+              <w:jc w:val="center"/>
+              <w:rPr>
+                <w:sz w:val="26"/>
+                <w:szCs w:val="26"/>
+              </w:rPr>
+            </w:pPr>
+            <w:r>
+              <w:rPr>
+                <w:sz w:val="26"/>
+                <w:szCs w:val="26"/>
+              </w:rPr>
+              <w:t>calculate: khớp số</w:t>
+            </w:r>
+          </w:p>
+        </w:tc>
+        <w:tc>
+          <w:tcPr>
+            <w:tcW w:w="0" w:type="auto"/>
+            <w:vAlign w:val="center"/>
+            <w:hideMark/>
+          </w:tcPr>
+          <w:p>
+            <w:pPr>
+              <w:spacing w:before="80" w:after="220"/>
+              <w:jc w:val="center"/>
+              <w:rPr>
+                <w:sz w:val="26"/>
+                <w:szCs w:val="26"/>
+              </w:rPr>
+            </w:pPr>
+            <w:r>
+              <w:rPr>
+                <w:sz w:val="26"/>
+                <w:szCs w:val="26"/>
+              </w:rPr>
+              <w:t>So kết quả với đáp án tính tay</w:t>
+            </w:r>
+          </w:p>
+        </w:tc>
+        <w:tc>
+          <w:tcPr>
+            <w:tcW w:w="0" w:type="auto"/>
+            <w:vAlign w:val="center"/>
+            <w:hideMark/>
+          </w:tcPr>
+          <w:p>
+            <w:pPr>
+              <w:spacing w:before="80" w:after="220"/>
+              <w:jc w:val="center"/>
+              <w:rPr>
+                <w:sz w:val="26"/>
+                <w:szCs w:val="26"/>
+              </w:rPr>
+            </w:pPr>
+            <w:r>
+              <w:rPr>
+                <w:sz w:val="26"/>
+                <w:szCs w:val="26"/>
+              </w:rPr>
+              <w:t>Không</w:t>
+            </w:r>
+          </w:p>
+        </w:tc>
+      </w:tr>
+      <w:tr>
+        <w:trPr>
+          <w:tblCellSpacing w:w="15" w:type="dxa"/>
+        </w:trPr>
+        <w:tc>
+          <w:tcPr>
+            <w:tcW w:w="0" w:type="auto"/>
+            <w:vMerge/>
+            <w:vAlign w:val="center"/>
+            <w:hideMark/>
+          </w:tcPr>
+          <w:p>
+            <w:pPr>
+              <w:spacing w:before="80" w:after="220"/>
+              <w:jc w:val="center"/>
+              <w:rPr>
+                <w:sz w:val="26"/>
+                <w:szCs w:val="26"/>
+              </w:rPr>
+            </w:pPr>
+          </w:p>
+        </w:tc>
+        <w:tc>
+          <w:tcPr>
+            <w:tcW w:w="0" w:type="auto"/>
+            <w:vAlign w:val="center"/>
+            <w:hideMark/>
+          </w:tcPr>
+          <w:p>
+            <w:pPr>
+              <w:spacing w:before="80" w:after="220"/>
+              <w:jc w:val="center"/>
+              <w:rPr>
+                <w:sz w:val="26"/>
+                <w:szCs w:val="26"/>
+              </w:rPr>
+            </w:pPr>
+            <w:r>
+              <w:rPr>
+                <w:sz w:val="26"/>
+                <w:szCs w:val="26"/>
+              </w:rPr>
+              <w:t>Rà soát rủi ro: precision, recall theo từng luật</w:t>
+            </w:r>
+          </w:p>
+        </w:tc>
+        <w:tc>
+          <w:tcPr>
+            <w:tcW w:w="0" w:type="auto"/>
+            <w:vAlign w:val="center"/>
+            <w:hideMark/>
+          </w:tcPr>
+          <w:p>
+            <w:pPr>
+              <w:spacing w:before="80" w:after="220"/>
+              <w:jc w:val="center"/>
+              <w:rPr>
+                <w:sz w:val="26"/>
+                <w:szCs w:val="26"/>
+              </w:rPr>
+            </w:pPr>
+            <w:r>
+              <w:rPr>
+                <w:sz w:val="26"/>
+                <w:szCs w:val="26"/>
+              </w:rPr>
+              <w:t>Trên hợp đồng giả lập có lỗi cài sẵn</w:t>
+            </w:r>
+          </w:p>
+        </w:tc>
+        <w:tc>
+          <w:tcPr>
+            <w:tcW w:w="0" w:type="auto"/>
+            <w:vAlign w:val="center"/>
+            <w:hideMark/>
+          </w:tcPr>
+          <w:p>
+            <w:pPr>
+              <w:spacing w:before="80" w:after="220"/>
+              <w:jc w:val="center"/>
+              <w:rPr>
+                <w:sz w:val="26"/>
+                <w:szCs w:val="26"/>
+              </w:rPr>
+            </w:pPr>
+            <w:r>
+              <w:rPr>
+                <w:sz w:val="26"/>
+                <w:szCs w:val="26"/>
+              </w:rPr>
+              <w:t>Không</w:t>
+            </w:r>
+          </w:p>
+        </w:tc>
+      </w:tr>
+      <w:tr>
+        <w:trPr>
+          <w:tblCellSpacing w:w="15" w:type="dxa"/>
+        </w:trPr>
+        <w:tc>
+          <w:tcPr>
+            <w:tcW w:w="0" w:type="auto"/>
+            <w:vMerge/>
+            <w:vAlign w:val="center"/>
+            <w:hideMark/>
+          </w:tcPr>
+          <w:p>
+            <w:pPr>
+              <w:spacing w:before="80" w:after="220"/>
+              <w:jc w:val="center"/>
+              <w:rPr>
+                <w:sz w:val="26"/>
+                <w:szCs w:val="26"/>
+              </w:rPr>
+            </w:pPr>
+          </w:p>
+        </w:tc>
+        <w:tc>
+          <w:tcPr>
+            <w:tcW w:w="0" w:type="auto"/>
+            <w:vAlign w:val="center"/>
+            <w:hideMark/>
+          </w:tcPr>
+          <w:p>
+            <w:pPr>
+              <w:spacing w:before="80" w:after="220"/>
+              <w:jc w:val="center"/>
+              <w:rPr>
+                <w:sz w:val="26"/>
+                <w:szCs w:val="26"/>
+              </w:rPr>
+            </w:pPr>
+            <w:r>
+              <w:rPr>
+                <w:sz w:val="26"/>
+                <w:szCs w:val="26"/>
+              </w:rPr>
+              <w:t>Hồ sơ tài liệu: độ chính xác từng trường</w:t>
+            </w:r>
+          </w:p>
+        </w:tc>
+        <w:tc>
+          <w:tcPr>
+            <w:tcW w:w="0" w:type="auto"/>
+            <w:vAlign w:val="center"/>
+            <w:hideMark/>
+          </w:tcPr>
+          <w:p>
+            <w:pPr>
+              <w:spacing w:before="80" w:after="220"/>
+              <w:jc w:val="center"/>
+              <w:rPr>
+                <w:sz w:val="26"/>
+                <w:szCs w:val="26"/>
+              </w:rPr>
+            </w:pPr>
+            <w:r>
+              <w:rPr>
+                <w:sz w:val="26"/>
+                <w:szCs w:val="26"/>
+              </w:rPr>
+              <w:t>So với giá trị đã điền</w:t>
+            </w:r>
+          </w:p>
+        </w:tc>
+        <w:tc>
+          <w:tcPr>
+            <w:tcW w:w="0" w:type="auto"/>
+            <w:vAlign w:val="center"/>
+            <w:hideMark/>
+          </w:tcPr>
+          <w:p>
+            <w:pPr>
+              <w:spacing w:before="80" w:after="220"/>
+              <w:jc w:val="center"/>
+              <w:rPr>
+                <w:sz w:val="26"/>
+                <w:szCs w:val="26"/>
+              </w:rPr>
+            </w:pPr>
+            <w:r>
+              <w:rPr>
+                <w:sz w:val="26"/>
+                <w:szCs w:val="26"/>
+              </w:rPr>
+              <w:t>Không</w:t>
+            </w:r>
+          </w:p>
+        </w:tc>
+      </w:tr>
+      <w:tr>
+        <w:trPr>
+          <w:tblCellSpacing w:w="15" w:type="dxa"/>
+        </w:trPr>
+        <w:tc>
+          <w:tcPr>
+            <w:tcW w:w="0" w:type="auto"/>
+            <w:vMerge/>
+            <w:vAlign w:val="center"/>
+            <w:hideMark/>
+          </w:tcPr>
+          <w:p>
+            <w:pPr>
+              <w:spacing w:before="80" w:after="220"/>
+              <w:jc w:val="center"/>
+              <w:rPr>
+                <w:sz w:val="26"/>
+                <w:szCs w:val="26"/>
+              </w:rPr>
+            </w:pPr>
+          </w:p>
+        </w:tc>
+        <w:tc>
+          <w:tcPr>
+            <w:tcW w:w="0" w:type="auto"/>
+            <w:vAlign w:val="center"/>
+            <w:hideMark/>
+          </w:tcPr>
+          <w:p>
+            <w:pPr>
+              <w:spacing w:before="80" w:after="220"/>
+              <w:jc w:val="center"/>
+              <w:rPr>
+                <w:sz w:val="26"/>
+                <w:szCs w:val="26"/>
+              </w:rPr>
+            </w:pPr>
+            <w:r>
+              <w:rPr>
+                <w:sz w:val="26"/>
+                <w:szCs w:val="26"/>
+              </w:rPr>
+              <w:t>Tỉ lệ JSON hợp lệ</w:t>
+            </w:r>
+          </w:p>
+        </w:tc>
+        <w:tc>
+          <w:tcPr>
+            <w:tcW w:w="0" w:type="auto"/>
+            <w:vAlign w:val="center"/>
+            <w:hideMark/>
+          </w:tcPr>
+          <w:p>
+            <w:pPr>
+              <w:spacing w:before="80" w:after="220"/>
+              <w:jc w:val="center"/>
+              <w:rPr>
+                <w:sz w:val="26"/>
+                <w:szCs w:val="26"/>
+              </w:rPr>
+            </w:pPr>
+            <w:r>
+              <w:rPr>
+                <w:sz w:val="26"/>
+                <w:szCs w:val="26"/>
+              </w:rPr>
+              <w:t>Phân tích cú pháp và kiểm lược đồ</w:t>
+            </w:r>
+          </w:p>
+        </w:tc>
+        <w:tc>
+          <w:tcPr>
+            <w:tcW w:w="0" w:type="auto"/>
+            <w:vAlign w:val="center"/>
+            <w:hideMark/>
+          </w:tcPr>
+          <w:p>
+            <w:pPr>
+              <w:spacing w:before="80" w:after="220"/>
+              <w:jc w:val="center"/>
+              <w:rPr>
+                <w:sz w:val="26"/>
+                <w:szCs w:val="26"/>
+              </w:rPr>
+            </w:pPr>
+            <w:r>
+              <w:rPr>
+                <w:sz w:val="26"/>
+                <w:szCs w:val="26"/>
+              </w:rPr>
+              <w:t>Không</w:t>
+            </w:r>
+          </w:p>
+        </w:tc>
+      </w:tr>
+      <w:tr>
+        <w:trPr>
+          <w:tblCellSpacing w:w="15" w:type="dxa"/>
+        </w:trPr>
+        <w:tc>
+          <w:tcPr>
+            <w:tcW w:w="0" w:type="auto"/>
+            <w:vAlign w:val="center"/>
+            <w:hideMark/>
+          </w:tcPr>
+          <w:p>
+            <w:pPr>
+              <w:spacing w:before="80" w:after="220"/>
+              <w:jc w:val="center"/>
+              <w:rPr>
+                <w:sz w:val="26"/>
+                <w:szCs w:val="26"/>
+              </w:rPr>
+            </w:pPr>
+            <w:r>
+              <w:rPr>
+                <w:b/>
+                <w:bCs/>
+                <w:sz w:val="26"/>
+                <w:szCs w:val="26"/>
+              </w:rPr>
+              <w:t>5. Hệ thống</w:t>
+            </w:r>
+          </w:p>
+        </w:tc>
+        <w:tc>
+          <w:tcPr>
+            <w:tcW w:w="0" w:type="auto"/>
+            <w:vAlign w:val="center"/>
+            <w:hideMark/>
+          </w:tcPr>
+          <w:p>
+            <w:pPr>
+              <w:spacing w:before="80" w:after="220"/>
+              <w:jc w:val="center"/>
+              <w:rPr>
+                <w:sz w:val="26"/>
+                <w:szCs w:val="26"/>
+              </w:rPr>
+            </w:pPr>
+            <w:r>
+              <w:rPr>
+                <w:sz w:val="26"/>
+                <w:szCs w:val="26"/>
+              </w:rPr>
+              <w:t>Độ trễ p50, p95 theo luồng; RAM đỉnh; số lượt gọi LLM</w:t>
+            </w:r>
+          </w:p>
+        </w:tc>
+        <w:tc>
+          <w:tcPr>
+            <w:tcW w:w="0" w:type="auto"/>
+            <w:vAlign w:val="center"/>
+            <w:hideMark/>
+          </w:tcPr>
+          <w:p>
+            <w:pPr>
+              <w:spacing w:before="80" w:after="220"/>
+              <w:jc w:val="center"/>
+              <w:rPr>
+                <w:sz w:val="26"/>
+                <w:szCs w:val="26"/>
+              </w:rPr>
+            </w:pPr>
+            <w:r>
+              <w:rPr>
+                <w:sz w:val="26"/>
+                <w:szCs w:val="26"/>
+              </w:rPr>
+              <w:t>Langfuse, psutil</w:t>
+            </w:r>
+          </w:p>
+        </w:tc>
+        <w:tc>
+          <w:tcPr>
+            <w:tcW w:w="0" w:type="auto"/>
+            <w:vAlign w:val="center"/>
+            <w:hideMark/>
+          </w:tcPr>
+          <w:p>
+            <w:pPr>
+              <w:spacing w:before="80" w:after="220"/>
+              <w:jc w:val="center"/>
+              <w:rPr>
+                <w:sz w:val="26"/>
+                <w:szCs w:val="26"/>
+              </w:rPr>
+            </w:pPr>
+            <w:r>
+              <w:rPr>
+                <w:sz w:val="26"/>
+                <w:szCs w:val="26"/>
+              </w:rPr>
+              <w:t>Không</w:t>
             </w:r>
           </w:p>
         </w:tc>
@@ -40520,17 +39803,192 @@
         <w:rPr>
           <w:sz w:val="26"/>
           <w:szCs w:val="26"/>
-        </w:rPr>
-      </w:pPr>
-      <w:r>
-        <w:rPr>
-          <w:i/>
-          <w:iCs/>
-          <w:color w:val="666666"/>
-          <w:sz w:val="26"/>
-          <w:szCs w:val="26"/>
-        </w:rPr>
-        <w:t>Bảng 10.1. Nhóm chỉ số đánh giá</w:t>
+          <w:lang w:val="vi-VN"/>
+        </w:rPr>
+      </w:pPr>
+      <w:r>
+        <w:rPr>
+          <w:sz w:val="26"/>
+          <w:szCs w:val="26"/>
+          <w:lang w:val="vi-VN"/>
+        </w:rPr>
+        <w:tab/>
+      </w:r>
+      <w:r>
+        <w:rPr>
+          <w:sz w:val="26"/>
+          <w:szCs w:val="26"/>
+          <w:lang w:val="vi-VN"/>
+        </w:rPr>
+        <w:tab/>
+      </w:r>
+      <w:r>
+        <w:rPr>
+          <w:sz w:val="26"/>
+          <w:szCs w:val="26"/>
+          <w:lang w:val="vi-VN"/>
+        </w:rPr>
+        <w:tab/>
+      </w:r>
+      <w:r>
+        <w:rPr>
+          <w:sz w:val="26"/>
+          <w:szCs w:val="26"/>
+          <w:lang w:val="vi-VN"/>
+        </w:rPr>
+        <w:tab/>
+      </w:r>
+      <w:r>
+        <w:rPr>
+          <w:sz w:val="26"/>
+          <w:szCs w:val="26"/>
+          <w:lang w:val="vi-VN"/>
+        </w:rPr>
+        <w:tab/>
+      </w:r>
+      <w:r>
+        <w:rPr>
+          <w:sz w:val="26"/>
+          <w:szCs w:val="26"/>
+          <w:lang w:val="vi-VN"/>
+        </w:rPr>
+        <w:tab/>
+      </w:r>
+      <w:r>
+        <w:rPr>
+          <w:sz w:val="26"/>
+          <w:szCs w:val="26"/>
+          <w:lang w:val="vi-VN"/>
+        </w:rPr>
+        <w:tab/>
+      </w:r>
+      <w:r>
+        <w:rPr>
+          <w:sz w:val="26"/>
+          <w:szCs w:val="26"/>
+          <w:lang w:val="vi-VN"/>
+        </w:rPr>
+        <w:tab/>
+      </w:r>
+      <w:r>
+        <w:rPr>
+          <w:sz w:val="26"/>
+          <w:szCs w:val="26"/>
+          <w:lang w:val="vi-VN"/>
+        </w:rPr>
+        <w:tab/>
+      </w:r>
+      <w:r>
+        <w:rPr>
+          <w:sz w:val="26"/>
+          <w:szCs w:val="26"/>
+          <w:lang w:val="vi-VN"/>
+        </w:rPr>
+        <w:tab/>
+      </w:r>
+      <w:r>
+        <w:rPr>
+          <w:sz w:val="26"/>
+          <w:szCs w:val="26"/>
+          <w:lang w:val="vi-VN"/>
+        </w:rPr>
+        <w:tab/>
+      </w:r>
+      <w:r>
+        <w:rPr>
+          <w:sz w:val="26"/>
+          <w:szCs w:val="26"/>
+          <w:lang w:val="vi-VN"/>
+        </w:rPr>
+        <w:tab/>
+      </w:r>
+      <w:r>
+        <w:rPr>
+          <w:sz w:val="26"/>
+          <w:szCs w:val="26"/>
+          <w:lang w:val="vi-VN"/>
+        </w:rPr>
+        <w:tab/>
+      </w:r>
+      <w:r>
+        <w:rPr>
+          <w:sz w:val="26"/>
+          <w:szCs w:val="26"/>
+          <w:lang w:val="vi-VN"/>
+        </w:rPr>
+        <w:tab/>
+      </w:r>
+      <w:r>
+        <w:rPr>
+          <w:sz w:val="26"/>
+          <w:szCs w:val="26"/>
+          <w:lang w:val="vi-VN"/>
+        </w:rPr>
+        <w:tab/>
+      </w:r>
+      <w:r>
+        <w:rPr>
+          <w:sz w:val="26"/>
+          <w:szCs w:val="26"/>
+          <w:lang w:val="vi-VN"/>
+        </w:rPr>
+        <w:tab/>
+      </w:r>
+      <w:r>
+        <w:rPr>
+          <w:sz w:val="26"/>
+          <w:szCs w:val="26"/>
+          <w:lang w:val="vi-VN"/>
+        </w:rPr>
+        <w:tab/>
+      </w:r>
+      <w:r>
+        <w:rPr>
+          <w:sz w:val="26"/>
+          <w:szCs w:val="26"/>
+          <w:lang w:val="vi-VN"/>
+        </w:rPr>
+        <w:tab/>
+      </w:r>
+      <w:r>
+        <w:rPr>
+          <w:sz w:val="26"/>
+          <w:szCs w:val="26"/>
+          <w:lang w:val="vi-VN"/>
+        </w:rPr>
+        <w:tab/>
+      </w:r>
+      <w:r>
+        <w:rPr>
+          <w:sz w:val="26"/>
+          <w:szCs w:val="26"/>
+          <w:lang w:val="vi-VN"/>
+        </w:rPr>
+        <w:tab/>
+      </w:r>
+      <w:r>
+        <w:rPr>
+          <w:sz w:val="26"/>
+          <w:szCs w:val="26"/>
+          <w:lang w:val="vi-VN"/>
+        </w:rPr>
+        <w:tab/>
+      </w:r>
+      <w:r>
+        <w:rPr>
+          <w:sz w:val="26"/>
+          <w:szCs w:val="26"/>
+          <w:lang w:val="vi-VN"/>
+        </w:rPr>
+        <w:tab/>
+      </w:r>
+      <w:r>
+        <w:rPr>
+          <w:sz w:val="26"/>
+          <w:szCs w:val="26"/>
+          <w:lang w:val="vi-VN"/>
+        </w:rPr>
+        <w:tab/>
       </w:r>
     </w:p>
     <w:p>
@@ -40548,6 +40006,7 @@
           <w:sz w:val="26"/>
           <w:szCs w:val="26"/>
         </w:rPr>
+        <w:lastRenderedPageBreak/>
         <w:t>Bộ kiểm thử</w:t>
       </w:r>
       <w:bookmarkEnd w:id="88"/>
@@ -40688,12 +40147,6 @@
         <w:gridCol w:w="4800"/>
       </w:tblGrid>
       <w:tr>
-        <w:tblPrEx>
-          <w:tblCellMar>
-            <w:top w:w="0" w:type="dxa"/>
-            <w:bottom w:w="0" w:type="dxa"/>
-          </w:tblCellMar>
-        </w:tblPrEx>
         <w:trPr>
           <w:tblHeader/>
         </w:trPr>
@@ -40786,12 +40239,6 @@
         </w:tc>
       </w:tr>
       <w:tr>
-        <w:tblPrEx>
-          <w:tblCellMar>
-            <w:top w:w="0" w:type="dxa"/>
-            <w:bottom w:w="0" w:type="dxa"/>
-          </w:tblCellMar>
-        </w:tblPrEx>
         <w:tc>
           <w:tcPr>
             <w:tcW w:w="2800" w:type="dxa"/>
@@ -40874,12 +40321,6 @@
         </w:tc>
       </w:tr>
       <w:tr>
-        <w:tblPrEx>
-          <w:tblCellMar>
-            <w:top w:w="0" w:type="dxa"/>
-            <w:bottom w:w="0" w:type="dxa"/>
-          </w:tblCellMar>
-        </w:tblPrEx>
         <w:tc>
           <w:tcPr>
             <w:tcW w:w="2800" w:type="dxa"/>
@@ -40905,7 +40346,6 @@
                 <w:sz w:val="26"/>
                 <w:szCs w:val="26"/>
               </w:rPr>
-              <w:lastRenderedPageBreak/>
               <w:t>Phân tích tài liệu tốn nhiều thời gian hơn dự kiến</w:t>
             </w:r>
           </w:p>
@@ -40966,12 +40406,6 @@
         </w:tc>
       </w:tr>
       <w:tr>
-        <w:tblPrEx>
-          <w:tblCellMar>
-            <w:top w:w="0" w:type="dxa"/>
-            <w:bottom w:w="0" w:type="dxa"/>
-          </w:tblCellMar>
-        </w:tblPrEx>
         <w:tc>
           <w:tcPr>
             <w:tcW w:w="2800" w:type="dxa"/>
@@ -41054,12 +40488,6 @@
         </w:tc>
       </w:tr>
       <w:tr>
-        <w:tblPrEx>
-          <w:tblCellMar>
-            <w:top w:w="0" w:type="dxa"/>
-            <w:bottom w:w="0" w:type="dxa"/>
-          </w:tblCellMar>
-        </w:tblPrEx>
         <w:tc>
           <w:tcPr>
             <w:tcW w:w="2800" w:type="dxa"/>
@@ -41145,12 +40573,6 @@
         </w:tc>
       </w:tr>
       <w:tr>
-        <w:tblPrEx>
-          <w:tblCellMar>
-            <w:top w:w="0" w:type="dxa"/>
-            <w:bottom w:w="0" w:type="dxa"/>
-          </w:tblCellMar>
-        </w:tblPrEx>
         <w:tc>
           <w:tcPr>
             <w:tcW w:w="2800" w:type="dxa"/>
@@ -41233,12 +40655,6 @@
         </w:tc>
       </w:tr>
       <w:tr>
-        <w:tblPrEx>
-          <w:tblCellMar>
-            <w:top w:w="0" w:type="dxa"/>
-            <w:bottom w:w="0" w:type="dxa"/>
-          </w:tblCellMar>
-        </w:tblPrEx>
         <w:tc>
           <w:tcPr>
             <w:tcW w:w="2800" w:type="dxa"/>
@@ -41264,6 +40680,7 @@
                 <w:sz w:val="26"/>
                 <w:szCs w:val="26"/>
               </w:rPr>
+              <w:lastRenderedPageBreak/>
               <w:t>Ngưỡng cổng chất lượng văn bản, ngưỡng xếp hạng lại, ngưỡng 20% chưa hiệu chỉnh</w:t>
             </w:r>
           </w:p>
@@ -41324,12 +40741,6 @@
         </w:tc>
       </w:tr>
       <w:tr>
-        <w:tblPrEx>
-          <w:tblCellMar>
-            <w:top w:w="0" w:type="dxa"/>
-            <w:bottom w:w="0" w:type="dxa"/>
-          </w:tblCellMar>
-        </w:tblPrEx>
         <w:tc>
           <w:tcPr>
             <w:tcW w:w="2800" w:type="dxa"/>
@@ -41625,7 +41036,6 @@
           <w:sz w:val="26"/>
           <w:szCs w:val="26"/>
         </w:rPr>
-        <w:lastRenderedPageBreak/>
         <w:t>Chuyển sang hạ tầng phục vụ mô hình hiệu năng cao khi có GPU rời; kiến trúc đã tách sẵn qua giao diện lập trình tương thích nên chỉ cần thay địa chỉ dịch vụ.</w:t>
       </w:r>
     </w:p>
@@ -41723,12 +41133,6 @@
         <w:gridCol w:w="6000"/>
       </w:tblGrid>
       <w:tr>
-        <w:tblPrEx>
-          <w:tblCellMar>
-            <w:top w:w="0" w:type="dxa"/>
-            <w:bottom w:w="0" w:type="dxa"/>
-          </w:tblCellMar>
-        </w:tblPrEx>
         <w:trPr>
           <w:tblHeader/>
         </w:trPr>
@@ -41792,12 +41196,6 @@
         </w:tc>
       </w:tr>
       <w:tr>
-        <w:tblPrEx>
-          <w:tblCellMar>
-            <w:top w:w="0" w:type="dxa"/>
-            <w:bottom w:w="0" w:type="dxa"/>
-          </w:tblCellMar>
-        </w:tblPrEx>
         <w:tc>
           <w:tcPr>
             <w:tcW w:w="3000" w:type="dxa"/>
@@ -41854,12 +41252,6 @@
         </w:tc>
       </w:tr>
       <w:tr>
-        <w:tblPrEx>
-          <w:tblCellMar>
-            <w:top w:w="0" w:type="dxa"/>
-            <w:bottom w:w="0" w:type="dxa"/>
-          </w:tblCellMar>
-        </w:tblPrEx>
         <w:tc>
           <w:tcPr>
             <w:tcW w:w="3000" w:type="dxa"/>
@@ -41918,12 +41310,6 @@
         </w:tc>
       </w:tr>
       <w:tr>
-        <w:tblPrEx>
-          <w:tblCellMar>
-            <w:top w:w="0" w:type="dxa"/>
-            <w:bottom w:w="0" w:type="dxa"/>
-          </w:tblCellMar>
-        </w:tblPrEx>
         <w:tc>
           <w:tcPr>
             <w:tcW w:w="3000" w:type="dxa"/>
@@ -41980,12 +41366,6 @@
         </w:tc>
       </w:tr>
       <w:tr>
-        <w:tblPrEx>
-          <w:tblCellMar>
-            <w:top w:w="0" w:type="dxa"/>
-            <w:bottom w:w="0" w:type="dxa"/>
-          </w:tblCellMar>
-        </w:tblPrEx>
         <w:tc>
           <w:tcPr>
             <w:tcW w:w="3000" w:type="dxa"/>

--- a/doc/VTAgent_SAD_v1_0.docx
+++ b/doc/VTAgent_SAD_v1_0.docx
@@ -20,7 +20,27 @@
           <w:sz w:val="32"/>
           <w:szCs w:val="32"/>
         </w:rPr>
-        <w:t>NGHIÊN CỨU VÀ ỨNG DỤNG KIẾN TRÚC MULTI-AGENT KẾT HỢP ADVANCED RAG TRONG TRÍCH XUẤT DỮ LIỆU PHI CẤU TRÚC NỘI BỘ BẢO MẬT</w:t>
+        <w:t xml:space="preserve">NGHIÊN CỨU VÀ ỨNG DỤNG KIẾN TRÚC MULTI-AGENT KẾT HỢP ADVANCED RAG TRONG TRÍCH </w:t>
+      </w:r>
+      <w:r>
+        <w:rPr>
+          <w:b/>
+          <w:bCs/>
+          <w:color w:val="0F4761" w:themeColor="accent1" w:themeShade="BF"/>
+          <w:sz w:val="32"/>
+          <w:szCs w:val="32"/>
+        </w:rPr>
+        <w:t>DẪN</w:t>
+      </w:r>
+      <w:r>
+        <w:rPr>
+          <w:b/>
+          <w:bCs/>
+          <w:color w:val="0F4761" w:themeColor="accent1" w:themeShade="BF"/>
+          <w:sz w:val="32"/>
+          <w:szCs w:val="32"/>
+        </w:rPr>
+        <w:t xml:space="preserve"> DỮ LIỆU PHI CẤU TRÚC NỘI BỘ BẢO MẬT</w:t>
       </w:r>
     </w:p>
     <w:p>
@@ -7105,7 +7125,25 @@
                 <w:sz w:val="26"/>
                 <w:szCs w:val="26"/>
               </w:rPr>
-              <w:t>10.1. Chỉ số đánh giá</w:t>
+              <w:t>10.1. Chỉ s</w:t>
+            </w:r>
+            <w:r>
+              <w:rPr>
+                <w:rStyle w:val="Hyperlink"/>
+                <w:noProof/>
+                <w:sz w:val="26"/>
+                <w:szCs w:val="26"/>
+              </w:rPr>
+              <w:t>ố</w:t>
+            </w:r>
+            <w:r>
+              <w:rPr>
+                <w:rStyle w:val="Hyperlink"/>
+                <w:noProof/>
+                <w:sz w:val="26"/>
+                <w:szCs w:val="26"/>
+              </w:rPr>
+              <w:t xml:space="preserve"> đánh giá</w:t>
             </w:r>
             <w:r>
               <w:rPr>
@@ -38572,7 +38610,13 @@
     <w:tbl>
       <w:tblPr>
         <w:tblW w:w="0" w:type="auto"/>
-        <w:tblCellSpacing w:w="15" w:type="dxa"/>
+        <w:tblBorders>
+          <w:top w:val="single" w:sz="4" w:space="0" w:color="2A2B2C"/>
+          <w:left w:val="single" w:sz="4" w:space="0" w:color="2A2B2C"/>
+          <w:bottom w:val="single" w:sz="4" w:space="0" w:color="2A2B2C"/>
+          <w:right w:val="single" w:sz="4" w:space="0" w:color="2A2B2C"/>
+        </w:tblBorders>
+        <w:shd w:val="clear" w:color="auto" w:fill="191A1B"/>
         <w:tblCellMar>
           <w:top w:w="15" w:type="dxa"/>
           <w:left w:w="15" w:type="dxa"/>
@@ -38582,26 +38626,38 @@
         <w:tblLook w:val="04A0" w:firstRow="1" w:lastRow="0" w:firstColumn="1" w:lastColumn="0" w:noHBand="0" w:noVBand="1"/>
       </w:tblPr>
       <w:tblGrid>
-        <w:gridCol w:w="1541"/>
-        <w:gridCol w:w="3468"/>
-        <w:gridCol w:w="2968"/>
-        <w:gridCol w:w="1049"/>
+        <w:gridCol w:w="321"/>
+        <w:gridCol w:w="1665"/>
+        <w:gridCol w:w="2407"/>
+        <w:gridCol w:w="1640"/>
+        <w:gridCol w:w="1851"/>
+        <w:gridCol w:w="1132"/>
       </w:tblGrid>
       <w:tr>
         <w:trPr>
           <w:tblHeader/>
-          <w:tblCellSpacing w:w="15" w:type="dxa"/>
         </w:trPr>
         <w:tc>
           <w:tcPr>
             <w:tcW w:w="0" w:type="auto"/>
+            <w:tcBorders>
+              <w:top w:val="single" w:sz="4" w:space="0" w:color="2A2B2C"/>
+              <w:left w:val="single" w:sz="4" w:space="0" w:color="2A2B2C"/>
+              <w:bottom w:val="single" w:sz="4" w:space="0" w:color="2A2B2C"/>
+              <w:right w:val="single" w:sz="4" w:space="0" w:color="2A2B2C"/>
+            </w:tcBorders>
+            <w:tcMar>
+              <w:top w:w="30" w:type="dxa"/>
+              <w:left w:w="30" w:type="dxa"/>
+              <w:bottom w:w="30" w:type="dxa"/>
+              <w:right w:w="30" w:type="dxa"/>
+            </w:tcMar>
             <w:vAlign w:val="center"/>
             <w:hideMark/>
           </w:tcPr>
           <w:p>
             <w:pPr>
               <w:spacing w:before="80" w:after="220"/>
-              <w:jc w:val="center"/>
               <w:rPr>
                 <w:b/>
                 <w:bCs/>
@@ -38616,20 +38672,31 @@
                 <w:sz w:val="26"/>
                 <w:szCs w:val="26"/>
               </w:rPr>
-              <w:t>Tầng</w:t>
+              <w:t>#</w:t>
             </w:r>
           </w:p>
         </w:tc>
         <w:tc>
           <w:tcPr>
             <w:tcW w:w="0" w:type="auto"/>
+            <w:tcBorders>
+              <w:top w:val="single" w:sz="4" w:space="0" w:color="2A2B2C"/>
+              <w:left w:val="single" w:sz="4" w:space="0" w:color="2A2B2C"/>
+              <w:bottom w:val="single" w:sz="4" w:space="0" w:color="2A2B2C"/>
+              <w:right w:val="single" w:sz="4" w:space="0" w:color="2A2B2C"/>
+            </w:tcBorders>
+            <w:tcMar>
+              <w:top w:w="30" w:type="dxa"/>
+              <w:left w:w="30" w:type="dxa"/>
+              <w:bottom w:w="30" w:type="dxa"/>
+              <w:right w:w="30" w:type="dxa"/>
+            </w:tcMar>
             <w:vAlign w:val="center"/>
             <w:hideMark/>
           </w:tcPr>
           <w:p>
             <w:pPr>
               <w:spacing w:before="80" w:after="220"/>
-              <w:jc w:val="center"/>
               <w:rPr>
                 <w:b/>
                 <w:bCs/>
@@ -38644,20 +38711,31 @@
                 <w:sz w:val="26"/>
                 <w:szCs w:val="26"/>
               </w:rPr>
-              <w:t>Chỉ số</w:t>
+              <w:t>Tầng</w:t>
             </w:r>
           </w:p>
         </w:tc>
         <w:tc>
           <w:tcPr>
             <w:tcW w:w="0" w:type="auto"/>
+            <w:tcBorders>
+              <w:top w:val="single" w:sz="4" w:space="0" w:color="2A2B2C"/>
+              <w:left w:val="single" w:sz="4" w:space="0" w:color="2A2B2C"/>
+              <w:bottom w:val="single" w:sz="4" w:space="0" w:color="2A2B2C"/>
+              <w:right w:val="single" w:sz="4" w:space="0" w:color="2A2B2C"/>
+            </w:tcBorders>
+            <w:tcMar>
+              <w:top w:w="30" w:type="dxa"/>
+              <w:left w:w="30" w:type="dxa"/>
+              <w:bottom w:w="30" w:type="dxa"/>
+              <w:right w:w="30" w:type="dxa"/>
+            </w:tcMar>
             <w:vAlign w:val="center"/>
             <w:hideMark/>
           </w:tcPr>
           <w:p>
             <w:pPr>
               <w:spacing w:before="80" w:after="220"/>
-              <w:jc w:val="center"/>
               <w:rPr>
                 <w:b/>
                 <w:bCs/>
@@ -38672,20 +38750,31 @@
                 <w:sz w:val="26"/>
                 <w:szCs w:val="26"/>
               </w:rPr>
-              <w:t>Cách tính</w:t>
+              <w:t>Chỉ số</w:t>
             </w:r>
           </w:p>
         </w:tc>
         <w:tc>
           <w:tcPr>
             <w:tcW w:w="0" w:type="auto"/>
+            <w:tcBorders>
+              <w:top w:val="single" w:sz="4" w:space="0" w:color="2A2B2C"/>
+              <w:left w:val="single" w:sz="4" w:space="0" w:color="2A2B2C"/>
+              <w:bottom w:val="single" w:sz="4" w:space="0" w:color="2A2B2C"/>
+              <w:right w:val="single" w:sz="4" w:space="0" w:color="2A2B2C"/>
+            </w:tcBorders>
+            <w:tcMar>
+              <w:top w:w="30" w:type="dxa"/>
+              <w:left w:w="30" w:type="dxa"/>
+              <w:bottom w:w="30" w:type="dxa"/>
+              <w:right w:w="30" w:type="dxa"/>
+            </w:tcMar>
             <w:vAlign w:val="center"/>
             <w:hideMark/>
           </w:tcPr>
           <w:p>
             <w:pPr>
               <w:spacing w:before="80" w:after="220"/>
-              <w:jc w:val="center"/>
               <w:rPr>
                 <w:b/>
                 <w:bCs/>
@@ -38700,25 +38789,146 @@
                 <w:sz w:val="26"/>
                 <w:szCs w:val="26"/>
               </w:rPr>
-              <w:t>Cần LLM?</w:t>
+              <w:t>Cách đo</w:t>
+            </w:r>
+          </w:p>
+        </w:tc>
+        <w:tc>
+          <w:tcPr>
+            <w:tcW w:w="0" w:type="auto"/>
+            <w:tcBorders>
+              <w:top w:val="single" w:sz="4" w:space="0" w:color="2A2B2C"/>
+              <w:left w:val="single" w:sz="4" w:space="0" w:color="2A2B2C"/>
+              <w:bottom w:val="single" w:sz="4" w:space="0" w:color="2A2B2C"/>
+              <w:right w:val="single" w:sz="4" w:space="0" w:color="2A2B2C"/>
+            </w:tcBorders>
+            <w:tcMar>
+              <w:top w:w="30" w:type="dxa"/>
+              <w:left w:w="30" w:type="dxa"/>
+              <w:bottom w:w="30" w:type="dxa"/>
+              <w:right w:w="30" w:type="dxa"/>
+            </w:tcMar>
+            <w:vAlign w:val="center"/>
+            <w:hideMark/>
+          </w:tcPr>
+          <w:p>
+            <w:pPr>
+              <w:spacing w:before="80" w:after="220"/>
+              <w:rPr>
+                <w:b/>
+                <w:bCs/>
+                <w:sz w:val="26"/>
+                <w:szCs w:val="26"/>
+              </w:rPr>
+            </w:pPr>
+            <w:r>
+              <w:rPr>
+                <w:b/>
+                <w:bCs/>
+                <w:sz w:val="26"/>
+                <w:szCs w:val="26"/>
+              </w:rPr>
+              <w:t>Cần nhãn</w:t>
+            </w:r>
+          </w:p>
+        </w:tc>
+        <w:tc>
+          <w:tcPr>
+            <w:tcW w:w="0" w:type="auto"/>
+            <w:tcBorders>
+              <w:top w:val="single" w:sz="4" w:space="0" w:color="2A2B2C"/>
+              <w:left w:val="single" w:sz="4" w:space="0" w:color="2A2B2C"/>
+              <w:bottom w:val="single" w:sz="4" w:space="0" w:color="2A2B2C"/>
+              <w:right w:val="single" w:sz="4" w:space="0" w:color="2A2B2C"/>
+            </w:tcBorders>
+            <w:tcMar>
+              <w:top w:w="30" w:type="dxa"/>
+              <w:left w:w="30" w:type="dxa"/>
+              <w:bottom w:w="30" w:type="dxa"/>
+              <w:right w:w="30" w:type="dxa"/>
+            </w:tcMar>
+            <w:vAlign w:val="center"/>
+            <w:hideMark/>
+          </w:tcPr>
+          <w:p>
+            <w:pPr>
+              <w:spacing w:before="80" w:after="220"/>
+              <w:rPr>
+                <w:b/>
+                <w:bCs/>
+                <w:sz w:val="26"/>
+                <w:szCs w:val="26"/>
+              </w:rPr>
+            </w:pPr>
+            <w:r>
+              <w:rPr>
+                <w:b/>
+                <w:bCs/>
+                <w:sz w:val="26"/>
+                <w:szCs w:val="26"/>
+              </w:rPr>
+              <w:t>Vai trò</w:t>
             </w:r>
           </w:p>
         </w:tc>
       </w:tr>
       <w:tr>
-        <w:trPr>
-          <w:tblCellSpacing w:w="15" w:type="dxa"/>
-        </w:trPr>
         <w:tc>
           <w:tcPr>
             <w:tcW w:w="0" w:type="auto"/>
+            <w:tcBorders>
+              <w:top w:val="single" w:sz="4" w:space="0" w:color="2A2B2C"/>
+              <w:left w:val="single" w:sz="4" w:space="0" w:color="2A2B2C"/>
+              <w:bottom w:val="single" w:sz="4" w:space="0" w:color="2A2B2C"/>
+              <w:right w:val="single" w:sz="4" w:space="0" w:color="2A2B2C"/>
+            </w:tcBorders>
+            <w:tcMar>
+              <w:top w:w="30" w:type="dxa"/>
+              <w:left w:w="30" w:type="dxa"/>
+              <w:bottom w:w="30" w:type="dxa"/>
+              <w:right w:w="30" w:type="dxa"/>
+            </w:tcMar>
             <w:vAlign w:val="center"/>
             <w:hideMark/>
           </w:tcPr>
           <w:p>
             <w:pPr>
               <w:spacing w:before="80" w:after="220"/>
-              <w:jc w:val="center"/>
+              <w:rPr>
+                <w:sz w:val="26"/>
+                <w:szCs w:val="26"/>
+              </w:rPr>
+            </w:pPr>
+            <w:r>
+              <w:rPr>
+                <w:sz w:val="26"/>
+                <w:szCs w:val="26"/>
+              </w:rPr>
+              <w:t>1</w:t>
+            </w:r>
+          </w:p>
+        </w:tc>
+        <w:tc>
+          <w:tcPr>
+            <w:tcW w:w="0" w:type="auto"/>
+            <w:vMerge w:val="restart"/>
+            <w:tcBorders>
+              <w:top w:val="single" w:sz="4" w:space="0" w:color="2A2B2C"/>
+              <w:left w:val="single" w:sz="4" w:space="0" w:color="2A2B2C"/>
+              <w:right w:val="single" w:sz="4" w:space="0" w:color="2A2B2C"/>
+            </w:tcBorders>
+            <w:tcMar>
+              <w:top w:w="30" w:type="dxa"/>
+              <w:left w:w="30" w:type="dxa"/>
+              <w:bottom w:w="30" w:type="dxa"/>
+              <w:right w:w="30" w:type="dxa"/>
+            </w:tcMar>
+            <w:vAlign w:val="center"/>
+            <w:hideMark/>
+          </w:tcPr>
+          <w:p>
+            <w:pPr>
+              <w:spacing w:before="80" w:after="220"/>
               <w:rPr>
                 <w:sz w:val="26"/>
                 <w:szCs w:val="26"/>
@@ -38731,98 +38941,1043 @@
                 <w:sz w:val="26"/>
                 <w:szCs w:val="26"/>
               </w:rPr>
-              <w:t>1. Truy xuất</w:t>
+              <w:t>Retrieval</w:t>
             </w:r>
           </w:p>
         </w:tc>
         <w:tc>
           <w:tcPr>
             <w:tcW w:w="0" w:type="auto"/>
+            <w:tcBorders>
+              <w:top w:val="single" w:sz="4" w:space="0" w:color="2A2B2C"/>
+              <w:left w:val="single" w:sz="4" w:space="0" w:color="2A2B2C"/>
+              <w:bottom w:val="single" w:sz="4" w:space="0" w:color="2A2B2C"/>
+              <w:right w:val="single" w:sz="4" w:space="0" w:color="2A2B2C"/>
+            </w:tcBorders>
+            <w:shd w:val="clear" w:color="auto" w:fill="B3E5A1" w:themeFill="accent6" w:themeFillTint="66"/>
+            <w:tcMar>
+              <w:top w:w="30" w:type="dxa"/>
+              <w:left w:w="30" w:type="dxa"/>
+              <w:bottom w:w="30" w:type="dxa"/>
+              <w:right w:w="30" w:type="dxa"/>
+            </w:tcMar>
             <w:vAlign w:val="center"/>
             <w:hideMark/>
           </w:tcPr>
           <w:p>
             <w:pPr>
               <w:spacing w:before="80" w:after="220"/>
-              <w:jc w:val="center"/>
-              <w:rPr>
-                <w:sz w:val="26"/>
-                <w:szCs w:val="26"/>
-              </w:rPr>
-            </w:pPr>
-            <w:r>
-              <w:rPr>
-                <w:sz w:val="26"/>
-                <w:szCs w:val="26"/>
-              </w:rPr>
-              <w:t>Recall@5, Recall@40, MRR, nDCG@10</w:t>
+              <w:rPr>
+                <w:sz w:val="26"/>
+                <w:szCs w:val="26"/>
+              </w:rPr>
+            </w:pPr>
+            <w:r>
+              <w:rPr>
+                <w:sz w:val="26"/>
+                <w:szCs w:val="26"/>
+              </w:rPr>
+              <w:t>Recall@5</w:t>
             </w:r>
           </w:p>
         </w:tc>
         <w:tc>
           <w:tcPr>
             <w:tcW w:w="0" w:type="auto"/>
+            <w:tcBorders>
+              <w:top w:val="single" w:sz="4" w:space="0" w:color="2A2B2C"/>
+              <w:left w:val="single" w:sz="4" w:space="0" w:color="2A2B2C"/>
+              <w:bottom w:val="single" w:sz="4" w:space="0" w:color="2A2B2C"/>
+              <w:right w:val="single" w:sz="4" w:space="0" w:color="2A2B2C"/>
+            </w:tcBorders>
+            <w:tcMar>
+              <w:top w:w="30" w:type="dxa"/>
+              <w:left w:w="30" w:type="dxa"/>
+              <w:bottom w:w="30" w:type="dxa"/>
+              <w:right w:w="30" w:type="dxa"/>
+            </w:tcMar>
             <w:vAlign w:val="center"/>
             <w:hideMark/>
           </w:tcPr>
           <w:p>
             <w:pPr>
               <w:spacing w:before="80" w:after="220"/>
-              <w:jc w:val="center"/>
-              <w:rPr>
-                <w:sz w:val="26"/>
-                <w:szCs w:val="26"/>
-              </w:rPr>
-            </w:pPr>
-            <w:r>
-              <w:rPr>
-                <w:sz w:val="26"/>
-                <w:szCs w:val="26"/>
-              </w:rPr>
-              <w:t>So đoạn truy xuất với vùng đáp án chuẩn</w:t>
+              <w:rPr>
+                <w:sz w:val="26"/>
+                <w:szCs w:val="26"/>
+              </w:rPr>
+            </w:pPr>
+            <w:r>
+              <w:rPr>
+                <w:sz w:val="26"/>
+                <w:szCs w:val="26"/>
+              </w:rPr>
+              <w:t>Code</w:t>
             </w:r>
           </w:p>
         </w:tc>
         <w:tc>
           <w:tcPr>
             <w:tcW w:w="0" w:type="auto"/>
+            <w:tcBorders>
+              <w:top w:val="single" w:sz="4" w:space="0" w:color="2A2B2C"/>
+              <w:left w:val="single" w:sz="4" w:space="0" w:color="2A2B2C"/>
+              <w:bottom w:val="single" w:sz="4" w:space="0" w:color="2A2B2C"/>
+              <w:right w:val="single" w:sz="4" w:space="0" w:color="2A2B2C"/>
+            </w:tcBorders>
+            <w:tcMar>
+              <w:top w:w="30" w:type="dxa"/>
+              <w:left w:w="30" w:type="dxa"/>
+              <w:bottom w:w="30" w:type="dxa"/>
+              <w:right w:w="30" w:type="dxa"/>
+            </w:tcMar>
             <w:vAlign w:val="center"/>
             <w:hideMark/>
           </w:tcPr>
           <w:p>
             <w:pPr>
               <w:spacing w:before="80" w:after="220"/>
-              <w:jc w:val="center"/>
-              <w:rPr>
-                <w:sz w:val="26"/>
-                <w:szCs w:val="26"/>
-              </w:rPr>
-            </w:pPr>
-            <w:r>
-              <w:rPr>
-                <w:sz w:val="26"/>
-                <w:szCs w:val="26"/>
-              </w:rPr>
-              <w:t>Không</w:t>
+              <w:rPr>
+                <w:sz w:val="26"/>
+                <w:szCs w:val="26"/>
+              </w:rPr>
+            </w:pPr>
+            <w:r>
+              <w:rPr>
+                <w:sz w:val="26"/>
+                <w:szCs w:val="26"/>
+              </w:rPr>
+              <w:t>evidence</w:t>
+            </w:r>
+          </w:p>
+        </w:tc>
+        <w:tc>
+          <w:tcPr>
+            <w:tcW w:w="0" w:type="auto"/>
+            <w:tcBorders>
+              <w:top w:val="single" w:sz="4" w:space="0" w:color="2A2B2C"/>
+              <w:left w:val="single" w:sz="4" w:space="0" w:color="2A2B2C"/>
+              <w:bottom w:val="single" w:sz="4" w:space="0" w:color="2A2B2C"/>
+              <w:right w:val="single" w:sz="4" w:space="0" w:color="2A2B2C"/>
+            </w:tcBorders>
+            <w:tcMar>
+              <w:top w:w="30" w:type="dxa"/>
+              <w:left w:w="30" w:type="dxa"/>
+              <w:bottom w:w="30" w:type="dxa"/>
+              <w:right w:w="30" w:type="dxa"/>
+            </w:tcMar>
+            <w:vAlign w:val="center"/>
+            <w:hideMark/>
+          </w:tcPr>
+          <w:p>
+            <w:pPr>
+              <w:spacing w:before="80" w:after="220"/>
+              <w:rPr>
+                <w:sz w:val="26"/>
+                <w:szCs w:val="26"/>
+              </w:rPr>
+            </w:pPr>
+            <w:r>
+              <w:rPr>
+                <w:rFonts w:ascii="Segoe UI Emoji" w:hAnsi="Segoe UI Emoji" w:cs="Segoe UI Emoji"/>
+                <w:sz w:val="26"/>
+                <w:szCs w:val="26"/>
+              </w:rPr>
+              <w:t>⭐</w:t>
+            </w:r>
+            <w:r>
+              <w:rPr>
+                <w:sz w:val="26"/>
+                <w:szCs w:val="26"/>
+              </w:rPr>
+              <w:t xml:space="preserve"> Chính</w:t>
             </w:r>
           </w:p>
         </w:tc>
       </w:tr>
       <w:tr>
-        <w:trPr>
-          <w:tblCellSpacing w:w="15" w:type="dxa"/>
-        </w:trPr>
+        <w:tc>
+          <w:tcPr>
+            <w:tcW w:w="0" w:type="auto"/>
+            <w:tcBorders>
+              <w:top w:val="single" w:sz="4" w:space="0" w:color="2A2B2C"/>
+              <w:left w:val="single" w:sz="4" w:space="0" w:color="2A2B2C"/>
+              <w:bottom w:val="single" w:sz="4" w:space="0" w:color="2A2B2C"/>
+              <w:right w:val="single" w:sz="4" w:space="0" w:color="2A2B2C"/>
+            </w:tcBorders>
+            <w:tcMar>
+              <w:top w:w="30" w:type="dxa"/>
+              <w:left w:w="30" w:type="dxa"/>
+              <w:bottom w:w="30" w:type="dxa"/>
+              <w:right w:w="30" w:type="dxa"/>
+            </w:tcMar>
+            <w:vAlign w:val="center"/>
+            <w:hideMark/>
+          </w:tcPr>
+          <w:p>
+            <w:pPr>
+              <w:spacing w:before="80" w:after="220"/>
+              <w:rPr>
+                <w:sz w:val="26"/>
+                <w:szCs w:val="26"/>
+              </w:rPr>
+            </w:pPr>
+            <w:r>
+              <w:rPr>
+                <w:sz w:val="26"/>
+                <w:szCs w:val="26"/>
+              </w:rPr>
+              <w:t>2</w:t>
+            </w:r>
+          </w:p>
+        </w:tc>
+        <w:tc>
+          <w:tcPr>
+            <w:tcW w:w="0" w:type="auto"/>
+            <w:vMerge/>
+            <w:tcBorders>
+              <w:left w:val="single" w:sz="4" w:space="0" w:color="2A2B2C"/>
+              <w:right w:val="single" w:sz="4" w:space="0" w:color="2A2B2C"/>
+            </w:tcBorders>
+            <w:tcMar>
+              <w:top w:w="30" w:type="dxa"/>
+              <w:left w:w="30" w:type="dxa"/>
+              <w:bottom w:w="30" w:type="dxa"/>
+              <w:right w:w="30" w:type="dxa"/>
+            </w:tcMar>
+            <w:vAlign w:val="center"/>
+            <w:hideMark/>
+          </w:tcPr>
+          <w:p>
+            <w:pPr>
+              <w:spacing w:before="80" w:after="220"/>
+              <w:rPr>
+                <w:sz w:val="26"/>
+                <w:szCs w:val="26"/>
+              </w:rPr>
+            </w:pPr>
+          </w:p>
+        </w:tc>
+        <w:tc>
+          <w:tcPr>
+            <w:tcW w:w="0" w:type="auto"/>
+            <w:tcBorders>
+              <w:top w:val="single" w:sz="4" w:space="0" w:color="2A2B2C"/>
+              <w:left w:val="single" w:sz="4" w:space="0" w:color="2A2B2C"/>
+              <w:bottom w:val="single" w:sz="4" w:space="0" w:color="2A2B2C"/>
+              <w:right w:val="single" w:sz="4" w:space="0" w:color="2A2B2C"/>
+            </w:tcBorders>
+            <w:shd w:val="clear" w:color="auto" w:fill="B3E5A1" w:themeFill="accent6" w:themeFillTint="66"/>
+            <w:tcMar>
+              <w:top w:w="30" w:type="dxa"/>
+              <w:left w:w="30" w:type="dxa"/>
+              <w:bottom w:w="30" w:type="dxa"/>
+              <w:right w:w="30" w:type="dxa"/>
+            </w:tcMar>
+            <w:vAlign w:val="center"/>
+            <w:hideMark/>
+          </w:tcPr>
+          <w:p>
+            <w:pPr>
+              <w:spacing w:before="80" w:after="220"/>
+              <w:rPr>
+                <w:sz w:val="26"/>
+                <w:szCs w:val="26"/>
+              </w:rPr>
+            </w:pPr>
+            <w:r>
+              <w:rPr>
+                <w:sz w:val="26"/>
+                <w:szCs w:val="26"/>
+              </w:rPr>
+              <w:t>MRR</w:t>
+            </w:r>
+          </w:p>
+        </w:tc>
+        <w:tc>
+          <w:tcPr>
+            <w:tcW w:w="0" w:type="auto"/>
+            <w:tcBorders>
+              <w:top w:val="single" w:sz="4" w:space="0" w:color="2A2B2C"/>
+              <w:left w:val="single" w:sz="4" w:space="0" w:color="2A2B2C"/>
+              <w:bottom w:val="single" w:sz="4" w:space="0" w:color="2A2B2C"/>
+              <w:right w:val="single" w:sz="4" w:space="0" w:color="2A2B2C"/>
+            </w:tcBorders>
+            <w:tcMar>
+              <w:top w:w="30" w:type="dxa"/>
+              <w:left w:w="30" w:type="dxa"/>
+              <w:bottom w:w="30" w:type="dxa"/>
+              <w:right w:w="30" w:type="dxa"/>
+            </w:tcMar>
+            <w:vAlign w:val="center"/>
+            <w:hideMark/>
+          </w:tcPr>
+          <w:p>
+            <w:pPr>
+              <w:spacing w:before="80" w:after="220"/>
+              <w:rPr>
+                <w:sz w:val="26"/>
+                <w:szCs w:val="26"/>
+              </w:rPr>
+            </w:pPr>
+            <w:r>
+              <w:rPr>
+                <w:sz w:val="26"/>
+                <w:szCs w:val="26"/>
+              </w:rPr>
+              <w:t>Code</w:t>
+            </w:r>
+          </w:p>
+        </w:tc>
+        <w:tc>
+          <w:tcPr>
+            <w:tcW w:w="0" w:type="auto"/>
+            <w:tcBorders>
+              <w:top w:val="single" w:sz="4" w:space="0" w:color="2A2B2C"/>
+              <w:left w:val="single" w:sz="4" w:space="0" w:color="2A2B2C"/>
+              <w:bottom w:val="single" w:sz="4" w:space="0" w:color="2A2B2C"/>
+              <w:right w:val="single" w:sz="4" w:space="0" w:color="2A2B2C"/>
+            </w:tcBorders>
+            <w:tcMar>
+              <w:top w:w="30" w:type="dxa"/>
+              <w:left w:w="30" w:type="dxa"/>
+              <w:bottom w:w="30" w:type="dxa"/>
+              <w:right w:w="30" w:type="dxa"/>
+            </w:tcMar>
+            <w:vAlign w:val="center"/>
+            <w:hideMark/>
+          </w:tcPr>
+          <w:p>
+            <w:pPr>
+              <w:spacing w:before="80" w:after="220"/>
+              <w:rPr>
+                <w:sz w:val="26"/>
+                <w:szCs w:val="26"/>
+              </w:rPr>
+            </w:pPr>
+            <w:r>
+              <w:rPr>
+                <w:sz w:val="26"/>
+                <w:szCs w:val="26"/>
+              </w:rPr>
+              <w:t>evidence</w:t>
+            </w:r>
+          </w:p>
+        </w:tc>
+        <w:tc>
+          <w:tcPr>
+            <w:tcW w:w="0" w:type="auto"/>
+            <w:tcBorders>
+              <w:top w:val="single" w:sz="4" w:space="0" w:color="2A2B2C"/>
+              <w:left w:val="single" w:sz="4" w:space="0" w:color="2A2B2C"/>
+              <w:bottom w:val="single" w:sz="4" w:space="0" w:color="2A2B2C"/>
+              <w:right w:val="single" w:sz="4" w:space="0" w:color="2A2B2C"/>
+            </w:tcBorders>
+            <w:tcMar>
+              <w:top w:w="30" w:type="dxa"/>
+              <w:left w:w="30" w:type="dxa"/>
+              <w:bottom w:w="30" w:type="dxa"/>
+              <w:right w:w="30" w:type="dxa"/>
+            </w:tcMar>
+            <w:vAlign w:val="center"/>
+            <w:hideMark/>
+          </w:tcPr>
+          <w:p>
+            <w:pPr>
+              <w:spacing w:before="80" w:after="220"/>
+              <w:rPr>
+                <w:sz w:val="26"/>
+                <w:szCs w:val="26"/>
+              </w:rPr>
+            </w:pPr>
+            <w:r>
+              <w:rPr>
+                <w:rFonts w:ascii="Segoe UI Emoji" w:hAnsi="Segoe UI Emoji" w:cs="Segoe UI Emoji"/>
+                <w:sz w:val="26"/>
+                <w:szCs w:val="26"/>
+              </w:rPr>
+              <w:t>⭐</w:t>
+            </w:r>
+            <w:r>
+              <w:rPr>
+                <w:sz w:val="26"/>
+                <w:szCs w:val="26"/>
+              </w:rPr>
+              <w:t xml:space="preserve"> Chính</w:t>
+            </w:r>
+          </w:p>
+        </w:tc>
+      </w:tr>
+      <w:tr>
+        <w:tc>
+          <w:tcPr>
+            <w:tcW w:w="0" w:type="auto"/>
+            <w:tcBorders>
+              <w:top w:val="single" w:sz="4" w:space="0" w:color="2A2B2C"/>
+              <w:left w:val="single" w:sz="4" w:space="0" w:color="2A2B2C"/>
+              <w:bottom w:val="single" w:sz="4" w:space="0" w:color="2A2B2C"/>
+              <w:right w:val="single" w:sz="4" w:space="0" w:color="2A2B2C"/>
+            </w:tcBorders>
+            <w:tcMar>
+              <w:top w:w="30" w:type="dxa"/>
+              <w:left w:w="30" w:type="dxa"/>
+              <w:bottom w:w="30" w:type="dxa"/>
+              <w:right w:w="30" w:type="dxa"/>
+            </w:tcMar>
+            <w:vAlign w:val="center"/>
+            <w:hideMark/>
+          </w:tcPr>
+          <w:p>
+            <w:pPr>
+              <w:spacing w:before="80" w:after="220"/>
+              <w:rPr>
+                <w:sz w:val="26"/>
+                <w:szCs w:val="26"/>
+              </w:rPr>
+            </w:pPr>
+            <w:r>
+              <w:rPr>
+                <w:sz w:val="26"/>
+                <w:szCs w:val="26"/>
+              </w:rPr>
+              <w:t>3</w:t>
+            </w:r>
+          </w:p>
+        </w:tc>
+        <w:tc>
+          <w:tcPr>
+            <w:tcW w:w="0" w:type="auto"/>
+            <w:vMerge/>
+            <w:tcBorders>
+              <w:left w:val="single" w:sz="4" w:space="0" w:color="2A2B2C"/>
+              <w:right w:val="single" w:sz="4" w:space="0" w:color="2A2B2C"/>
+            </w:tcBorders>
+            <w:tcMar>
+              <w:top w:w="30" w:type="dxa"/>
+              <w:left w:w="30" w:type="dxa"/>
+              <w:bottom w:w="30" w:type="dxa"/>
+              <w:right w:w="30" w:type="dxa"/>
+            </w:tcMar>
+            <w:vAlign w:val="center"/>
+            <w:hideMark/>
+          </w:tcPr>
+          <w:p>
+            <w:pPr>
+              <w:spacing w:before="80" w:after="220"/>
+              <w:rPr>
+                <w:sz w:val="26"/>
+                <w:szCs w:val="26"/>
+              </w:rPr>
+            </w:pPr>
+          </w:p>
+        </w:tc>
+        <w:tc>
+          <w:tcPr>
+            <w:tcW w:w="0" w:type="auto"/>
+            <w:tcBorders>
+              <w:top w:val="single" w:sz="4" w:space="0" w:color="2A2B2C"/>
+              <w:left w:val="single" w:sz="4" w:space="0" w:color="2A2B2C"/>
+              <w:bottom w:val="single" w:sz="4" w:space="0" w:color="2A2B2C"/>
+              <w:right w:val="single" w:sz="4" w:space="0" w:color="2A2B2C"/>
+            </w:tcBorders>
+            <w:tcMar>
+              <w:top w:w="30" w:type="dxa"/>
+              <w:left w:w="30" w:type="dxa"/>
+              <w:bottom w:w="30" w:type="dxa"/>
+              <w:right w:w="30" w:type="dxa"/>
+            </w:tcMar>
+            <w:vAlign w:val="center"/>
+            <w:hideMark/>
+          </w:tcPr>
+          <w:p>
+            <w:pPr>
+              <w:spacing w:before="80" w:after="220"/>
+              <w:rPr>
+                <w:sz w:val="26"/>
+                <w:szCs w:val="26"/>
+              </w:rPr>
+            </w:pPr>
+            <w:r>
+              <w:rPr>
+                <w:sz w:val="26"/>
+                <w:szCs w:val="26"/>
+              </w:rPr>
+              <w:t xml:space="preserve">nDCG@5 </w:t>
+            </w:r>
+          </w:p>
+        </w:tc>
+        <w:tc>
+          <w:tcPr>
+            <w:tcW w:w="0" w:type="auto"/>
+            <w:tcBorders>
+              <w:top w:val="single" w:sz="4" w:space="0" w:color="2A2B2C"/>
+              <w:left w:val="single" w:sz="4" w:space="0" w:color="2A2B2C"/>
+              <w:bottom w:val="single" w:sz="4" w:space="0" w:color="2A2B2C"/>
+              <w:right w:val="single" w:sz="4" w:space="0" w:color="2A2B2C"/>
+            </w:tcBorders>
+            <w:tcMar>
+              <w:top w:w="30" w:type="dxa"/>
+              <w:left w:w="30" w:type="dxa"/>
+              <w:bottom w:w="30" w:type="dxa"/>
+              <w:right w:w="30" w:type="dxa"/>
+            </w:tcMar>
+            <w:vAlign w:val="center"/>
+            <w:hideMark/>
+          </w:tcPr>
+          <w:p>
+            <w:pPr>
+              <w:spacing w:before="80" w:after="220"/>
+              <w:rPr>
+                <w:sz w:val="26"/>
+                <w:szCs w:val="26"/>
+              </w:rPr>
+            </w:pPr>
+            <w:r>
+              <w:rPr>
+                <w:sz w:val="26"/>
+                <w:szCs w:val="26"/>
+              </w:rPr>
+              <w:t>Code</w:t>
+            </w:r>
+          </w:p>
+        </w:tc>
+        <w:tc>
+          <w:tcPr>
+            <w:tcW w:w="0" w:type="auto"/>
+            <w:tcBorders>
+              <w:top w:val="single" w:sz="4" w:space="0" w:color="2A2B2C"/>
+              <w:left w:val="single" w:sz="4" w:space="0" w:color="2A2B2C"/>
+              <w:bottom w:val="single" w:sz="4" w:space="0" w:color="2A2B2C"/>
+              <w:right w:val="single" w:sz="4" w:space="0" w:color="2A2B2C"/>
+            </w:tcBorders>
+            <w:tcMar>
+              <w:top w:w="30" w:type="dxa"/>
+              <w:left w:w="30" w:type="dxa"/>
+              <w:bottom w:w="30" w:type="dxa"/>
+              <w:right w:w="30" w:type="dxa"/>
+            </w:tcMar>
+            <w:vAlign w:val="center"/>
+            <w:hideMark/>
+          </w:tcPr>
+          <w:p>
+            <w:pPr>
+              <w:spacing w:before="80" w:after="220"/>
+              <w:rPr>
+                <w:sz w:val="26"/>
+                <w:szCs w:val="26"/>
+              </w:rPr>
+            </w:pPr>
+            <w:r>
+              <w:rPr>
+                <w:sz w:val="26"/>
+                <w:szCs w:val="26"/>
+              </w:rPr>
+              <w:t>evidence</w:t>
+            </w:r>
+          </w:p>
+        </w:tc>
+        <w:tc>
+          <w:tcPr>
+            <w:tcW w:w="0" w:type="auto"/>
+            <w:tcBorders>
+              <w:top w:val="single" w:sz="4" w:space="0" w:color="2A2B2C"/>
+              <w:left w:val="single" w:sz="4" w:space="0" w:color="2A2B2C"/>
+              <w:bottom w:val="single" w:sz="4" w:space="0" w:color="2A2B2C"/>
+              <w:right w:val="single" w:sz="4" w:space="0" w:color="2A2B2C"/>
+            </w:tcBorders>
+            <w:tcMar>
+              <w:top w:w="30" w:type="dxa"/>
+              <w:left w:w="30" w:type="dxa"/>
+              <w:bottom w:w="30" w:type="dxa"/>
+              <w:right w:w="30" w:type="dxa"/>
+            </w:tcMar>
+            <w:vAlign w:val="center"/>
+            <w:hideMark/>
+          </w:tcPr>
+          <w:p>
+            <w:pPr>
+              <w:spacing w:before="80" w:after="220"/>
+              <w:rPr>
+                <w:sz w:val="26"/>
+                <w:szCs w:val="26"/>
+              </w:rPr>
+            </w:pPr>
+            <w:r>
+              <w:rPr>
+                <w:sz w:val="26"/>
+                <w:szCs w:val="26"/>
+              </w:rPr>
+              <w:t>Phụ</w:t>
+            </w:r>
+          </w:p>
+        </w:tc>
+      </w:tr>
+      <w:tr>
+        <w:tc>
+          <w:tcPr>
+            <w:tcW w:w="0" w:type="auto"/>
+            <w:tcBorders>
+              <w:top w:val="single" w:sz="4" w:space="0" w:color="2A2B2C"/>
+              <w:left w:val="single" w:sz="4" w:space="0" w:color="2A2B2C"/>
+              <w:bottom w:val="single" w:sz="4" w:space="0" w:color="2A2B2C"/>
+              <w:right w:val="single" w:sz="4" w:space="0" w:color="2A2B2C"/>
+            </w:tcBorders>
+            <w:tcMar>
+              <w:top w:w="30" w:type="dxa"/>
+              <w:left w:w="30" w:type="dxa"/>
+              <w:bottom w:w="30" w:type="dxa"/>
+              <w:right w:w="30" w:type="dxa"/>
+            </w:tcMar>
+            <w:vAlign w:val="center"/>
+            <w:hideMark/>
+          </w:tcPr>
+          <w:p>
+            <w:pPr>
+              <w:spacing w:before="80" w:after="220"/>
+              <w:rPr>
+                <w:sz w:val="26"/>
+                <w:szCs w:val="26"/>
+              </w:rPr>
+            </w:pPr>
+            <w:r>
+              <w:rPr>
+                <w:sz w:val="26"/>
+                <w:szCs w:val="26"/>
+              </w:rPr>
+              <w:t>4</w:t>
+            </w:r>
+          </w:p>
+        </w:tc>
+        <w:tc>
+          <w:tcPr>
+            <w:tcW w:w="0" w:type="auto"/>
+            <w:vMerge/>
+            <w:tcBorders>
+              <w:left w:val="single" w:sz="4" w:space="0" w:color="2A2B2C"/>
+              <w:right w:val="single" w:sz="4" w:space="0" w:color="2A2B2C"/>
+            </w:tcBorders>
+            <w:tcMar>
+              <w:top w:w="30" w:type="dxa"/>
+              <w:left w:w="30" w:type="dxa"/>
+              <w:bottom w:w="30" w:type="dxa"/>
+              <w:right w:w="30" w:type="dxa"/>
+            </w:tcMar>
+            <w:vAlign w:val="center"/>
+            <w:hideMark/>
+          </w:tcPr>
+          <w:p>
+            <w:pPr>
+              <w:spacing w:before="80" w:after="220"/>
+              <w:rPr>
+                <w:sz w:val="26"/>
+                <w:szCs w:val="26"/>
+              </w:rPr>
+            </w:pPr>
+          </w:p>
+        </w:tc>
+        <w:tc>
+          <w:tcPr>
+            <w:tcW w:w="0" w:type="auto"/>
+            <w:tcBorders>
+              <w:top w:val="single" w:sz="4" w:space="0" w:color="2A2B2C"/>
+              <w:left w:val="single" w:sz="4" w:space="0" w:color="2A2B2C"/>
+              <w:bottom w:val="single" w:sz="4" w:space="0" w:color="2A2B2C"/>
+              <w:right w:val="single" w:sz="4" w:space="0" w:color="2A2B2C"/>
+            </w:tcBorders>
+            <w:tcMar>
+              <w:top w:w="30" w:type="dxa"/>
+              <w:left w:w="30" w:type="dxa"/>
+              <w:bottom w:w="30" w:type="dxa"/>
+              <w:right w:w="30" w:type="dxa"/>
+            </w:tcMar>
+            <w:vAlign w:val="center"/>
+            <w:hideMark/>
+          </w:tcPr>
+          <w:p>
+            <w:pPr>
+              <w:spacing w:before="80" w:after="220"/>
+              <w:rPr>
+                <w:sz w:val="26"/>
+                <w:szCs w:val="26"/>
+              </w:rPr>
+            </w:pPr>
+            <w:r>
+              <w:rPr>
+                <w:sz w:val="26"/>
+                <w:szCs w:val="26"/>
+              </w:rPr>
+              <w:t>Context Precision</w:t>
+            </w:r>
+          </w:p>
+        </w:tc>
+        <w:tc>
+          <w:tcPr>
+            <w:tcW w:w="0" w:type="auto"/>
+            <w:tcBorders>
+              <w:top w:val="single" w:sz="4" w:space="0" w:color="2A2B2C"/>
+              <w:left w:val="single" w:sz="4" w:space="0" w:color="2A2B2C"/>
+              <w:bottom w:val="single" w:sz="4" w:space="0" w:color="2A2B2C"/>
+              <w:right w:val="single" w:sz="4" w:space="0" w:color="2A2B2C"/>
+            </w:tcBorders>
+            <w:tcMar>
+              <w:top w:w="30" w:type="dxa"/>
+              <w:left w:w="30" w:type="dxa"/>
+              <w:bottom w:w="30" w:type="dxa"/>
+              <w:right w:w="30" w:type="dxa"/>
+            </w:tcMar>
+            <w:vAlign w:val="center"/>
+            <w:hideMark/>
+          </w:tcPr>
+          <w:p>
+            <w:pPr>
+              <w:spacing w:before="80" w:after="220"/>
+              <w:rPr>
+                <w:sz w:val="26"/>
+                <w:szCs w:val="26"/>
+              </w:rPr>
+            </w:pPr>
+            <w:r>
+              <w:rPr>
+                <w:sz w:val="26"/>
+                <w:szCs w:val="26"/>
+              </w:rPr>
+              <w:t>RAGAS</w:t>
+            </w:r>
+          </w:p>
+        </w:tc>
+        <w:tc>
+          <w:tcPr>
+            <w:tcW w:w="0" w:type="auto"/>
+            <w:tcBorders>
+              <w:top w:val="single" w:sz="4" w:space="0" w:color="2A2B2C"/>
+              <w:left w:val="single" w:sz="4" w:space="0" w:color="2A2B2C"/>
+              <w:bottom w:val="single" w:sz="4" w:space="0" w:color="2A2B2C"/>
+              <w:right w:val="single" w:sz="4" w:space="0" w:color="2A2B2C"/>
+            </w:tcBorders>
+            <w:tcMar>
+              <w:top w:w="30" w:type="dxa"/>
+              <w:left w:w="30" w:type="dxa"/>
+              <w:bottom w:w="30" w:type="dxa"/>
+              <w:right w:w="30" w:type="dxa"/>
+            </w:tcMar>
+            <w:vAlign w:val="center"/>
+            <w:hideMark/>
+          </w:tcPr>
+          <w:p>
+            <w:pPr>
+              <w:spacing w:before="80" w:after="220"/>
+              <w:rPr>
+                <w:sz w:val="26"/>
+                <w:szCs w:val="26"/>
+              </w:rPr>
+            </w:pPr>
+            <w:r>
+              <w:rPr>
+                <w:sz w:val="26"/>
+                <w:szCs w:val="26"/>
+              </w:rPr>
+              <w:t>expected_answer</w:t>
+            </w:r>
+          </w:p>
+        </w:tc>
+        <w:tc>
+          <w:tcPr>
+            <w:tcW w:w="0" w:type="auto"/>
+            <w:tcBorders>
+              <w:top w:val="single" w:sz="4" w:space="0" w:color="2A2B2C"/>
+              <w:left w:val="single" w:sz="4" w:space="0" w:color="2A2B2C"/>
+              <w:bottom w:val="single" w:sz="4" w:space="0" w:color="2A2B2C"/>
+              <w:right w:val="single" w:sz="4" w:space="0" w:color="2A2B2C"/>
+            </w:tcBorders>
+            <w:tcMar>
+              <w:top w:w="30" w:type="dxa"/>
+              <w:left w:w="30" w:type="dxa"/>
+              <w:bottom w:w="30" w:type="dxa"/>
+              <w:right w:w="30" w:type="dxa"/>
+            </w:tcMar>
+            <w:vAlign w:val="center"/>
+            <w:hideMark/>
+          </w:tcPr>
+          <w:p>
+            <w:pPr>
+              <w:spacing w:before="80" w:after="220"/>
+              <w:rPr>
+                <w:sz w:val="26"/>
+                <w:szCs w:val="26"/>
+              </w:rPr>
+            </w:pPr>
+            <w:r>
+              <w:rPr>
+                <w:sz w:val="26"/>
+                <w:szCs w:val="26"/>
+              </w:rPr>
+              <w:t>Phụ: đối chiếu với code</w:t>
+            </w:r>
+          </w:p>
+        </w:tc>
+      </w:tr>
+      <w:tr>
+        <w:tc>
+          <w:tcPr>
+            <w:tcW w:w="0" w:type="auto"/>
+            <w:tcBorders>
+              <w:top w:val="single" w:sz="4" w:space="0" w:color="2A2B2C"/>
+              <w:left w:val="single" w:sz="4" w:space="0" w:color="2A2B2C"/>
+              <w:bottom w:val="single" w:sz="4" w:space="0" w:color="2A2B2C"/>
+              <w:right w:val="single" w:sz="4" w:space="0" w:color="2A2B2C"/>
+            </w:tcBorders>
+            <w:tcMar>
+              <w:top w:w="30" w:type="dxa"/>
+              <w:left w:w="30" w:type="dxa"/>
+              <w:bottom w:w="30" w:type="dxa"/>
+              <w:right w:w="30" w:type="dxa"/>
+            </w:tcMar>
+            <w:vAlign w:val="center"/>
+            <w:hideMark/>
+          </w:tcPr>
+          <w:p>
+            <w:pPr>
+              <w:spacing w:before="80" w:after="220"/>
+              <w:rPr>
+                <w:sz w:val="26"/>
+                <w:szCs w:val="26"/>
+              </w:rPr>
+            </w:pPr>
+            <w:r>
+              <w:rPr>
+                <w:sz w:val="26"/>
+                <w:szCs w:val="26"/>
+              </w:rPr>
+              <w:t>5</w:t>
+            </w:r>
+          </w:p>
+        </w:tc>
+        <w:tc>
+          <w:tcPr>
+            <w:tcW w:w="0" w:type="auto"/>
+            <w:vMerge/>
+            <w:tcBorders>
+              <w:left w:val="single" w:sz="4" w:space="0" w:color="2A2B2C"/>
+              <w:bottom w:val="single" w:sz="4" w:space="0" w:color="2A2B2C"/>
+              <w:right w:val="single" w:sz="4" w:space="0" w:color="2A2B2C"/>
+            </w:tcBorders>
+            <w:tcMar>
+              <w:top w:w="30" w:type="dxa"/>
+              <w:left w:w="30" w:type="dxa"/>
+              <w:bottom w:w="30" w:type="dxa"/>
+              <w:right w:w="30" w:type="dxa"/>
+            </w:tcMar>
+            <w:vAlign w:val="center"/>
+            <w:hideMark/>
+          </w:tcPr>
+          <w:p>
+            <w:pPr>
+              <w:spacing w:before="80" w:after="220"/>
+              <w:rPr>
+                <w:sz w:val="26"/>
+                <w:szCs w:val="26"/>
+              </w:rPr>
+            </w:pPr>
+          </w:p>
+        </w:tc>
+        <w:tc>
+          <w:tcPr>
+            <w:tcW w:w="0" w:type="auto"/>
+            <w:tcBorders>
+              <w:top w:val="single" w:sz="4" w:space="0" w:color="2A2B2C"/>
+              <w:left w:val="single" w:sz="4" w:space="0" w:color="2A2B2C"/>
+              <w:bottom w:val="single" w:sz="4" w:space="0" w:color="2A2B2C"/>
+              <w:right w:val="single" w:sz="4" w:space="0" w:color="2A2B2C"/>
+            </w:tcBorders>
+            <w:tcMar>
+              <w:top w:w="30" w:type="dxa"/>
+              <w:left w:w="30" w:type="dxa"/>
+              <w:bottom w:w="30" w:type="dxa"/>
+              <w:right w:w="30" w:type="dxa"/>
+            </w:tcMar>
+            <w:vAlign w:val="center"/>
+            <w:hideMark/>
+          </w:tcPr>
+          <w:p>
+            <w:pPr>
+              <w:spacing w:before="80" w:after="220"/>
+              <w:rPr>
+                <w:sz w:val="26"/>
+                <w:szCs w:val="26"/>
+              </w:rPr>
+            </w:pPr>
+            <w:r>
+              <w:rPr>
+                <w:sz w:val="26"/>
+                <w:szCs w:val="26"/>
+              </w:rPr>
+              <w:t>Context Recall</w:t>
+            </w:r>
+          </w:p>
+        </w:tc>
+        <w:tc>
+          <w:tcPr>
+            <w:tcW w:w="0" w:type="auto"/>
+            <w:tcBorders>
+              <w:top w:val="single" w:sz="4" w:space="0" w:color="2A2B2C"/>
+              <w:left w:val="single" w:sz="4" w:space="0" w:color="2A2B2C"/>
+              <w:bottom w:val="single" w:sz="4" w:space="0" w:color="2A2B2C"/>
+              <w:right w:val="single" w:sz="4" w:space="0" w:color="2A2B2C"/>
+            </w:tcBorders>
+            <w:tcMar>
+              <w:top w:w="30" w:type="dxa"/>
+              <w:left w:w="30" w:type="dxa"/>
+              <w:bottom w:w="30" w:type="dxa"/>
+              <w:right w:w="30" w:type="dxa"/>
+            </w:tcMar>
+            <w:vAlign w:val="center"/>
+            <w:hideMark/>
+          </w:tcPr>
+          <w:p>
+            <w:pPr>
+              <w:spacing w:before="80" w:after="220"/>
+              <w:rPr>
+                <w:sz w:val="26"/>
+                <w:szCs w:val="26"/>
+              </w:rPr>
+            </w:pPr>
+            <w:r>
+              <w:rPr>
+                <w:sz w:val="26"/>
+                <w:szCs w:val="26"/>
+              </w:rPr>
+              <w:t>RAGAS</w:t>
+            </w:r>
+          </w:p>
+        </w:tc>
+        <w:tc>
+          <w:tcPr>
+            <w:tcW w:w="0" w:type="auto"/>
+            <w:tcBorders>
+              <w:top w:val="single" w:sz="4" w:space="0" w:color="2A2B2C"/>
+              <w:left w:val="single" w:sz="4" w:space="0" w:color="2A2B2C"/>
+              <w:bottom w:val="single" w:sz="4" w:space="0" w:color="2A2B2C"/>
+              <w:right w:val="single" w:sz="4" w:space="0" w:color="2A2B2C"/>
+            </w:tcBorders>
+            <w:tcMar>
+              <w:top w:w="30" w:type="dxa"/>
+              <w:left w:w="30" w:type="dxa"/>
+              <w:bottom w:w="30" w:type="dxa"/>
+              <w:right w:w="30" w:type="dxa"/>
+            </w:tcMar>
+            <w:vAlign w:val="center"/>
+            <w:hideMark/>
+          </w:tcPr>
+          <w:p>
+            <w:pPr>
+              <w:spacing w:before="80" w:after="220"/>
+              <w:rPr>
+                <w:sz w:val="26"/>
+                <w:szCs w:val="26"/>
+              </w:rPr>
+            </w:pPr>
+            <w:r>
+              <w:rPr>
+                <w:sz w:val="26"/>
+                <w:szCs w:val="26"/>
+              </w:rPr>
+              <w:t>expected_answer</w:t>
+            </w:r>
+          </w:p>
+        </w:tc>
+        <w:tc>
+          <w:tcPr>
+            <w:tcW w:w="0" w:type="auto"/>
+            <w:tcBorders>
+              <w:top w:val="single" w:sz="4" w:space="0" w:color="2A2B2C"/>
+              <w:left w:val="single" w:sz="4" w:space="0" w:color="2A2B2C"/>
+              <w:bottom w:val="single" w:sz="4" w:space="0" w:color="2A2B2C"/>
+              <w:right w:val="single" w:sz="4" w:space="0" w:color="2A2B2C"/>
+            </w:tcBorders>
+            <w:tcMar>
+              <w:top w:w="30" w:type="dxa"/>
+              <w:left w:w="30" w:type="dxa"/>
+              <w:bottom w:w="30" w:type="dxa"/>
+              <w:right w:w="30" w:type="dxa"/>
+            </w:tcMar>
+            <w:vAlign w:val="center"/>
+            <w:hideMark/>
+          </w:tcPr>
+          <w:p>
+            <w:pPr>
+              <w:spacing w:before="80" w:after="220"/>
+              <w:rPr>
+                <w:sz w:val="26"/>
+                <w:szCs w:val="26"/>
+              </w:rPr>
+            </w:pPr>
+            <w:r>
+              <w:rPr>
+                <w:sz w:val="26"/>
+                <w:szCs w:val="26"/>
+              </w:rPr>
+              <w:t>Phụ: đối chiếu với code</w:t>
+            </w:r>
+          </w:p>
+        </w:tc>
+      </w:tr>
+      <w:tr>
+        <w:tc>
+          <w:tcPr>
+            <w:tcW w:w="0" w:type="auto"/>
+            <w:tcBorders>
+              <w:top w:val="single" w:sz="4" w:space="0" w:color="2A2B2C"/>
+              <w:left w:val="single" w:sz="4" w:space="0" w:color="2A2B2C"/>
+              <w:bottom w:val="single" w:sz="4" w:space="0" w:color="2A2B2C"/>
+              <w:right w:val="single" w:sz="4" w:space="0" w:color="2A2B2C"/>
+            </w:tcBorders>
+            <w:tcMar>
+              <w:top w:w="30" w:type="dxa"/>
+              <w:left w:w="30" w:type="dxa"/>
+              <w:bottom w:w="30" w:type="dxa"/>
+              <w:right w:w="30" w:type="dxa"/>
+            </w:tcMar>
+            <w:vAlign w:val="center"/>
+            <w:hideMark/>
+          </w:tcPr>
+          <w:p>
+            <w:pPr>
+              <w:spacing w:before="80" w:after="220"/>
+              <w:rPr>
+                <w:sz w:val="26"/>
+                <w:szCs w:val="26"/>
+              </w:rPr>
+            </w:pPr>
+            <w:r>
+              <w:rPr>
+                <w:sz w:val="26"/>
+                <w:szCs w:val="26"/>
+              </w:rPr>
+              <w:t>6</w:t>
+            </w:r>
+          </w:p>
+        </w:tc>
         <w:tc>
           <w:tcPr>
             <w:tcW w:w="0" w:type="auto"/>
             <w:vMerge w:val="restart"/>
+            <w:tcBorders>
+              <w:top w:val="single" w:sz="4" w:space="0" w:color="2A2B2C"/>
+              <w:left w:val="single" w:sz="4" w:space="0" w:color="2A2B2C"/>
+              <w:right w:val="single" w:sz="4" w:space="0" w:color="2A2B2C"/>
+            </w:tcBorders>
+            <w:tcMar>
+              <w:top w:w="30" w:type="dxa"/>
+              <w:left w:w="30" w:type="dxa"/>
+              <w:bottom w:w="30" w:type="dxa"/>
+              <w:right w:w="30" w:type="dxa"/>
+            </w:tcMar>
             <w:vAlign w:val="center"/>
             <w:hideMark/>
           </w:tcPr>
           <w:p>
             <w:pPr>
               <w:spacing w:before="80" w:after="220"/>
-              <w:jc w:val="center"/>
               <w:rPr>
                 <w:sz w:val="26"/>
                 <w:szCs w:val="26"/>
@@ -38835,98 +39990,218 @@
                 <w:sz w:val="26"/>
                 <w:szCs w:val="26"/>
               </w:rPr>
-              <w:t>2. Đáp án</w:t>
+              <w:t>Answer Correctness</w:t>
             </w:r>
           </w:p>
         </w:tc>
         <w:tc>
           <w:tcPr>
             <w:tcW w:w="0" w:type="auto"/>
+            <w:tcBorders>
+              <w:top w:val="single" w:sz="4" w:space="0" w:color="2A2B2C"/>
+              <w:left w:val="single" w:sz="4" w:space="0" w:color="2A2B2C"/>
+              <w:bottom w:val="single" w:sz="4" w:space="0" w:color="2A2B2C"/>
+              <w:right w:val="single" w:sz="4" w:space="0" w:color="2A2B2C"/>
+            </w:tcBorders>
+            <w:shd w:val="clear" w:color="auto" w:fill="B3E5A1" w:themeFill="accent6" w:themeFillTint="66"/>
+            <w:tcMar>
+              <w:top w:w="30" w:type="dxa"/>
+              <w:left w:w="30" w:type="dxa"/>
+              <w:bottom w:w="30" w:type="dxa"/>
+              <w:right w:w="30" w:type="dxa"/>
+            </w:tcMar>
             <w:vAlign w:val="center"/>
             <w:hideMark/>
           </w:tcPr>
           <w:p>
             <w:pPr>
               <w:spacing w:before="80" w:after="220"/>
-              <w:jc w:val="center"/>
-              <w:rPr>
-                <w:sz w:val="26"/>
-                <w:szCs w:val="26"/>
-              </w:rPr>
-            </w:pPr>
-            <w:r>
-              <w:rPr>
-                <w:sz w:val="26"/>
-                <w:szCs w:val="26"/>
-              </w:rPr>
-              <w:t>Khớp chính xác cho dữ kiện số; độ phủ ý chính cho câu trả lời tự do</w:t>
+              <w:rPr>
+                <w:sz w:val="26"/>
+                <w:szCs w:val="26"/>
+              </w:rPr>
+            </w:pPr>
+            <w:r>
+              <w:rPr>
+                <w:b/>
+                <w:bCs/>
+                <w:sz w:val="26"/>
+                <w:szCs w:val="26"/>
+              </w:rPr>
+              <w:t>Factual Correctness</w:t>
             </w:r>
           </w:p>
         </w:tc>
         <w:tc>
           <w:tcPr>
             <w:tcW w:w="0" w:type="auto"/>
+            <w:tcBorders>
+              <w:top w:val="single" w:sz="4" w:space="0" w:color="2A2B2C"/>
+              <w:left w:val="single" w:sz="4" w:space="0" w:color="2A2B2C"/>
+              <w:bottom w:val="single" w:sz="4" w:space="0" w:color="2A2B2C"/>
+              <w:right w:val="single" w:sz="4" w:space="0" w:color="2A2B2C"/>
+            </w:tcBorders>
+            <w:tcMar>
+              <w:top w:w="30" w:type="dxa"/>
+              <w:left w:w="30" w:type="dxa"/>
+              <w:bottom w:w="30" w:type="dxa"/>
+              <w:right w:w="30" w:type="dxa"/>
+            </w:tcMar>
             <w:vAlign w:val="center"/>
             <w:hideMark/>
           </w:tcPr>
           <w:p>
             <w:pPr>
               <w:spacing w:before="80" w:after="220"/>
-              <w:jc w:val="center"/>
-              <w:rPr>
-                <w:sz w:val="26"/>
-                <w:szCs w:val="26"/>
-              </w:rPr>
-            </w:pPr>
-            <w:r>
-              <w:rPr>
-                <w:sz w:val="26"/>
-                <w:szCs w:val="26"/>
-              </w:rPr>
-              <w:t>Chuẩn hóa số rồi so sánh; đếm số ý chính có mặt</w:t>
+              <w:rPr>
+                <w:sz w:val="26"/>
+                <w:szCs w:val="26"/>
+              </w:rPr>
+            </w:pPr>
+            <w:r>
+              <w:rPr>
+                <w:sz w:val="26"/>
+                <w:szCs w:val="26"/>
+              </w:rPr>
+              <w:t>RAGAS</w:t>
             </w:r>
           </w:p>
         </w:tc>
         <w:tc>
           <w:tcPr>
             <w:tcW w:w="0" w:type="auto"/>
+            <w:tcBorders>
+              <w:top w:val="single" w:sz="4" w:space="0" w:color="2A2B2C"/>
+              <w:left w:val="single" w:sz="4" w:space="0" w:color="2A2B2C"/>
+              <w:bottom w:val="single" w:sz="4" w:space="0" w:color="2A2B2C"/>
+              <w:right w:val="single" w:sz="4" w:space="0" w:color="2A2B2C"/>
+            </w:tcBorders>
+            <w:tcMar>
+              <w:top w:w="30" w:type="dxa"/>
+              <w:left w:w="30" w:type="dxa"/>
+              <w:bottom w:w="30" w:type="dxa"/>
+              <w:right w:w="30" w:type="dxa"/>
+            </w:tcMar>
             <w:vAlign w:val="center"/>
             <w:hideMark/>
           </w:tcPr>
           <w:p>
             <w:pPr>
               <w:spacing w:before="80" w:after="220"/>
-              <w:jc w:val="center"/>
-              <w:rPr>
-                <w:sz w:val="26"/>
-                <w:szCs w:val="26"/>
-              </w:rPr>
-            </w:pPr>
-            <w:r>
-              <w:rPr>
-                <w:sz w:val="26"/>
-                <w:szCs w:val="26"/>
-              </w:rPr>
-              <w:t>Chỉ câu tự do</w:t>
+              <w:rPr>
+                <w:sz w:val="26"/>
+                <w:szCs w:val="26"/>
+              </w:rPr>
+            </w:pPr>
+            <w:r>
+              <w:rPr>
+                <w:sz w:val="26"/>
+                <w:szCs w:val="26"/>
+              </w:rPr>
+              <w:t>expected_answer</w:t>
+            </w:r>
+          </w:p>
+        </w:tc>
+        <w:tc>
+          <w:tcPr>
+            <w:tcW w:w="0" w:type="auto"/>
+            <w:tcBorders>
+              <w:top w:val="single" w:sz="4" w:space="0" w:color="2A2B2C"/>
+              <w:left w:val="single" w:sz="4" w:space="0" w:color="2A2B2C"/>
+              <w:bottom w:val="single" w:sz="4" w:space="0" w:color="2A2B2C"/>
+              <w:right w:val="single" w:sz="4" w:space="0" w:color="2A2B2C"/>
+            </w:tcBorders>
+            <w:tcMar>
+              <w:top w:w="30" w:type="dxa"/>
+              <w:left w:w="30" w:type="dxa"/>
+              <w:bottom w:w="30" w:type="dxa"/>
+              <w:right w:w="30" w:type="dxa"/>
+            </w:tcMar>
+            <w:vAlign w:val="center"/>
+            <w:hideMark/>
+          </w:tcPr>
+          <w:p>
+            <w:pPr>
+              <w:spacing w:before="80" w:after="220"/>
+              <w:rPr>
+                <w:sz w:val="26"/>
+                <w:szCs w:val="26"/>
+              </w:rPr>
+            </w:pPr>
+            <w:r>
+              <w:rPr>
+                <w:rFonts w:ascii="Segoe UI Emoji" w:hAnsi="Segoe UI Emoji" w:cs="Segoe UI Emoji"/>
+                <w:sz w:val="26"/>
+                <w:szCs w:val="26"/>
+              </w:rPr>
+              <w:t>⭐</w:t>
+            </w:r>
+            <w:r>
+              <w:rPr>
+                <w:sz w:val="26"/>
+                <w:szCs w:val="26"/>
+              </w:rPr>
+              <w:t xml:space="preserve"> Chính</w:t>
             </w:r>
           </w:p>
         </w:tc>
       </w:tr>
       <w:tr>
-        <w:trPr>
-          <w:tblCellSpacing w:w="15" w:type="dxa"/>
-        </w:trPr>
+        <w:tc>
+          <w:tcPr>
+            <w:tcW w:w="0" w:type="auto"/>
+            <w:tcBorders>
+              <w:top w:val="single" w:sz="4" w:space="0" w:color="2A2B2C"/>
+              <w:left w:val="single" w:sz="4" w:space="0" w:color="2A2B2C"/>
+              <w:bottom w:val="single" w:sz="4" w:space="0" w:color="2A2B2C"/>
+              <w:right w:val="single" w:sz="4" w:space="0" w:color="2A2B2C"/>
+            </w:tcBorders>
+            <w:tcMar>
+              <w:top w:w="30" w:type="dxa"/>
+              <w:left w:w="30" w:type="dxa"/>
+              <w:bottom w:w="30" w:type="dxa"/>
+              <w:right w:w="30" w:type="dxa"/>
+            </w:tcMar>
+            <w:vAlign w:val="center"/>
+            <w:hideMark/>
+          </w:tcPr>
+          <w:p>
+            <w:pPr>
+              <w:spacing w:before="80" w:after="220"/>
+              <w:rPr>
+                <w:sz w:val="26"/>
+                <w:szCs w:val="26"/>
+              </w:rPr>
+            </w:pPr>
+            <w:r>
+              <w:rPr>
+                <w:sz w:val="26"/>
+                <w:szCs w:val="26"/>
+              </w:rPr>
+              <w:t>7</w:t>
+            </w:r>
+          </w:p>
+        </w:tc>
         <w:tc>
           <w:tcPr>
             <w:tcW w:w="0" w:type="auto"/>
             <w:vMerge/>
+            <w:tcBorders>
+              <w:left w:val="single" w:sz="4" w:space="0" w:color="2A2B2C"/>
+              <w:right w:val="single" w:sz="4" w:space="0" w:color="2A2B2C"/>
+            </w:tcBorders>
+            <w:tcMar>
+              <w:top w:w="30" w:type="dxa"/>
+              <w:left w:w="30" w:type="dxa"/>
+              <w:bottom w:w="30" w:type="dxa"/>
+              <w:right w:w="30" w:type="dxa"/>
+            </w:tcMar>
             <w:vAlign w:val="center"/>
             <w:hideMark/>
           </w:tcPr>
           <w:p>
             <w:pPr>
               <w:spacing w:before="80" w:after="220"/>
-              <w:jc w:val="center"/>
               <w:rPr>
                 <w:sz w:val="26"/>
                 <w:szCs w:val="26"/>
@@ -38937,91 +40212,406 @@
         <w:tc>
           <w:tcPr>
             <w:tcW w:w="0" w:type="auto"/>
+            <w:tcBorders>
+              <w:top w:val="single" w:sz="4" w:space="0" w:color="2A2B2C"/>
+              <w:left w:val="single" w:sz="4" w:space="0" w:color="2A2B2C"/>
+              <w:bottom w:val="single" w:sz="4" w:space="0" w:color="2A2B2C"/>
+              <w:right w:val="single" w:sz="4" w:space="0" w:color="2A2B2C"/>
+            </w:tcBorders>
+            <w:tcMar>
+              <w:top w:w="30" w:type="dxa"/>
+              <w:left w:w="30" w:type="dxa"/>
+              <w:bottom w:w="30" w:type="dxa"/>
+              <w:right w:w="30" w:type="dxa"/>
+            </w:tcMar>
             <w:vAlign w:val="center"/>
             <w:hideMark/>
           </w:tcPr>
           <w:p>
             <w:pPr>
               <w:spacing w:before="80" w:after="220"/>
-              <w:jc w:val="center"/>
-              <w:rPr>
-                <w:sz w:val="26"/>
-                <w:szCs w:val="26"/>
-              </w:rPr>
-            </w:pPr>
-            <w:r>
-              <w:rPr>
-                <w:sz w:val="26"/>
-                <w:szCs w:val="26"/>
-              </w:rPr>
-              <w:t>Độ chính xác từ chối; tỉ lệ từ chối nhầm</w:t>
+              <w:rPr>
+                <w:sz w:val="26"/>
+                <w:szCs w:val="26"/>
+              </w:rPr>
+            </w:pPr>
+            <w:r>
+              <w:rPr>
+                <w:sz w:val="26"/>
+                <w:szCs w:val="26"/>
+              </w:rPr>
+              <w:t>Semantic Similarity</w:t>
             </w:r>
           </w:p>
         </w:tc>
         <w:tc>
           <w:tcPr>
             <w:tcW w:w="0" w:type="auto"/>
+            <w:tcBorders>
+              <w:top w:val="single" w:sz="4" w:space="0" w:color="2A2B2C"/>
+              <w:left w:val="single" w:sz="4" w:space="0" w:color="2A2B2C"/>
+              <w:bottom w:val="single" w:sz="4" w:space="0" w:color="2A2B2C"/>
+              <w:right w:val="single" w:sz="4" w:space="0" w:color="2A2B2C"/>
+            </w:tcBorders>
+            <w:tcMar>
+              <w:top w:w="30" w:type="dxa"/>
+              <w:left w:w="30" w:type="dxa"/>
+              <w:bottom w:w="30" w:type="dxa"/>
+              <w:right w:w="30" w:type="dxa"/>
+            </w:tcMar>
             <w:vAlign w:val="center"/>
             <w:hideMark/>
           </w:tcPr>
           <w:p>
             <w:pPr>
               <w:spacing w:before="80" w:after="220"/>
-              <w:jc w:val="center"/>
-              <w:rPr>
-                <w:sz w:val="26"/>
-                <w:szCs w:val="26"/>
-              </w:rPr>
-            </w:pPr>
-            <w:r>
-              <w:rPr>
-                <w:sz w:val="26"/>
-                <w:szCs w:val="26"/>
-              </w:rPr>
-              <w:t>Trên nhóm câu không có đáp án và nhóm có đáp án</w:t>
+              <w:rPr>
+                <w:sz w:val="26"/>
+                <w:szCs w:val="26"/>
+              </w:rPr>
+            </w:pPr>
+            <w:r>
+              <w:rPr>
+                <w:sz w:val="26"/>
+                <w:szCs w:val="26"/>
+              </w:rPr>
+              <w:t>RAGAS (chỉ embedding)</w:t>
             </w:r>
           </w:p>
         </w:tc>
         <w:tc>
           <w:tcPr>
             <w:tcW w:w="0" w:type="auto"/>
+            <w:tcBorders>
+              <w:top w:val="single" w:sz="4" w:space="0" w:color="2A2B2C"/>
+              <w:left w:val="single" w:sz="4" w:space="0" w:color="2A2B2C"/>
+              <w:bottom w:val="single" w:sz="4" w:space="0" w:color="2A2B2C"/>
+              <w:right w:val="single" w:sz="4" w:space="0" w:color="2A2B2C"/>
+            </w:tcBorders>
+            <w:tcMar>
+              <w:top w:w="30" w:type="dxa"/>
+              <w:left w:w="30" w:type="dxa"/>
+              <w:bottom w:w="30" w:type="dxa"/>
+              <w:right w:w="30" w:type="dxa"/>
+            </w:tcMar>
             <w:vAlign w:val="center"/>
             <w:hideMark/>
           </w:tcPr>
           <w:p>
             <w:pPr>
               <w:spacing w:before="80" w:after="220"/>
-              <w:jc w:val="center"/>
-              <w:rPr>
-                <w:sz w:val="26"/>
-                <w:szCs w:val="26"/>
-              </w:rPr>
-            </w:pPr>
-            <w:r>
-              <w:rPr>
-                <w:sz w:val="26"/>
-                <w:szCs w:val="26"/>
-              </w:rPr>
-              <w:t>Không</w:t>
+              <w:rPr>
+                <w:sz w:val="26"/>
+                <w:szCs w:val="26"/>
+              </w:rPr>
+            </w:pPr>
+            <w:r>
+              <w:rPr>
+                <w:sz w:val="26"/>
+                <w:szCs w:val="26"/>
+              </w:rPr>
+              <w:t>expected_answer</w:t>
+            </w:r>
+          </w:p>
+        </w:tc>
+        <w:tc>
+          <w:tcPr>
+            <w:tcW w:w="0" w:type="auto"/>
+            <w:tcBorders>
+              <w:top w:val="single" w:sz="4" w:space="0" w:color="2A2B2C"/>
+              <w:left w:val="single" w:sz="4" w:space="0" w:color="2A2B2C"/>
+              <w:bottom w:val="single" w:sz="4" w:space="0" w:color="2A2B2C"/>
+              <w:right w:val="single" w:sz="4" w:space="0" w:color="2A2B2C"/>
+            </w:tcBorders>
+            <w:tcMar>
+              <w:top w:w="30" w:type="dxa"/>
+              <w:left w:w="30" w:type="dxa"/>
+              <w:bottom w:w="30" w:type="dxa"/>
+              <w:right w:w="30" w:type="dxa"/>
+            </w:tcMar>
+            <w:vAlign w:val="center"/>
+            <w:hideMark/>
+          </w:tcPr>
+          <w:p>
+            <w:pPr>
+              <w:spacing w:before="80" w:after="220"/>
+              <w:rPr>
+                <w:sz w:val="26"/>
+                <w:szCs w:val="26"/>
+              </w:rPr>
+            </w:pPr>
+            <w:r>
+              <w:rPr>
+                <w:sz w:val="26"/>
+                <w:szCs w:val="26"/>
+              </w:rPr>
+              <w:t>Phụ: tham khảo</w:t>
             </w:r>
           </w:p>
         </w:tc>
       </w:tr>
       <w:tr>
-        <w:trPr>
-          <w:tblCellSpacing w:w="15" w:type="dxa"/>
-        </w:trPr>
+        <w:tc>
+          <w:tcPr>
+            <w:tcW w:w="0" w:type="auto"/>
+            <w:tcBorders>
+              <w:top w:val="single" w:sz="4" w:space="0" w:color="2A2B2C"/>
+              <w:left w:val="single" w:sz="4" w:space="0" w:color="2A2B2C"/>
+              <w:bottom w:val="single" w:sz="4" w:space="0" w:color="2A2B2C"/>
+              <w:right w:val="single" w:sz="4" w:space="0" w:color="2A2B2C"/>
+            </w:tcBorders>
+            <w:tcMar>
+              <w:top w:w="30" w:type="dxa"/>
+              <w:left w:w="30" w:type="dxa"/>
+              <w:bottom w:w="30" w:type="dxa"/>
+              <w:right w:w="30" w:type="dxa"/>
+            </w:tcMar>
+            <w:vAlign w:val="center"/>
+            <w:hideMark/>
+          </w:tcPr>
+          <w:p>
+            <w:pPr>
+              <w:spacing w:before="80" w:after="220"/>
+              <w:rPr>
+                <w:sz w:val="26"/>
+                <w:szCs w:val="26"/>
+              </w:rPr>
+            </w:pPr>
+            <w:r>
+              <w:rPr>
+                <w:sz w:val="26"/>
+                <w:szCs w:val="26"/>
+              </w:rPr>
+              <w:t>8</w:t>
+            </w:r>
+          </w:p>
+        </w:tc>
+        <w:tc>
+          <w:tcPr>
+            <w:tcW w:w="0" w:type="auto"/>
+            <w:vMerge/>
+            <w:tcBorders>
+              <w:left w:val="single" w:sz="4" w:space="0" w:color="2A2B2C"/>
+              <w:bottom w:val="single" w:sz="4" w:space="0" w:color="2A2B2C"/>
+              <w:right w:val="single" w:sz="4" w:space="0" w:color="2A2B2C"/>
+            </w:tcBorders>
+            <w:tcMar>
+              <w:top w:w="30" w:type="dxa"/>
+              <w:left w:w="30" w:type="dxa"/>
+              <w:bottom w:w="30" w:type="dxa"/>
+              <w:right w:w="30" w:type="dxa"/>
+            </w:tcMar>
+            <w:vAlign w:val="center"/>
+            <w:hideMark/>
+          </w:tcPr>
+          <w:p>
+            <w:pPr>
+              <w:spacing w:before="80" w:after="220"/>
+              <w:rPr>
+                <w:sz w:val="26"/>
+                <w:szCs w:val="26"/>
+              </w:rPr>
+            </w:pPr>
+          </w:p>
+        </w:tc>
+        <w:tc>
+          <w:tcPr>
+            <w:tcW w:w="0" w:type="auto"/>
+            <w:tcBorders>
+              <w:top w:val="single" w:sz="4" w:space="0" w:color="2A2B2C"/>
+              <w:left w:val="single" w:sz="4" w:space="0" w:color="2A2B2C"/>
+              <w:bottom w:val="single" w:sz="4" w:space="0" w:color="2A2B2C"/>
+              <w:right w:val="single" w:sz="4" w:space="0" w:color="2A2B2C"/>
+            </w:tcBorders>
+            <w:tcMar>
+              <w:top w:w="30" w:type="dxa"/>
+              <w:left w:w="30" w:type="dxa"/>
+              <w:bottom w:w="30" w:type="dxa"/>
+              <w:right w:w="30" w:type="dxa"/>
+            </w:tcMar>
+            <w:vAlign w:val="center"/>
+            <w:hideMark/>
+          </w:tcPr>
+          <w:p>
+            <w:pPr>
+              <w:spacing w:before="80" w:after="220"/>
+              <w:rPr>
+                <w:sz w:val="26"/>
+                <w:szCs w:val="26"/>
+              </w:rPr>
+            </w:pPr>
+            <w:r>
+              <w:rPr>
+                <w:sz w:val="26"/>
+                <w:szCs w:val="26"/>
+              </w:rPr>
+              <w:t>Number Match</w:t>
+            </w:r>
+          </w:p>
+        </w:tc>
+        <w:tc>
+          <w:tcPr>
+            <w:tcW w:w="0" w:type="auto"/>
+            <w:tcBorders>
+              <w:top w:val="single" w:sz="4" w:space="0" w:color="2A2B2C"/>
+              <w:left w:val="single" w:sz="4" w:space="0" w:color="2A2B2C"/>
+              <w:bottom w:val="single" w:sz="4" w:space="0" w:color="2A2B2C"/>
+              <w:right w:val="single" w:sz="4" w:space="0" w:color="2A2B2C"/>
+            </w:tcBorders>
+            <w:tcMar>
+              <w:top w:w="30" w:type="dxa"/>
+              <w:left w:w="30" w:type="dxa"/>
+              <w:bottom w:w="30" w:type="dxa"/>
+              <w:right w:w="30" w:type="dxa"/>
+            </w:tcMar>
+            <w:vAlign w:val="center"/>
+            <w:hideMark/>
+          </w:tcPr>
+          <w:p>
+            <w:pPr>
+              <w:spacing w:before="80" w:after="220"/>
+              <w:rPr>
+                <w:sz w:val="26"/>
+                <w:szCs w:val="26"/>
+              </w:rPr>
+            </w:pPr>
+            <w:r>
+              <w:rPr>
+                <w:sz w:val="26"/>
+                <w:szCs w:val="26"/>
+              </w:rPr>
+              <w:t>Code</w:t>
+            </w:r>
+          </w:p>
+        </w:tc>
+        <w:tc>
+          <w:tcPr>
+            <w:tcW w:w="0" w:type="auto"/>
+            <w:tcBorders>
+              <w:top w:val="single" w:sz="4" w:space="0" w:color="2A2B2C"/>
+              <w:left w:val="single" w:sz="4" w:space="0" w:color="2A2B2C"/>
+              <w:bottom w:val="single" w:sz="4" w:space="0" w:color="2A2B2C"/>
+              <w:right w:val="single" w:sz="4" w:space="0" w:color="2A2B2C"/>
+            </w:tcBorders>
+            <w:tcMar>
+              <w:top w:w="30" w:type="dxa"/>
+              <w:left w:w="30" w:type="dxa"/>
+              <w:bottom w:w="30" w:type="dxa"/>
+              <w:right w:w="30" w:type="dxa"/>
+            </w:tcMar>
+            <w:vAlign w:val="center"/>
+            <w:hideMark/>
+          </w:tcPr>
+          <w:p>
+            <w:pPr>
+              <w:spacing w:before="80" w:after="220"/>
+              <w:rPr>
+                <w:sz w:val="26"/>
+                <w:szCs w:val="26"/>
+              </w:rPr>
+            </w:pPr>
+            <w:r>
+              <w:rPr>
+                <w:sz w:val="26"/>
+                <w:szCs w:val="26"/>
+              </w:rPr>
+              <w:t>key_points</w:t>
+            </w:r>
+          </w:p>
+        </w:tc>
+        <w:tc>
+          <w:tcPr>
+            <w:tcW w:w="0" w:type="auto"/>
+            <w:tcBorders>
+              <w:top w:val="single" w:sz="4" w:space="0" w:color="2A2B2C"/>
+              <w:left w:val="single" w:sz="4" w:space="0" w:color="2A2B2C"/>
+              <w:bottom w:val="single" w:sz="4" w:space="0" w:color="2A2B2C"/>
+              <w:right w:val="single" w:sz="4" w:space="0" w:color="2A2B2C"/>
+            </w:tcBorders>
+            <w:tcMar>
+              <w:top w:w="30" w:type="dxa"/>
+              <w:left w:w="30" w:type="dxa"/>
+              <w:bottom w:w="30" w:type="dxa"/>
+              <w:right w:w="30" w:type="dxa"/>
+            </w:tcMar>
+            <w:vAlign w:val="center"/>
+            <w:hideMark/>
+          </w:tcPr>
+          <w:p>
+            <w:pPr>
+              <w:spacing w:before="80" w:after="220"/>
+              <w:rPr>
+                <w:sz w:val="26"/>
+                <w:szCs w:val="26"/>
+              </w:rPr>
+            </w:pPr>
+            <w:r>
+              <w:rPr>
+                <w:sz w:val="26"/>
+                <w:szCs w:val="26"/>
+              </w:rPr>
+              <w:t>Phụ</w:t>
+            </w:r>
+          </w:p>
+        </w:tc>
+      </w:tr>
+      <w:tr>
+        <w:tc>
+          <w:tcPr>
+            <w:tcW w:w="0" w:type="auto"/>
+            <w:tcBorders>
+              <w:top w:val="single" w:sz="4" w:space="0" w:color="2A2B2C"/>
+              <w:left w:val="single" w:sz="4" w:space="0" w:color="2A2B2C"/>
+              <w:bottom w:val="single" w:sz="4" w:space="0" w:color="2A2B2C"/>
+              <w:right w:val="single" w:sz="4" w:space="0" w:color="2A2B2C"/>
+            </w:tcBorders>
+            <w:tcMar>
+              <w:top w:w="30" w:type="dxa"/>
+              <w:left w:w="30" w:type="dxa"/>
+              <w:bottom w:w="30" w:type="dxa"/>
+              <w:right w:w="30" w:type="dxa"/>
+            </w:tcMar>
+            <w:vAlign w:val="center"/>
+            <w:hideMark/>
+          </w:tcPr>
+          <w:p>
+            <w:pPr>
+              <w:spacing w:before="80" w:after="220"/>
+              <w:rPr>
+                <w:sz w:val="26"/>
+                <w:szCs w:val="26"/>
+              </w:rPr>
+            </w:pPr>
+            <w:r>
+              <w:rPr>
+                <w:sz w:val="26"/>
+                <w:szCs w:val="26"/>
+              </w:rPr>
+              <w:t>9</w:t>
+            </w:r>
+          </w:p>
+        </w:tc>
         <w:tc>
           <w:tcPr>
             <w:tcW w:w="0" w:type="auto"/>
             <w:vMerge w:val="restart"/>
+            <w:tcBorders>
+              <w:top w:val="single" w:sz="4" w:space="0" w:color="2A2B2C"/>
+              <w:left w:val="single" w:sz="4" w:space="0" w:color="2A2B2C"/>
+              <w:right w:val="single" w:sz="4" w:space="0" w:color="2A2B2C"/>
+            </w:tcBorders>
+            <w:tcMar>
+              <w:top w:w="30" w:type="dxa"/>
+              <w:left w:w="30" w:type="dxa"/>
+              <w:bottom w:w="30" w:type="dxa"/>
+              <w:right w:w="30" w:type="dxa"/>
+            </w:tcMar>
             <w:vAlign w:val="center"/>
             <w:hideMark/>
           </w:tcPr>
           <w:p>
             <w:pPr>
               <w:spacing w:before="80" w:after="220"/>
-              <w:jc w:val="center"/>
               <w:rPr>
                 <w:sz w:val="26"/>
                 <w:szCs w:val="26"/>
@@ -39034,98 +40624,218 @@
                 <w:sz w:val="26"/>
                 <w:szCs w:val="26"/>
               </w:rPr>
-              <w:t>3. Trích dẫn</w:t>
+              <w:t>Grounding &amp; Citation</w:t>
             </w:r>
           </w:p>
         </w:tc>
         <w:tc>
           <w:tcPr>
             <w:tcW w:w="0" w:type="auto"/>
+            <w:tcBorders>
+              <w:top w:val="single" w:sz="4" w:space="0" w:color="2A2B2C"/>
+              <w:left w:val="single" w:sz="4" w:space="0" w:color="2A2B2C"/>
+              <w:bottom w:val="single" w:sz="4" w:space="0" w:color="2A2B2C"/>
+              <w:right w:val="single" w:sz="4" w:space="0" w:color="2A2B2C"/>
+            </w:tcBorders>
+            <w:shd w:val="clear" w:color="auto" w:fill="B3E5A1" w:themeFill="accent6" w:themeFillTint="66"/>
+            <w:tcMar>
+              <w:top w:w="30" w:type="dxa"/>
+              <w:left w:w="30" w:type="dxa"/>
+              <w:bottom w:w="30" w:type="dxa"/>
+              <w:right w:w="30" w:type="dxa"/>
+            </w:tcMar>
             <w:vAlign w:val="center"/>
             <w:hideMark/>
           </w:tcPr>
           <w:p>
             <w:pPr>
               <w:spacing w:before="80" w:after="220"/>
-              <w:jc w:val="center"/>
-              <w:rPr>
-                <w:sz w:val="26"/>
-                <w:szCs w:val="26"/>
-              </w:rPr>
-            </w:pPr>
-            <w:r>
-              <w:rPr>
-                <w:sz w:val="26"/>
-                <w:szCs w:val="26"/>
-              </w:rPr>
-              <w:t>Precision, Recall, F1 của trích dẫn</w:t>
+              <w:rPr>
+                <w:sz w:val="26"/>
+                <w:szCs w:val="26"/>
+              </w:rPr>
+            </w:pPr>
+            <w:r>
+              <w:rPr>
+                <w:b/>
+                <w:bCs/>
+                <w:sz w:val="26"/>
+                <w:szCs w:val="26"/>
+              </w:rPr>
+              <w:t>Faithfulness</w:t>
             </w:r>
           </w:p>
         </w:tc>
         <w:tc>
           <w:tcPr>
             <w:tcW w:w="0" w:type="auto"/>
+            <w:tcBorders>
+              <w:top w:val="single" w:sz="4" w:space="0" w:color="2A2B2C"/>
+              <w:left w:val="single" w:sz="4" w:space="0" w:color="2A2B2C"/>
+              <w:bottom w:val="single" w:sz="4" w:space="0" w:color="2A2B2C"/>
+              <w:right w:val="single" w:sz="4" w:space="0" w:color="2A2B2C"/>
+            </w:tcBorders>
+            <w:tcMar>
+              <w:top w:w="30" w:type="dxa"/>
+              <w:left w:w="30" w:type="dxa"/>
+              <w:bottom w:w="30" w:type="dxa"/>
+              <w:right w:w="30" w:type="dxa"/>
+            </w:tcMar>
             <w:vAlign w:val="center"/>
             <w:hideMark/>
           </w:tcPr>
           <w:p>
             <w:pPr>
               <w:spacing w:before="80" w:after="220"/>
-              <w:jc w:val="center"/>
-              <w:rPr>
-                <w:sz w:val="26"/>
-                <w:szCs w:val="26"/>
-              </w:rPr>
-            </w:pPr>
-            <w:r>
-              <w:rPr>
-                <w:sz w:val="26"/>
-                <w:szCs w:val="26"/>
-              </w:rPr>
-              <w:t>So điều khoản được trích với điều khoản chuẩn</w:t>
+              <w:rPr>
+                <w:sz w:val="26"/>
+                <w:szCs w:val="26"/>
+              </w:rPr>
+            </w:pPr>
+            <w:r>
+              <w:rPr>
+                <w:sz w:val="26"/>
+                <w:szCs w:val="26"/>
+              </w:rPr>
+              <w:t>RAGAS</w:t>
             </w:r>
           </w:p>
         </w:tc>
         <w:tc>
           <w:tcPr>
             <w:tcW w:w="0" w:type="auto"/>
+            <w:tcBorders>
+              <w:top w:val="single" w:sz="4" w:space="0" w:color="2A2B2C"/>
+              <w:left w:val="single" w:sz="4" w:space="0" w:color="2A2B2C"/>
+              <w:bottom w:val="single" w:sz="4" w:space="0" w:color="2A2B2C"/>
+              <w:right w:val="single" w:sz="4" w:space="0" w:color="2A2B2C"/>
+            </w:tcBorders>
+            <w:tcMar>
+              <w:top w:w="30" w:type="dxa"/>
+              <w:left w:w="30" w:type="dxa"/>
+              <w:bottom w:w="30" w:type="dxa"/>
+              <w:right w:w="30" w:type="dxa"/>
+            </w:tcMar>
             <w:vAlign w:val="center"/>
             <w:hideMark/>
           </w:tcPr>
           <w:p>
             <w:pPr>
               <w:spacing w:before="80" w:after="220"/>
-              <w:jc w:val="center"/>
-              <w:rPr>
-                <w:sz w:val="26"/>
-                <w:szCs w:val="26"/>
-              </w:rPr>
-            </w:pPr>
-            <w:r>
-              <w:rPr>
-                <w:sz w:val="26"/>
-                <w:szCs w:val="26"/>
-              </w:rPr>
-              <w:t>Không</w:t>
+              <w:rPr>
+                <w:sz w:val="26"/>
+                <w:szCs w:val="26"/>
+              </w:rPr>
+            </w:pPr>
+            <w:r>
+              <w:rPr>
+                <w:sz w:val="26"/>
+                <w:szCs w:val="26"/>
+              </w:rPr>
+              <w:t>–</w:t>
+            </w:r>
+          </w:p>
+        </w:tc>
+        <w:tc>
+          <w:tcPr>
+            <w:tcW w:w="0" w:type="auto"/>
+            <w:tcBorders>
+              <w:top w:val="single" w:sz="4" w:space="0" w:color="2A2B2C"/>
+              <w:left w:val="single" w:sz="4" w:space="0" w:color="2A2B2C"/>
+              <w:bottom w:val="single" w:sz="4" w:space="0" w:color="2A2B2C"/>
+              <w:right w:val="single" w:sz="4" w:space="0" w:color="2A2B2C"/>
+            </w:tcBorders>
+            <w:tcMar>
+              <w:top w:w="30" w:type="dxa"/>
+              <w:left w:w="30" w:type="dxa"/>
+              <w:bottom w:w="30" w:type="dxa"/>
+              <w:right w:w="30" w:type="dxa"/>
+            </w:tcMar>
+            <w:vAlign w:val="center"/>
+            <w:hideMark/>
+          </w:tcPr>
+          <w:p>
+            <w:pPr>
+              <w:spacing w:before="80" w:after="220"/>
+              <w:rPr>
+                <w:sz w:val="26"/>
+                <w:szCs w:val="26"/>
+              </w:rPr>
+            </w:pPr>
+            <w:r>
+              <w:rPr>
+                <w:rFonts w:ascii="Segoe UI Emoji" w:hAnsi="Segoe UI Emoji" w:cs="Segoe UI Emoji"/>
+                <w:sz w:val="26"/>
+                <w:szCs w:val="26"/>
+              </w:rPr>
+              <w:t>⭐</w:t>
+            </w:r>
+            <w:r>
+              <w:rPr>
+                <w:sz w:val="26"/>
+                <w:szCs w:val="26"/>
+              </w:rPr>
+              <w:t xml:space="preserve"> Chính</w:t>
             </w:r>
           </w:p>
         </w:tc>
       </w:tr>
       <w:tr>
-        <w:trPr>
-          <w:tblCellSpacing w:w="15" w:type="dxa"/>
-        </w:trPr>
+        <w:tc>
+          <w:tcPr>
+            <w:tcW w:w="0" w:type="auto"/>
+            <w:tcBorders>
+              <w:top w:val="single" w:sz="4" w:space="0" w:color="2A2B2C"/>
+              <w:left w:val="single" w:sz="4" w:space="0" w:color="2A2B2C"/>
+              <w:bottom w:val="single" w:sz="4" w:space="0" w:color="2A2B2C"/>
+              <w:right w:val="single" w:sz="4" w:space="0" w:color="2A2B2C"/>
+            </w:tcBorders>
+            <w:tcMar>
+              <w:top w:w="30" w:type="dxa"/>
+              <w:left w:w="30" w:type="dxa"/>
+              <w:bottom w:w="30" w:type="dxa"/>
+              <w:right w:w="30" w:type="dxa"/>
+            </w:tcMar>
+            <w:vAlign w:val="center"/>
+            <w:hideMark/>
+          </w:tcPr>
+          <w:p>
+            <w:pPr>
+              <w:spacing w:before="80" w:after="220"/>
+              <w:rPr>
+                <w:sz w:val="26"/>
+                <w:szCs w:val="26"/>
+              </w:rPr>
+            </w:pPr>
+            <w:r>
+              <w:rPr>
+                <w:sz w:val="26"/>
+                <w:szCs w:val="26"/>
+              </w:rPr>
+              <w:t>10</w:t>
+            </w:r>
+          </w:p>
+        </w:tc>
         <w:tc>
           <w:tcPr>
             <w:tcW w:w="0" w:type="auto"/>
             <w:vMerge/>
+            <w:tcBorders>
+              <w:left w:val="single" w:sz="4" w:space="0" w:color="2A2B2C"/>
+              <w:right w:val="single" w:sz="4" w:space="0" w:color="2A2B2C"/>
+            </w:tcBorders>
+            <w:tcMar>
+              <w:top w:w="30" w:type="dxa"/>
+              <w:left w:w="30" w:type="dxa"/>
+              <w:bottom w:w="30" w:type="dxa"/>
+              <w:right w:w="30" w:type="dxa"/>
+            </w:tcMar>
             <w:vAlign w:val="center"/>
             <w:hideMark/>
           </w:tcPr>
           <w:p>
             <w:pPr>
               <w:spacing w:before="80" w:after="220"/>
-              <w:jc w:val="center"/>
               <w:rPr>
                 <w:sz w:val="26"/>
                 <w:szCs w:val="26"/>
@@ -39136,91 +40846,210 @@
         <w:tc>
           <w:tcPr>
             <w:tcW w:w="0" w:type="auto"/>
+            <w:tcBorders>
+              <w:top w:val="single" w:sz="4" w:space="0" w:color="2A2B2C"/>
+              <w:left w:val="single" w:sz="4" w:space="0" w:color="2A2B2C"/>
+              <w:bottom w:val="single" w:sz="4" w:space="0" w:color="2A2B2C"/>
+              <w:right w:val="single" w:sz="4" w:space="0" w:color="2A2B2C"/>
+            </w:tcBorders>
+            <w:shd w:val="clear" w:color="auto" w:fill="B3E5A1" w:themeFill="accent6" w:themeFillTint="66"/>
+            <w:tcMar>
+              <w:top w:w="30" w:type="dxa"/>
+              <w:left w:w="30" w:type="dxa"/>
+              <w:bottom w:w="30" w:type="dxa"/>
+              <w:right w:w="30" w:type="dxa"/>
+            </w:tcMar>
             <w:vAlign w:val="center"/>
             <w:hideMark/>
           </w:tcPr>
           <w:p>
             <w:pPr>
               <w:spacing w:before="80" w:after="220"/>
-              <w:jc w:val="center"/>
-              <w:rPr>
-                <w:sz w:val="26"/>
-                <w:szCs w:val="26"/>
-              </w:rPr>
-            </w:pPr>
-            <w:r>
-              <w:rPr>
-                <w:sz w:val="26"/>
-                <w:szCs w:val="26"/>
-              </w:rPr>
-              <w:t>Tỉ lệ nhãn [S#] hợp lệ</w:t>
+              <w:rPr>
+                <w:sz w:val="26"/>
+                <w:szCs w:val="26"/>
+              </w:rPr>
+            </w:pPr>
+            <w:r>
+              <w:rPr>
+                <w:sz w:val="26"/>
+                <w:szCs w:val="26"/>
+              </w:rPr>
+              <w:t>Citation F1 (kèm Citation Precision, Citation Recall)</w:t>
             </w:r>
           </w:p>
         </w:tc>
         <w:tc>
           <w:tcPr>
             <w:tcW w:w="0" w:type="auto"/>
+            <w:tcBorders>
+              <w:top w:val="single" w:sz="4" w:space="0" w:color="2A2B2C"/>
+              <w:left w:val="single" w:sz="4" w:space="0" w:color="2A2B2C"/>
+              <w:bottom w:val="single" w:sz="4" w:space="0" w:color="2A2B2C"/>
+              <w:right w:val="single" w:sz="4" w:space="0" w:color="2A2B2C"/>
+            </w:tcBorders>
+            <w:tcMar>
+              <w:top w:w="30" w:type="dxa"/>
+              <w:left w:w="30" w:type="dxa"/>
+              <w:bottom w:w="30" w:type="dxa"/>
+              <w:right w:w="30" w:type="dxa"/>
+            </w:tcMar>
             <w:vAlign w:val="center"/>
             <w:hideMark/>
           </w:tcPr>
           <w:p>
             <w:pPr>
               <w:spacing w:before="80" w:after="220"/>
-              <w:jc w:val="center"/>
-              <w:rPr>
-                <w:sz w:val="26"/>
-                <w:szCs w:val="26"/>
-              </w:rPr>
-            </w:pPr>
-            <w:r>
-              <w:rPr>
-                <w:sz w:val="26"/>
-                <w:szCs w:val="26"/>
-              </w:rPr>
-              <w:t>Nhãn có tồn tại trong EvidencePack không</w:t>
+              <w:rPr>
+                <w:sz w:val="26"/>
+                <w:szCs w:val="26"/>
+              </w:rPr>
+            </w:pPr>
+            <w:r>
+              <w:rPr>
+                <w:sz w:val="26"/>
+                <w:szCs w:val="26"/>
+              </w:rPr>
+              <w:t>Code</w:t>
             </w:r>
           </w:p>
         </w:tc>
         <w:tc>
           <w:tcPr>
             <w:tcW w:w="0" w:type="auto"/>
+            <w:tcBorders>
+              <w:top w:val="single" w:sz="4" w:space="0" w:color="2A2B2C"/>
+              <w:left w:val="single" w:sz="4" w:space="0" w:color="2A2B2C"/>
+              <w:bottom w:val="single" w:sz="4" w:space="0" w:color="2A2B2C"/>
+              <w:right w:val="single" w:sz="4" w:space="0" w:color="2A2B2C"/>
+            </w:tcBorders>
+            <w:tcMar>
+              <w:top w:w="30" w:type="dxa"/>
+              <w:left w:w="30" w:type="dxa"/>
+              <w:bottom w:w="30" w:type="dxa"/>
+              <w:right w:w="30" w:type="dxa"/>
+            </w:tcMar>
             <w:vAlign w:val="center"/>
             <w:hideMark/>
           </w:tcPr>
           <w:p>
             <w:pPr>
               <w:spacing w:before="80" w:after="220"/>
-              <w:jc w:val="center"/>
-              <w:rPr>
-                <w:sz w:val="26"/>
-                <w:szCs w:val="26"/>
-              </w:rPr>
-            </w:pPr>
-            <w:r>
-              <w:rPr>
-                <w:sz w:val="26"/>
-                <w:szCs w:val="26"/>
-              </w:rPr>
-              <w:t>Không</w:t>
+              <w:rPr>
+                <w:sz w:val="26"/>
+                <w:szCs w:val="26"/>
+              </w:rPr>
+            </w:pPr>
+            <w:r>
+              <w:rPr>
+                <w:sz w:val="26"/>
+                <w:szCs w:val="26"/>
+              </w:rPr>
+              <w:t>evidence</w:t>
+            </w:r>
+          </w:p>
+        </w:tc>
+        <w:tc>
+          <w:tcPr>
+            <w:tcW w:w="0" w:type="auto"/>
+            <w:tcBorders>
+              <w:top w:val="single" w:sz="4" w:space="0" w:color="2A2B2C"/>
+              <w:left w:val="single" w:sz="4" w:space="0" w:color="2A2B2C"/>
+              <w:bottom w:val="single" w:sz="4" w:space="0" w:color="2A2B2C"/>
+              <w:right w:val="single" w:sz="4" w:space="0" w:color="2A2B2C"/>
+            </w:tcBorders>
+            <w:tcMar>
+              <w:top w:w="30" w:type="dxa"/>
+              <w:left w:w="30" w:type="dxa"/>
+              <w:bottom w:w="30" w:type="dxa"/>
+              <w:right w:w="30" w:type="dxa"/>
+            </w:tcMar>
+            <w:vAlign w:val="center"/>
+            <w:hideMark/>
+          </w:tcPr>
+          <w:p>
+            <w:pPr>
+              <w:spacing w:before="80" w:after="220"/>
+              <w:rPr>
+                <w:sz w:val="26"/>
+                <w:szCs w:val="26"/>
+              </w:rPr>
+            </w:pPr>
+            <w:r>
+              <w:rPr>
+                <w:rFonts w:ascii="Segoe UI Emoji" w:hAnsi="Segoe UI Emoji" w:cs="Segoe UI Emoji"/>
+                <w:sz w:val="26"/>
+                <w:szCs w:val="26"/>
+              </w:rPr>
+              <w:t>⭐</w:t>
+            </w:r>
+            <w:r>
+              <w:rPr>
+                <w:sz w:val="26"/>
+                <w:szCs w:val="26"/>
+              </w:rPr>
+              <w:t xml:space="preserve"> Chính</w:t>
             </w:r>
           </w:p>
         </w:tc>
       </w:tr>
       <w:tr>
-        <w:trPr>
-          <w:tblCellSpacing w:w="15" w:type="dxa"/>
-        </w:trPr>
+        <w:tc>
+          <w:tcPr>
+            <w:tcW w:w="0" w:type="auto"/>
+            <w:tcBorders>
+              <w:top w:val="single" w:sz="4" w:space="0" w:color="2A2B2C"/>
+              <w:left w:val="single" w:sz="4" w:space="0" w:color="2A2B2C"/>
+              <w:bottom w:val="single" w:sz="4" w:space="0" w:color="2A2B2C"/>
+              <w:right w:val="single" w:sz="4" w:space="0" w:color="2A2B2C"/>
+            </w:tcBorders>
+            <w:tcMar>
+              <w:top w:w="30" w:type="dxa"/>
+              <w:left w:w="30" w:type="dxa"/>
+              <w:bottom w:w="30" w:type="dxa"/>
+              <w:right w:w="30" w:type="dxa"/>
+            </w:tcMar>
+            <w:vAlign w:val="center"/>
+            <w:hideMark/>
+          </w:tcPr>
+          <w:p>
+            <w:pPr>
+              <w:spacing w:before="80" w:after="220"/>
+              <w:rPr>
+                <w:sz w:val="26"/>
+                <w:szCs w:val="26"/>
+              </w:rPr>
+            </w:pPr>
+            <w:r>
+              <w:rPr>
+                <w:sz w:val="26"/>
+                <w:szCs w:val="26"/>
+              </w:rPr>
+              <w:t>11</w:t>
+            </w:r>
+          </w:p>
+        </w:tc>
         <w:tc>
           <w:tcPr>
             <w:tcW w:w="0" w:type="auto"/>
             <w:vMerge/>
+            <w:tcBorders>
+              <w:left w:val="single" w:sz="4" w:space="0" w:color="2A2B2C"/>
+              <w:bottom w:val="single" w:sz="4" w:space="0" w:color="2A2B2C"/>
+              <w:right w:val="single" w:sz="4" w:space="0" w:color="2A2B2C"/>
+            </w:tcBorders>
+            <w:tcMar>
+              <w:top w:w="30" w:type="dxa"/>
+              <w:left w:w="30" w:type="dxa"/>
+              <w:bottom w:w="30" w:type="dxa"/>
+              <w:right w:w="30" w:type="dxa"/>
+            </w:tcMar>
             <w:vAlign w:val="center"/>
             <w:hideMark/>
           </w:tcPr>
           <w:p>
             <w:pPr>
               <w:spacing w:before="80" w:after="220"/>
-              <w:jc w:val="center"/>
               <w:rPr>
                 <w:sz w:val="26"/>
                 <w:szCs w:val="26"/>
@@ -39231,61 +41060,201 @@
         <w:tc>
           <w:tcPr>
             <w:tcW w:w="0" w:type="auto"/>
+            <w:tcBorders>
+              <w:top w:val="single" w:sz="4" w:space="0" w:color="2A2B2C"/>
+              <w:left w:val="single" w:sz="4" w:space="0" w:color="2A2B2C"/>
+              <w:bottom w:val="single" w:sz="4" w:space="0" w:color="2A2B2C"/>
+              <w:right w:val="single" w:sz="4" w:space="0" w:color="2A2B2C"/>
+            </w:tcBorders>
+            <w:tcMar>
+              <w:top w:w="30" w:type="dxa"/>
+              <w:left w:w="30" w:type="dxa"/>
+              <w:bottom w:w="30" w:type="dxa"/>
+              <w:right w:w="30" w:type="dxa"/>
+            </w:tcMar>
             <w:vAlign w:val="center"/>
             <w:hideMark/>
           </w:tcPr>
           <w:p>
             <w:pPr>
               <w:spacing w:before="80" w:after="220"/>
-              <w:jc w:val="center"/>
-              <w:rPr>
-                <w:sz w:val="26"/>
-                <w:szCs w:val="26"/>
-              </w:rPr>
-            </w:pPr>
-            <w:r>
-              <w:rPr>
-                <w:sz w:val="26"/>
-                <w:szCs w:val="26"/>
-              </w:rPr>
-              <w:t>Faithfulness theo từng ý</w:t>
+              <w:rPr>
+                <w:sz w:val="26"/>
+                <w:szCs w:val="26"/>
+              </w:rPr>
+            </w:pPr>
+            <w:r>
+              <w:rPr>
+                <w:sz w:val="26"/>
+                <w:szCs w:val="26"/>
+              </w:rPr>
+              <w:t>Citation Validity</w:t>
             </w:r>
           </w:p>
         </w:tc>
         <w:tc>
           <w:tcPr>
             <w:tcW w:w="0" w:type="auto"/>
+            <w:tcBorders>
+              <w:top w:val="single" w:sz="4" w:space="0" w:color="2A2B2C"/>
+              <w:left w:val="single" w:sz="4" w:space="0" w:color="2A2B2C"/>
+              <w:bottom w:val="single" w:sz="4" w:space="0" w:color="2A2B2C"/>
+              <w:right w:val="single" w:sz="4" w:space="0" w:color="2A2B2C"/>
+            </w:tcBorders>
+            <w:tcMar>
+              <w:top w:w="30" w:type="dxa"/>
+              <w:left w:w="30" w:type="dxa"/>
+              <w:bottom w:w="30" w:type="dxa"/>
+              <w:right w:w="30" w:type="dxa"/>
+            </w:tcMar>
             <w:vAlign w:val="center"/>
             <w:hideMark/>
           </w:tcPr>
           <w:p>
             <w:pPr>
               <w:spacing w:before="80" w:after="220"/>
-              <w:jc w:val="center"/>
-              <w:rPr>
-                <w:sz w:val="26"/>
-                <w:szCs w:val="26"/>
-              </w:rPr>
-            </w:pPr>
-            <w:r>
-              <w:rPr>
-                <w:sz w:val="26"/>
-                <w:szCs w:val="26"/>
-              </w:rPr>
-              <w:t>Judge đối chiếu ý với bằng chứng</w:t>
+              <w:rPr>
+                <w:sz w:val="26"/>
+                <w:szCs w:val="26"/>
+              </w:rPr>
+            </w:pPr>
+            <w:r>
+              <w:rPr>
+                <w:sz w:val="26"/>
+                <w:szCs w:val="26"/>
+              </w:rPr>
+              <w:t>Code</w:t>
             </w:r>
           </w:p>
         </w:tc>
         <w:tc>
           <w:tcPr>
             <w:tcW w:w="0" w:type="auto"/>
+            <w:tcBorders>
+              <w:top w:val="single" w:sz="4" w:space="0" w:color="2A2B2C"/>
+              <w:left w:val="single" w:sz="4" w:space="0" w:color="2A2B2C"/>
+              <w:bottom w:val="single" w:sz="4" w:space="0" w:color="2A2B2C"/>
+              <w:right w:val="single" w:sz="4" w:space="0" w:color="2A2B2C"/>
+            </w:tcBorders>
+            <w:tcMar>
+              <w:top w:w="30" w:type="dxa"/>
+              <w:left w:w="30" w:type="dxa"/>
+              <w:bottom w:w="30" w:type="dxa"/>
+              <w:right w:w="30" w:type="dxa"/>
+            </w:tcMar>
             <w:vAlign w:val="center"/>
             <w:hideMark/>
           </w:tcPr>
           <w:p>
             <w:pPr>
               <w:spacing w:before="80" w:after="220"/>
-              <w:jc w:val="center"/>
+              <w:rPr>
+                <w:sz w:val="26"/>
+                <w:szCs w:val="26"/>
+              </w:rPr>
+            </w:pPr>
+            <w:r>
+              <w:rPr>
+                <w:sz w:val="26"/>
+                <w:szCs w:val="26"/>
+              </w:rPr>
+              <w:t>–</w:t>
+            </w:r>
+          </w:p>
+        </w:tc>
+        <w:tc>
+          <w:tcPr>
+            <w:tcW w:w="0" w:type="auto"/>
+            <w:tcBorders>
+              <w:top w:val="single" w:sz="4" w:space="0" w:color="2A2B2C"/>
+              <w:left w:val="single" w:sz="4" w:space="0" w:color="2A2B2C"/>
+              <w:bottom w:val="single" w:sz="4" w:space="0" w:color="2A2B2C"/>
+              <w:right w:val="single" w:sz="4" w:space="0" w:color="2A2B2C"/>
+            </w:tcBorders>
+            <w:tcMar>
+              <w:top w:w="30" w:type="dxa"/>
+              <w:left w:w="30" w:type="dxa"/>
+              <w:bottom w:w="30" w:type="dxa"/>
+              <w:right w:w="30" w:type="dxa"/>
+            </w:tcMar>
+            <w:vAlign w:val="center"/>
+            <w:hideMark/>
+          </w:tcPr>
+          <w:p>
+            <w:pPr>
+              <w:spacing w:before="80" w:after="220"/>
+              <w:rPr>
+                <w:sz w:val="26"/>
+                <w:szCs w:val="26"/>
+              </w:rPr>
+            </w:pPr>
+            <w:r>
+              <w:rPr>
+                <w:sz w:val="26"/>
+                <w:szCs w:val="26"/>
+              </w:rPr>
+              <w:t>Phụ</w:t>
+            </w:r>
+          </w:p>
+        </w:tc>
+      </w:tr>
+      <w:tr>
+        <w:tc>
+          <w:tcPr>
+            <w:tcW w:w="0" w:type="auto"/>
+            <w:tcBorders>
+              <w:top w:val="single" w:sz="4" w:space="0" w:color="2A2B2C"/>
+              <w:left w:val="single" w:sz="4" w:space="0" w:color="2A2B2C"/>
+              <w:bottom w:val="single" w:sz="4" w:space="0" w:color="2A2B2C"/>
+              <w:right w:val="single" w:sz="4" w:space="0" w:color="2A2B2C"/>
+            </w:tcBorders>
+            <w:tcMar>
+              <w:top w:w="30" w:type="dxa"/>
+              <w:left w:w="30" w:type="dxa"/>
+              <w:bottom w:w="30" w:type="dxa"/>
+              <w:right w:w="30" w:type="dxa"/>
+            </w:tcMar>
+            <w:vAlign w:val="center"/>
+            <w:hideMark/>
+          </w:tcPr>
+          <w:p>
+            <w:pPr>
+              <w:spacing w:before="80" w:after="220"/>
+              <w:rPr>
+                <w:sz w:val="26"/>
+                <w:szCs w:val="26"/>
+              </w:rPr>
+            </w:pPr>
+            <w:r>
+              <w:rPr>
+                <w:sz w:val="26"/>
+                <w:szCs w:val="26"/>
+              </w:rPr>
+              <w:t>12</w:t>
+            </w:r>
+          </w:p>
+        </w:tc>
+        <w:tc>
+          <w:tcPr>
+            <w:tcW w:w="0" w:type="auto"/>
+            <w:tcBorders>
+              <w:top w:val="single" w:sz="4" w:space="0" w:color="2A2B2C"/>
+              <w:left w:val="single" w:sz="4" w:space="0" w:color="2A2B2C"/>
+              <w:bottom w:val="single" w:sz="4" w:space="0" w:color="2A2B2C"/>
+              <w:right w:val="single" w:sz="4" w:space="0" w:color="2A2B2C"/>
+            </w:tcBorders>
+            <w:tcMar>
+              <w:top w:w="30" w:type="dxa"/>
+              <w:left w:w="30" w:type="dxa"/>
+              <w:bottom w:w="30" w:type="dxa"/>
+              <w:right w:w="30" w:type="dxa"/>
+            </w:tcMar>
+            <w:vAlign w:val="center"/>
+            <w:hideMark/>
+          </w:tcPr>
+          <w:p>
+            <w:pPr>
+              <w:spacing w:before="80" w:after="220"/>
               <w:rPr>
                 <w:sz w:val="26"/>
                 <w:szCs w:val="26"/>
@@ -39298,26 +41267,208 @@
                 <w:sz w:val="26"/>
                 <w:szCs w:val="26"/>
               </w:rPr>
-              <w:t>Có</w:t>
+              <w:t>Relevance</w:t>
+            </w:r>
+          </w:p>
+        </w:tc>
+        <w:tc>
+          <w:tcPr>
+            <w:tcW w:w="0" w:type="auto"/>
+            <w:tcBorders>
+              <w:top w:val="single" w:sz="4" w:space="0" w:color="2A2B2C"/>
+              <w:left w:val="single" w:sz="4" w:space="0" w:color="2A2B2C"/>
+              <w:bottom w:val="single" w:sz="4" w:space="0" w:color="2A2B2C"/>
+              <w:right w:val="single" w:sz="4" w:space="0" w:color="2A2B2C"/>
+            </w:tcBorders>
+            <w:tcMar>
+              <w:top w:w="30" w:type="dxa"/>
+              <w:left w:w="30" w:type="dxa"/>
+              <w:bottom w:w="30" w:type="dxa"/>
+              <w:right w:w="30" w:type="dxa"/>
+            </w:tcMar>
+            <w:vAlign w:val="center"/>
+            <w:hideMark/>
+          </w:tcPr>
+          <w:p>
+            <w:pPr>
+              <w:spacing w:before="80" w:after="220"/>
+              <w:rPr>
+                <w:sz w:val="26"/>
+                <w:szCs w:val="26"/>
+              </w:rPr>
+            </w:pPr>
+            <w:r>
+              <w:rPr>
+                <w:sz w:val="26"/>
+                <w:szCs w:val="26"/>
+              </w:rPr>
+              <w:t>Answer Relevancy</w:t>
+            </w:r>
+          </w:p>
+        </w:tc>
+        <w:tc>
+          <w:tcPr>
+            <w:tcW w:w="0" w:type="auto"/>
+            <w:tcBorders>
+              <w:top w:val="single" w:sz="4" w:space="0" w:color="2A2B2C"/>
+              <w:left w:val="single" w:sz="4" w:space="0" w:color="2A2B2C"/>
+              <w:bottom w:val="single" w:sz="4" w:space="0" w:color="2A2B2C"/>
+              <w:right w:val="single" w:sz="4" w:space="0" w:color="2A2B2C"/>
+            </w:tcBorders>
+            <w:tcMar>
+              <w:top w:w="30" w:type="dxa"/>
+              <w:left w:w="30" w:type="dxa"/>
+              <w:bottom w:w="30" w:type="dxa"/>
+              <w:right w:w="30" w:type="dxa"/>
+            </w:tcMar>
+            <w:vAlign w:val="center"/>
+            <w:hideMark/>
+          </w:tcPr>
+          <w:p>
+            <w:pPr>
+              <w:spacing w:before="80" w:after="220"/>
+              <w:rPr>
+                <w:sz w:val="26"/>
+                <w:szCs w:val="26"/>
+              </w:rPr>
+            </w:pPr>
+            <w:r>
+              <w:rPr>
+                <w:sz w:val="26"/>
+                <w:szCs w:val="26"/>
+              </w:rPr>
+              <w:t>RAGAS</w:t>
+            </w:r>
+          </w:p>
+        </w:tc>
+        <w:tc>
+          <w:tcPr>
+            <w:tcW w:w="0" w:type="auto"/>
+            <w:tcBorders>
+              <w:top w:val="single" w:sz="4" w:space="0" w:color="2A2B2C"/>
+              <w:left w:val="single" w:sz="4" w:space="0" w:color="2A2B2C"/>
+              <w:bottom w:val="single" w:sz="4" w:space="0" w:color="2A2B2C"/>
+              <w:right w:val="single" w:sz="4" w:space="0" w:color="2A2B2C"/>
+            </w:tcBorders>
+            <w:tcMar>
+              <w:top w:w="30" w:type="dxa"/>
+              <w:left w:w="30" w:type="dxa"/>
+              <w:bottom w:w="30" w:type="dxa"/>
+              <w:right w:w="30" w:type="dxa"/>
+            </w:tcMar>
+            <w:vAlign w:val="center"/>
+            <w:hideMark/>
+          </w:tcPr>
+          <w:p>
+            <w:pPr>
+              <w:spacing w:before="80" w:after="220"/>
+              <w:rPr>
+                <w:sz w:val="26"/>
+                <w:szCs w:val="26"/>
+              </w:rPr>
+            </w:pPr>
+            <w:r>
+              <w:rPr>
+                <w:sz w:val="26"/>
+                <w:szCs w:val="26"/>
+              </w:rPr>
+              <w:t>–</w:t>
+            </w:r>
+          </w:p>
+        </w:tc>
+        <w:tc>
+          <w:tcPr>
+            <w:tcW w:w="0" w:type="auto"/>
+            <w:tcBorders>
+              <w:top w:val="single" w:sz="4" w:space="0" w:color="2A2B2C"/>
+              <w:left w:val="single" w:sz="4" w:space="0" w:color="2A2B2C"/>
+              <w:bottom w:val="single" w:sz="4" w:space="0" w:color="2A2B2C"/>
+              <w:right w:val="single" w:sz="4" w:space="0" w:color="2A2B2C"/>
+            </w:tcBorders>
+            <w:tcMar>
+              <w:top w:w="30" w:type="dxa"/>
+              <w:left w:w="30" w:type="dxa"/>
+              <w:bottom w:w="30" w:type="dxa"/>
+              <w:right w:w="30" w:type="dxa"/>
+            </w:tcMar>
+            <w:vAlign w:val="center"/>
+            <w:hideMark/>
+          </w:tcPr>
+          <w:p>
+            <w:pPr>
+              <w:spacing w:before="80" w:after="220"/>
+              <w:rPr>
+                <w:sz w:val="26"/>
+                <w:szCs w:val="26"/>
+              </w:rPr>
+            </w:pPr>
+            <w:r>
+              <w:rPr>
+                <w:sz w:val="26"/>
+                <w:szCs w:val="26"/>
+              </w:rPr>
+              <w:t>Phụ</w:t>
             </w:r>
           </w:p>
         </w:tc>
       </w:tr>
       <w:tr>
-        <w:trPr>
-          <w:tblCellSpacing w:w="15" w:type="dxa"/>
-        </w:trPr>
+        <w:tc>
+          <w:tcPr>
+            <w:tcW w:w="0" w:type="auto"/>
+            <w:tcBorders>
+              <w:top w:val="single" w:sz="4" w:space="0" w:color="2A2B2C"/>
+              <w:left w:val="single" w:sz="4" w:space="0" w:color="2A2B2C"/>
+              <w:bottom w:val="single" w:sz="4" w:space="0" w:color="2A2B2C"/>
+              <w:right w:val="single" w:sz="4" w:space="0" w:color="2A2B2C"/>
+            </w:tcBorders>
+            <w:tcMar>
+              <w:top w:w="30" w:type="dxa"/>
+              <w:left w:w="30" w:type="dxa"/>
+              <w:bottom w:w="30" w:type="dxa"/>
+              <w:right w:w="30" w:type="dxa"/>
+            </w:tcMar>
+            <w:vAlign w:val="center"/>
+            <w:hideMark/>
+          </w:tcPr>
+          <w:p>
+            <w:pPr>
+              <w:spacing w:before="80" w:after="220"/>
+              <w:rPr>
+                <w:sz w:val="26"/>
+                <w:szCs w:val="26"/>
+              </w:rPr>
+            </w:pPr>
+            <w:r>
+              <w:rPr>
+                <w:sz w:val="26"/>
+                <w:szCs w:val="26"/>
+              </w:rPr>
+              <w:t>13</w:t>
+            </w:r>
+          </w:p>
+        </w:tc>
         <w:tc>
           <w:tcPr>
             <w:tcW w:w="0" w:type="auto"/>
             <w:vMerge w:val="restart"/>
+            <w:tcBorders>
+              <w:top w:val="single" w:sz="4" w:space="0" w:color="2A2B2C"/>
+              <w:left w:val="single" w:sz="4" w:space="0" w:color="2A2B2C"/>
+              <w:right w:val="single" w:sz="4" w:space="0" w:color="2A2B2C"/>
+            </w:tcBorders>
+            <w:tcMar>
+              <w:top w:w="30" w:type="dxa"/>
+              <w:left w:w="30" w:type="dxa"/>
+              <w:bottom w:w="30" w:type="dxa"/>
+              <w:right w:w="30" w:type="dxa"/>
+            </w:tcMar>
             <w:vAlign w:val="center"/>
             <w:hideMark/>
           </w:tcPr>
           <w:p>
             <w:pPr>
               <w:spacing w:before="80" w:after="220"/>
-              <w:jc w:val="center"/>
               <w:rPr>
                 <w:sz w:val="26"/>
                 <w:szCs w:val="26"/>
@@ -39330,98 +41481,251 @@
                 <w:sz w:val="26"/>
                 <w:szCs w:val="26"/>
               </w:rPr>
-              <w:t>4. Đặc thù VTAgent</w:t>
+              <w:t>Abstention</w:t>
+            </w:r>
+          </w:p>
+          <w:p>
+            <w:pPr>
+              <w:spacing w:before="80" w:after="220"/>
+              <w:rPr>
+                <w:b/>
+                <w:bCs/>
+                <w:sz w:val="26"/>
+                <w:szCs w:val="26"/>
+                <w:lang w:val="vi-VN"/>
+              </w:rPr>
+            </w:pPr>
+          </w:p>
+          <w:p>
+            <w:pPr>
+              <w:spacing w:before="80" w:after="220"/>
+              <w:rPr>
+                <w:b/>
+                <w:bCs/>
+                <w:sz w:val="26"/>
+                <w:szCs w:val="26"/>
+                <w:lang w:val="vi-VN"/>
+              </w:rPr>
+            </w:pPr>
+            <w:r>
+              <w:rPr>
+                <w:b/>
+                <w:bCs/>
+                <w:sz w:val="26"/>
+                <w:szCs w:val="26"/>
+                <w:lang w:val="vi-VN"/>
+              </w:rPr>
+              <w:lastRenderedPageBreak/>
+              <w:t>System</w:t>
             </w:r>
           </w:p>
         </w:tc>
         <w:tc>
           <w:tcPr>
             <w:tcW w:w="0" w:type="auto"/>
+            <w:tcBorders>
+              <w:top w:val="single" w:sz="4" w:space="0" w:color="2A2B2C"/>
+              <w:left w:val="single" w:sz="4" w:space="0" w:color="2A2B2C"/>
+              <w:bottom w:val="single" w:sz="4" w:space="0" w:color="2A2B2C"/>
+              <w:right w:val="single" w:sz="4" w:space="0" w:color="2A2B2C"/>
+            </w:tcBorders>
+            <w:tcMar>
+              <w:top w:w="30" w:type="dxa"/>
+              <w:left w:w="30" w:type="dxa"/>
+              <w:bottom w:w="30" w:type="dxa"/>
+              <w:right w:w="30" w:type="dxa"/>
+            </w:tcMar>
             <w:vAlign w:val="center"/>
             <w:hideMark/>
           </w:tcPr>
           <w:p>
             <w:pPr>
               <w:spacing w:before="80" w:after="220"/>
-              <w:jc w:val="center"/>
-              <w:rPr>
-                <w:sz w:val="26"/>
-                <w:szCs w:val="26"/>
-              </w:rPr>
-            </w:pPr>
-            <w:r>
-              <w:rPr>
-                <w:sz w:val="26"/>
-                <w:szCs w:val="26"/>
-              </w:rPr>
-              <w:t>calculate: khớp số</w:t>
+              <w:rPr>
+                <w:sz w:val="26"/>
+                <w:szCs w:val="26"/>
+              </w:rPr>
+            </w:pPr>
+            <w:r>
+              <w:rPr>
+                <w:sz w:val="26"/>
+                <w:szCs w:val="26"/>
+              </w:rPr>
+              <w:lastRenderedPageBreak/>
+              <w:t>Refusal Accuracy</w:t>
             </w:r>
           </w:p>
         </w:tc>
         <w:tc>
           <w:tcPr>
             <w:tcW w:w="0" w:type="auto"/>
+            <w:tcBorders>
+              <w:top w:val="single" w:sz="4" w:space="0" w:color="2A2B2C"/>
+              <w:left w:val="single" w:sz="4" w:space="0" w:color="2A2B2C"/>
+              <w:bottom w:val="single" w:sz="4" w:space="0" w:color="2A2B2C"/>
+              <w:right w:val="single" w:sz="4" w:space="0" w:color="2A2B2C"/>
+            </w:tcBorders>
+            <w:tcMar>
+              <w:top w:w="30" w:type="dxa"/>
+              <w:left w:w="30" w:type="dxa"/>
+              <w:bottom w:w="30" w:type="dxa"/>
+              <w:right w:w="30" w:type="dxa"/>
+            </w:tcMar>
             <w:vAlign w:val="center"/>
             <w:hideMark/>
           </w:tcPr>
           <w:p>
             <w:pPr>
               <w:spacing w:before="80" w:after="220"/>
-              <w:jc w:val="center"/>
-              <w:rPr>
-                <w:sz w:val="26"/>
-                <w:szCs w:val="26"/>
-              </w:rPr>
-            </w:pPr>
-            <w:r>
-              <w:rPr>
-                <w:sz w:val="26"/>
-                <w:szCs w:val="26"/>
-              </w:rPr>
-              <w:t>So kết quả với đáp án tính tay</w:t>
+              <w:rPr>
+                <w:sz w:val="26"/>
+                <w:szCs w:val="26"/>
+              </w:rPr>
+            </w:pPr>
+            <w:r>
+              <w:rPr>
+                <w:sz w:val="26"/>
+                <w:szCs w:val="26"/>
+              </w:rPr>
+              <w:t>Code</w:t>
             </w:r>
           </w:p>
         </w:tc>
         <w:tc>
           <w:tcPr>
             <w:tcW w:w="0" w:type="auto"/>
+            <w:tcBorders>
+              <w:top w:val="single" w:sz="4" w:space="0" w:color="2A2B2C"/>
+              <w:left w:val="single" w:sz="4" w:space="0" w:color="2A2B2C"/>
+              <w:bottom w:val="single" w:sz="4" w:space="0" w:color="2A2B2C"/>
+              <w:right w:val="single" w:sz="4" w:space="0" w:color="2A2B2C"/>
+            </w:tcBorders>
+            <w:tcMar>
+              <w:top w:w="30" w:type="dxa"/>
+              <w:left w:w="30" w:type="dxa"/>
+              <w:bottom w:w="30" w:type="dxa"/>
+              <w:right w:w="30" w:type="dxa"/>
+            </w:tcMar>
             <w:vAlign w:val="center"/>
             <w:hideMark/>
           </w:tcPr>
           <w:p>
             <w:pPr>
               <w:spacing w:before="80" w:after="220"/>
-              <w:jc w:val="center"/>
-              <w:rPr>
-                <w:sz w:val="26"/>
-                <w:szCs w:val="26"/>
-              </w:rPr>
-            </w:pPr>
-            <w:r>
-              <w:rPr>
-                <w:sz w:val="26"/>
-                <w:szCs w:val="26"/>
-              </w:rPr>
-              <w:t>Không</w:t>
+              <w:rPr>
+                <w:sz w:val="26"/>
+                <w:szCs w:val="26"/>
+              </w:rPr>
+            </w:pPr>
+            <w:r>
+              <w:rPr>
+                <w:sz w:val="26"/>
+                <w:szCs w:val="26"/>
+              </w:rPr>
+              <w:t>answerable</w:t>
+            </w:r>
+          </w:p>
+        </w:tc>
+        <w:tc>
+          <w:tcPr>
+            <w:tcW w:w="0" w:type="auto"/>
+            <w:tcBorders>
+              <w:top w:val="single" w:sz="4" w:space="0" w:color="2A2B2C"/>
+              <w:left w:val="single" w:sz="4" w:space="0" w:color="2A2B2C"/>
+              <w:bottom w:val="single" w:sz="4" w:space="0" w:color="2A2B2C"/>
+              <w:right w:val="single" w:sz="4" w:space="0" w:color="2A2B2C"/>
+            </w:tcBorders>
+            <w:tcMar>
+              <w:top w:w="30" w:type="dxa"/>
+              <w:left w:w="30" w:type="dxa"/>
+              <w:bottom w:w="30" w:type="dxa"/>
+              <w:right w:w="30" w:type="dxa"/>
+            </w:tcMar>
+            <w:vAlign w:val="center"/>
+            <w:hideMark/>
+          </w:tcPr>
+          <w:p>
+            <w:pPr>
+              <w:spacing w:before="80" w:after="220"/>
+              <w:rPr>
+                <w:sz w:val="26"/>
+                <w:szCs w:val="26"/>
+              </w:rPr>
+            </w:pPr>
+            <w:r>
+              <w:rPr>
+                <w:rFonts w:ascii="Segoe UI Emoji" w:hAnsi="Segoe UI Emoji" w:cs="Segoe UI Emoji"/>
+                <w:sz w:val="26"/>
+                <w:szCs w:val="26"/>
+              </w:rPr>
+              <w:t>⭐</w:t>
+            </w:r>
+            <w:r>
+              <w:rPr>
+                <w:sz w:val="26"/>
+                <w:szCs w:val="26"/>
+              </w:rPr>
+              <w:t xml:space="preserve"> Chính</w:t>
             </w:r>
           </w:p>
         </w:tc>
       </w:tr>
       <w:tr>
-        <w:trPr>
-          <w:tblCellSpacing w:w="15" w:type="dxa"/>
-        </w:trPr>
+        <w:tc>
+          <w:tcPr>
+            <w:tcW w:w="0" w:type="auto"/>
+            <w:tcBorders>
+              <w:top w:val="single" w:sz="4" w:space="0" w:color="2A2B2C"/>
+              <w:left w:val="single" w:sz="4" w:space="0" w:color="2A2B2C"/>
+              <w:bottom w:val="single" w:sz="4" w:space="0" w:color="2A2B2C"/>
+              <w:right w:val="single" w:sz="4" w:space="0" w:color="2A2B2C"/>
+            </w:tcBorders>
+            <w:tcMar>
+              <w:top w:w="30" w:type="dxa"/>
+              <w:left w:w="30" w:type="dxa"/>
+              <w:bottom w:w="30" w:type="dxa"/>
+              <w:right w:w="30" w:type="dxa"/>
+            </w:tcMar>
+            <w:vAlign w:val="center"/>
+            <w:hideMark/>
+          </w:tcPr>
+          <w:p>
+            <w:pPr>
+              <w:spacing w:before="80" w:after="220"/>
+              <w:rPr>
+                <w:sz w:val="26"/>
+                <w:szCs w:val="26"/>
+              </w:rPr>
+            </w:pPr>
+            <w:r>
+              <w:rPr>
+                <w:sz w:val="26"/>
+                <w:szCs w:val="26"/>
+              </w:rPr>
+              <w:t>14</w:t>
+            </w:r>
+          </w:p>
+        </w:tc>
         <w:tc>
           <w:tcPr>
             <w:tcW w:w="0" w:type="auto"/>
             <w:vMerge/>
+            <w:tcBorders>
+              <w:left w:val="single" w:sz="4" w:space="0" w:color="2A2B2C"/>
+              <w:right w:val="single" w:sz="4" w:space="0" w:color="2A2B2C"/>
+            </w:tcBorders>
+            <w:tcMar>
+              <w:top w:w="30" w:type="dxa"/>
+              <w:left w:w="30" w:type="dxa"/>
+              <w:bottom w:w="30" w:type="dxa"/>
+              <w:right w:w="30" w:type="dxa"/>
+            </w:tcMar>
             <w:vAlign w:val="center"/>
             <w:hideMark/>
           </w:tcPr>
           <w:p>
             <w:pPr>
               <w:spacing w:before="80" w:after="220"/>
-              <w:jc w:val="center"/>
               <w:rPr>
                 <w:sz w:val="26"/>
                 <w:szCs w:val="26"/>
@@ -39432,91 +41736,209 @@
         <w:tc>
           <w:tcPr>
             <w:tcW w:w="0" w:type="auto"/>
+            <w:tcBorders>
+              <w:top w:val="single" w:sz="4" w:space="0" w:color="2A2B2C"/>
+              <w:left w:val="single" w:sz="4" w:space="0" w:color="2A2B2C"/>
+              <w:bottom w:val="single" w:sz="4" w:space="0" w:color="2A2B2C"/>
+              <w:right w:val="single" w:sz="4" w:space="0" w:color="2A2B2C"/>
+            </w:tcBorders>
+            <w:tcMar>
+              <w:top w:w="30" w:type="dxa"/>
+              <w:left w:w="30" w:type="dxa"/>
+              <w:bottom w:w="30" w:type="dxa"/>
+              <w:right w:w="30" w:type="dxa"/>
+            </w:tcMar>
             <w:vAlign w:val="center"/>
             <w:hideMark/>
           </w:tcPr>
           <w:p>
             <w:pPr>
               <w:spacing w:before="80" w:after="220"/>
-              <w:jc w:val="center"/>
-              <w:rPr>
-                <w:sz w:val="26"/>
-                <w:szCs w:val="26"/>
-              </w:rPr>
-            </w:pPr>
-            <w:r>
-              <w:rPr>
-                <w:sz w:val="26"/>
-                <w:szCs w:val="26"/>
-              </w:rPr>
-              <w:t>Rà soát rủi ro: precision, recall theo từng luật</w:t>
+              <w:rPr>
+                <w:sz w:val="26"/>
+                <w:szCs w:val="26"/>
+              </w:rPr>
+            </w:pPr>
+            <w:r>
+              <w:rPr>
+                <w:sz w:val="26"/>
+                <w:szCs w:val="26"/>
+              </w:rPr>
+              <w:t>False Refusal Rate</w:t>
             </w:r>
           </w:p>
         </w:tc>
         <w:tc>
           <w:tcPr>
             <w:tcW w:w="0" w:type="auto"/>
+            <w:tcBorders>
+              <w:top w:val="single" w:sz="4" w:space="0" w:color="2A2B2C"/>
+              <w:left w:val="single" w:sz="4" w:space="0" w:color="2A2B2C"/>
+              <w:bottom w:val="single" w:sz="4" w:space="0" w:color="2A2B2C"/>
+              <w:right w:val="single" w:sz="4" w:space="0" w:color="2A2B2C"/>
+            </w:tcBorders>
+            <w:tcMar>
+              <w:top w:w="30" w:type="dxa"/>
+              <w:left w:w="30" w:type="dxa"/>
+              <w:bottom w:w="30" w:type="dxa"/>
+              <w:right w:w="30" w:type="dxa"/>
+            </w:tcMar>
             <w:vAlign w:val="center"/>
             <w:hideMark/>
           </w:tcPr>
           <w:p>
             <w:pPr>
               <w:spacing w:before="80" w:after="220"/>
-              <w:jc w:val="center"/>
-              <w:rPr>
-                <w:sz w:val="26"/>
-                <w:szCs w:val="26"/>
-              </w:rPr>
-            </w:pPr>
-            <w:r>
-              <w:rPr>
-                <w:sz w:val="26"/>
-                <w:szCs w:val="26"/>
-              </w:rPr>
-              <w:t>Trên hợp đồng giả lập có lỗi cài sẵn</w:t>
+              <w:rPr>
+                <w:sz w:val="26"/>
+                <w:szCs w:val="26"/>
+              </w:rPr>
+            </w:pPr>
+            <w:r>
+              <w:rPr>
+                <w:sz w:val="26"/>
+                <w:szCs w:val="26"/>
+              </w:rPr>
+              <w:t>Code</w:t>
             </w:r>
           </w:p>
         </w:tc>
         <w:tc>
           <w:tcPr>
             <w:tcW w:w="0" w:type="auto"/>
+            <w:tcBorders>
+              <w:top w:val="single" w:sz="4" w:space="0" w:color="2A2B2C"/>
+              <w:left w:val="single" w:sz="4" w:space="0" w:color="2A2B2C"/>
+              <w:bottom w:val="single" w:sz="4" w:space="0" w:color="2A2B2C"/>
+              <w:right w:val="single" w:sz="4" w:space="0" w:color="2A2B2C"/>
+            </w:tcBorders>
+            <w:tcMar>
+              <w:top w:w="30" w:type="dxa"/>
+              <w:left w:w="30" w:type="dxa"/>
+              <w:bottom w:w="30" w:type="dxa"/>
+              <w:right w:w="30" w:type="dxa"/>
+            </w:tcMar>
             <w:vAlign w:val="center"/>
             <w:hideMark/>
           </w:tcPr>
           <w:p>
             <w:pPr>
               <w:spacing w:before="80" w:after="220"/>
-              <w:jc w:val="center"/>
-              <w:rPr>
-                <w:sz w:val="26"/>
-                <w:szCs w:val="26"/>
-              </w:rPr>
-            </w:pPr>
-            <w:r>
-              <w:rPr>
-                <w:sz w:val="26"/>
-                <w:szCs w:val="26"/>
-              </w:rPr>
-              <w:t>Không</w:t>
+              <w:rPr>
+                <w:sz w:val="26"/>
+                <w:szCs w:val="26"/>
+              </w:rPr>
+            </w:pPr>
+            <w:r>
+              <w:rPr>
+                <w:sz w:val="26"/>
+                <w:szCs w:val="26"/>
+              </w:rPr>
+              <w:t>answerable</w:t>
+            </w:r>
+          </w:p>
+        </w:tc>
+        <w:tc>
+          <w:tcPr>
+            <w:tcW w:w="0" w:type="auto"/>
+            <w:tcBorders>
+              <w:top w:val="single" w:sz="4" w:space="0" w:color="2A2B2C"/>
+              <w:left w:val="single" w:sz="4" w:space="0" w:color="2A2B2C"/>
+              <w:bottom w:val="single" w:sz="4" w:space="0" w:color="2A2B2C"/>
+              <w:right w:val="single" w:sz="4" w:space="0" w:color="2A2B2C"/>
+            </w:tcBorders>
+            <w:tcMar>
+              <w:top w:w="30" w:type="dxa"/>
+              <w:left w:w="30" w:type="dxa"/>
+              <w:bottom w:w="30" w:type="dxa"/>
+              <w:right w:w="30" w:type="dxa"/>
+            </w:tcMar>
+            <w:vAlign w:val="center"/>
+            <w:hideMark/>
+          </w:tcPr>
+          <w:p>
+            <w:pPr>
+              <w:spacing w:before="80" w:after="220"/>
+              <w:rPr>
+                <w:sz w:val="26"/>
+                <w:szCs w:val="26"/>
+              </w:rPr>
+            </w:pPr>
+            <w:r>
+              <w:rPr>
+                <w:rFonts w:ascii="Segoe UI Emoji" w:hAnsi="Segoe UI Emoji" w:cs="Segoe UI Emoji"/>
+                <w:sz w:val="26"/>
+                <w:szCs w:val="26"/>
+              </w:rPr>
+              <w:t>⭐</w:t>
+            </w:r>
+            <w:r>
+              <w:rPr>
+                <w:sz w:val="26"/>
+                <w:szCs w:val="26"/>
+              </w:rPr>
+              <w:t xml:space="preserve"> Chính</w:t>
             </w:r>
           </w:p>
         </w:tc>
       </w:tr>
       <w:tr>
-        <w:trPr>
-          <w:tblCellSpacing w:w="15" w:type="dxa"/>
-        </w:trPr>
+        <w:tc>
+          <w:tcPr>
+            <w:tcW w:w="0" w:type="auto"/>
+            <w:tcBorders>
+              <w:top w:val="single" w:sz="4" w:space="0" w:color="2A2B2C"/>
+              <w:left w:val="single" w:sz="4" w:space="0" w:color="2A2B2C"/>
+              <w:bottom w:val="single" w:sz="4" w:space="0" w:color="2A2B2C"/>
+              <w:right w:val="single" w:sz="4" w:space="0" w:color="2A2B2C"/>
+            </w:tcBorders>
+            <w:tcMar>
+              <w:top w:w="30" w:type="dxa"/>
+              <w:left w:w="30" w:type="dxa"/>
+              <w:bottom w:w="30" w:type="dxa"/>
+              <w:right w:w="30" w:type="dxa"/>
+            </w:tcMar>
+            <w:vAlign w:val="center"/>
+            <w:hideMark/>
+          </w:tcPr>
+          <w:p>
+            <w:pPr>
+              <w:spacing w:before="80" w:after="220"/>
+              <w:rPr>
+                <w:sz w:val="26"/>
+                <w:szCs w:val="26"/>
+              </w:rPr>
+            </w:pPr>
+            <w:r>
+              <w:rPr>
+                <w:sz w:val="26"/>
+                <w:szCs w:val="26"/>
+              </w:rPr>
+              <w:lastRenderedPageBreak/>
+              <w:t>15</w:t>
+            </w:r>
+          </w:p>
+        </w:tc>
         <w:tc>
           <w:tcPr>
             <w:tcW w:w="0" w:type="auto"/>
             <w:vMerge/>
+            <w:tcBorders>
+              <w:left w:val="single" w:sz="4" w:space="0" w:color="2A2B2C"/>
+              <w:right w:val="single" w:sz="4" w:space="0" w:color="2A2B2C"/>
+            </w:tcBorders>
+            <w:tcMar>
+              <w:top w:w="30" w:type="dxa"/>
+              <w:left w:w="30" w:type="dxa"/>
+              <w:bottom w:w="30" w:type="dxa"/>
+              <w:right w:w="30" w:type="dxa"/>
+            </w:tcMar>
             <w:vAlign w:val="center"/>
             <w:hideMark/>
           </w:tcPr>
           <w:p>
             <w:pPr>
               <w:spacing w:before="80" w:after="220"/>
-              <w:jc w:val="center"/>
               <w:rPr>
                 <w:sz w:val="26"/>
                 <w:szCs w:val="26"/>
@@ -39527,91 +41949,211 @@
         <w:tc>
           <w:tcPr>
             <w:tcW w:w="0" w:type="auto"/>
+            <w:tcBorders>
+              <w:top w:val="single" w:sz="4" w:space="0" w:color="2A2B2C"/>
+              <w:left w:val="single" w:sz="4" w:space="0" w:color="2A2B2C"/>
+              <w:bottom w:val="single" w:sz="4" w:space="0" w:color="2A2B2C"/>
+              <w:right w:val="single" w:sz="4" w:space="0" w:color="2A2B2C"/>
+            </w:tcBorders>
+            <w:shd w:val="clear" w:color="auto" w:fill="B3E5A1" w:themeFill="accent6" w:themeFillTint="66"/>
+            <w:tcMar>
+              <w:top w:w="30" w:type="dxa"/>
+              <w:left w:w="30" w:type="dxa"/>
+              <w:bottom w:w="30" w:type="dxa"/>
+              <w:right w:w="30" w:type="dxa"/>
+            </w:tcMar>
             <w:vAlign w:val="center"/>
             <w:hideMark/>
           </w:tcPr>
           <w:p>
             <w:pPr>
               <w:spacing w:before="80" w:after="220"/>
-              <w:jc w:val="center"/>
-              <w:rPr>
-                <w:sz w:val="26"/>
-                <w:szCs w:val="26"/>
-              </w:rPr>
-            </w:pPr>
-            <w:r>
-              <w:rPr>
-                <w:sz w:val="26"/>
-                <w:szCs w:val="26"/>
-              </w:rPr>
-              <w:t>Hồ sơ tài liệu: độ chính xác từng trường</w:t>
+              <w:rPr>
+                <w:sz w:val="26"/>
+                <w:szCs w:val="26"/>
+              </w:rPr>
+            </w:pPr>
+            <w:r>
+              <w:rPr>
+                <w:sz w:val="26"/>
+                <w:szCs w:val="26"/>
+              </w:rPr>
+              <w:t xml:space="preserve">Latency p50 / p95 </w:t>
             </w:r>
           </w:p>
         </w:tc>
         <w:tc>
           <w:tcPr>
             <w:tcW w:w="0" w:type="auto"/>
+            <w:tcBorders>
+              <w:top w:val="single" w:sz="4" w:space="0" w:color="2A2B2C"/>
+              <w:left w:val="single" w:sz="4" w:space="0" w:color="2A2B2C"/>
+              <w:bottom w:val="single" w:sz="4" w:space="0" w:color="2A2B2C"/>
+              <w:right w:val="single" w:sz="4" w:space="0" w:color="2A2B2C"/>
+            </w:tcBorders>
+            <w:tcMar>
+              <w:top w:w="30" w:type="dxa"/>
+              <w:left w:w="30" w:type="dxa"/>
+              <w:bottom w:w="30" w:type="dxa"/>
+              <w:right w:w="30" w:type="dxa"/>
+            </w:tcMar>
             <w:vAlign w:val="center"/>
             <w:hideMark/>
           </w:tcPr>
           <w:p>
             <w:pPr>
               <w:spacing w:before="80" w:after="220"/>
-              <w:jc w:val="center"/>
-              <w:rPr>
-                <w:sz w:val="26"/>
-                <w:szCs w:val="26"/>
-              </w:rPr>
-            </w:pPr>
-            <w:r>
-              <w:rPr>
-                <w:sz w:val="26"/>
-                <w:szCs w:val="26"/>
-              </w:rPr>
-              <w:t>So với giá trị đã điền</w:t>
+              <w:rPr>
+                <w:sz w:val="26"/>
+                <w:szCs w:val="26"/>
+              </w:rPr>
+            </w:pPr>
+            <w:r>
+              <w:rPr>
+                <w:sz w:val="26"/>
+                <w:szCs w:val="26"/>
+              </w:rPr>
+              <w:t>Code</w:t>
             </w:r>
           </w:p>
         </w:tc>
         <w:tc>
           <w:tcPr>
             <w:tcW w:w="0" w:type="auto"/>
+            <w:tcBorders>
+              <w:top w:val="single" w:sz="4" w:space="0" w:color="2A2B2C"/>
+              <w:left w:val="single" w:sz="4" w:space="0" w:color="2A2B2C"/>
+              <w:bottom w:val="single" w:sz="4" w:space="0" w:color="2A2B2C"/>
+              <w:right w:val="single" w:sz="4" w:space="0" w:color="2A2B2C"/>
+            </w:tcBorders>
+            <w:tcMar>
+              <w:top w:w="30" w:type="dxa"/>
+              <w:left w:w="30" w:type="dxa"/>
+              <w:bottom w:w="30" w:type="dxa"/>
+              <w:right w:w="30" w:type="dxa"/>
+            </w:tcMar>
             <w:vAlign w:val="center"/>
             <w:hideMark/>
           </w:tcPr>
           <w:p>
             <w:pPr>
               <w:spacing w:before="80" w:after="220"/>
-              <w:jc w:val="center"/>
-              <w:rPr>
-                <w:sz w:val="26"/>
-                <w:szCs w:val="26"/>
-              </w:rPr>
-            </w:pPr>
-            <w:r>
-              <w:rPr>
-                <w:sz w:val="26"/>
-                <w:szCs w:val="26"/>
-              </w:rPr>
-              <w:t>Không</w:t>
+              <w:rPr>
+                <w:sz w:val="26"/>
+                <w:szCs w:val="26"/>
+              </w:rPr>
+            </w:pPr>
+            <w:r>
+              <w:rPr>
+                <w:sz w:val="26"/>
+                <w:szCs w:val="26"/>
+              </w:rPr>
+              <w:t>–</w:t>
+            </w:r>
+          </w:p>
+        </w:tc>
+        <w:tc>
+          <w:tcPr>
+            <w:tcW w:w="0" w:type="auto"/>
+            <w:tcBorders>
+              <w:top w:val="single" w:sz="4" w:space="0" w:color="2A2B2C"/>
+              <w:left w:val="single" w:sz="4" w:space="0" w:color="2A2B2C"/>
+              <w:bottom w:val="single" w:sz="4" w:space="0" w:color="2A2B2C"/>
+              <w:right w:val="single" w:sz="4" w:space="0" w:color="2A2B2C"/>
+            </w:tcBorders>
+            <w:tcMar>
+              <w:top w:w="30" w:type="dxa"/>
+              <w:left w:w="30" w:type="dxa"/>
+              <w:bottom w:w="30" w:type="dxa"/>
+              <w:right w:w="30" w:type="dxa"/>
+            </w:tcMar>
+            <w:vAlign w:val="center"/>
+            <w:hideMark/>
+          </w:tcPr>
+          <w:p>
+            <w:pPr>
+              <w:spacing w:before="80" w:after="220"/>
+              <w:rPr>
+                <w:sz w:val="26"/>
+                <w:szCs w:val="26"/>
+                <w:lang w:val="vi-VN"/>
+              </w:rPr>
+            </w:pPr>
+            <w:r>
+              <w:rPr>
+                <w:rFonts w:ascii="Segoe UI Emoji" w:hAnsi="Segoe UI Emoji" w:cs="Segoe UI Emoji"/>
+                <w:sz w:val="26"/>
+                <w:szCs w:val="26"/>
+              </w:rPr>
+              <w:t>⭐</w:t>
+            </w:r>
+            <w:r>
+              <w:rPr>
+                <w:sz w:val="26"/>
+                <w:szCs w:val="26"/>
+              </w:rPr>
+              <w:t xml:space="preserve"> Chính </w:t>
             </w:r>
           </w:p>
         </w:tc>
       </w:tr>
       <w:tr>
-        <w:trPr>
-          <w:tblCellSpacing w:w="15" w:type="dxa"/>
-        </w:trPr>
+        <w:tc>
+          <w:tcPr>
+            <w:tcW w:w="0" w:type="auto"/>
+            <w:tcBorders>
+              <w:top w:val="single" w:sz="4" w:space="0" w:color="2A2B2C"/>
+              <w:left w:val="single" w:sz="4" w:space="0" w:color="2A2B2C"/>
+              <w:bottom w:val="single" w:sz="4" w:space="0" w:color="2A2B2C"/>
+              <w:right w:val="single" w:sz="4" w:space="0" w:color="2A2B2C"/>
+            </w:tcBorders>
+            <w:tcMar>
+              <w:top w:w="30" w:type="dxa"/>
+              <w:left w:w="30" w:type="dxa"/>
+              <w:bottom w:w="30" w:type="dxa"/>
+              <w:right w:w="30" w:type="dxa"/>
+            </w:tcMar>
+            <w:vAlign w:val="center"/>
+            <w:hideMark/>
+          </w:tcPr>
+          <w:p>
+            <w:pPr>
+              <w:spacing w:before="80" w:after="220"/>
+              <w:rPr>
+                <w:sz w:val="26"/>
+                <w:szCs w:val="26"/>
+              </w:rPr>
+            </w:pPr>
+            <w:r>
+              <w:rPr>
+                <w:sz w:val="26"/>
+                <w:szCs w:val="26"/>
+              </w:rPr>
+              <w:t>16</w:t>
+            </w:r>
+          </w:p>
+        </w:tc>
         <w:tc>
           <w:tcPr>
             <w:tcW w:w="0" w:type="auto"/>
             <w:vMerge/>
+            <w:tcBorders>
+              <w:left w:val="single" w:sz="4" w:space="0" w:color="2A2B2C"/>
+              <w:bottom w:val="single" w:sz="4" w:space="0" w:color="2A2B2C"/>
+              <w:right w:val="single" w:sz="4" w:space="0" w:color="2A2B2C"/>
+            </w:tcBorders>
+            <w:tcMar>
+              <w:top w:w="30" w:type="dxa"/>
+              <w:left w:w="30" w:type="dxa"/>
+              <w:bottom w:w="30" w:type="dxa"/>
+              <w:right w:w="30" w:type="dxa"/>
+            </w:tcMar>
             <w:vAlign w:val="center"/>
             <w:hideMark/>
           </w:tcPr>
           <w:p>
             <w:pPr>
               <w:spacing w:before="80" w:after="220"/>
-              <w:jc w:val="center"/>
               <w:rPr>
                 <w:sz w:val="26"/>
                 <w:szCs w:val="26"/>
@@ -39622,175 +42164,140 @@
         <w:tc>
           <w:tcPr>
             <w:tcW w:w="0" w:type="auto"/>
+            <w:tcBorders>
+              <w:top w:val="single" w:sz="4" w:space="0" w:color="2A2B2C"/>
+              <w:left w:val="single" w:sz="4" w:space="0" w:color="2A2B2C"/>
+              <w:bottom w:val="single" w:sz="4" w:space="0" w:color="2A2B2C"/>
+              <w:right w:val="single" w:sz="4" w:space="0" w:color="2A2B2C"/>
+            </w:tcBorders>
+            <w:tcMar>
+              <w:top w:w="30" w:type="dxa"/>
+              <w:left w:w="30" w:type="dxa"/>
+              <w:bottom w:w="30" w:type="dxa"/>
+              <w:right w:w="30" w:type="dxa"/>
+            </w:tcMar>
             <w:vAlign w:val="center"/>
             <w:hideMark/>
           </w:tcPr>
           <w:p>
             <w:pPr>
               <w:spacing w:before="80" w:after="220"/>
-              <w:jc w:val="center"/>
-              <w:rPr>
-                <w:sz w:val="26"/>
-                <w:szCs w:val="26"/>
-              </w:rPr>
-            </w:pPr>
-            <w:r>
-              <w:rPr>
-                <w:sz w:val="26"/>
-                <w:szCs w:val="26"/>
-              </w:rPr>
-              <w:t>Tỉ lệ JSON hợp lệ</w:t>
+              <w:rPr>
+                <w:sz w:val="26"/>
+                <w:szCs w:val="26"/>
+              </w:rPr>
+            </w:pPr>
+            <w:r>
+              <w:rPr>
+                <w:sz w:val="26"/>
+                <w:szCs w:val="26"/>
+              </w:rPr>
+              <w:t>Timeout Rate</w:t>
             </w:r>
           </w:p>
         </w:tc>
         <w:tc>
           <w:tcPr>
             <w:tcW w:w="0" w:type="auto"/>
+            <w:tcBorders>
+              <w:top w:val="single" w:sz="4" w:space="0" w:color="2A2B2C"/>
+              <w:left w:val="single" w:sz="4" w:space="0" w:color="2A2B2C"/>
+              <w:bottom w:val="single" w:sz="4" w:space="0" w:color="2A2B2C"/>
+              <w:right w:val="single" w:sz="4" w:space="0" w:color="2A2B2C"/>
+            </w:tcBorders>
+            <w:tcMar>
+              <w:top w:w="30" w:type="dxa"/>
+              <w:left w:w="30" w:type="dxa"/>
+              <w:bottom w:w="30" w:type="dxa"/>
+              <w:right w:w="30" w:type="dxa"/>
+            </w:tcMar>
             <w:vAlign w:val="center"/>
             <w:hideMark/>
           </w:tcPr>
           <w:p>
             <w:pPr>
               <w:spacing w:before="80" w:after="220"/>
-              <w:jc w:val="center"/>
-              <w:rPr>
-                <w:sz w:val="26"/>
-                <w:szCs w:val="26"/>
-              </w:rPr>
-            </w:pPr>
-            <w:r>
-              <w:rPr>
-                <w:sz w:val="26"/>
-                <w:szCs w:val="26"/>
-              </w:rPr>
-              <w:t>Phân tích cú pháp và kiểm lược đồ</w:t>
+              <w:rPr>
+                <w:sz w:val="26"/>
+                <w:szCs w:val="26"/>
+              </w:rPr>
+            </w:pPr>
+            <w:r>
+              <w:rPr>
+                <w:sz w:val="26"/>
+                <w:szCs w:val="26"/>
+              </w:rPr>
+              <w:t>Code</w:t>
             </w:r>
           </w:p>
         </w:tc>
         <w:tc>
           <w:tcPr>
             <w:tcW w:w="0" w:type="auto"/>
+            <w:tcBorders>
+              <w:top w:val="single" w:sz="4" w:space="0" w:color="2A2B2C"/>
+              <w:left w:val="single" w:sz="4" w:space="0" w:color="2A2B2C"/>
+              <w:bottom w:val="single" w:sz="4" w:space="0" w:color="2A2B2C"/>
+              <w:right w:val="single" w:sz="4" w:space="0" w:color="2A2B2C"/>
+            </w:tcBorders>
+            <w:tcMar>
+              <w:top w:w="30" w:type="dxa"/>
+              <w:left w:w="30" w:type="dxa"/>
+              <w:bottom w:w="30" w:type="dxa"/>
+              <w:right w:w="30" w:type="dxa"/>
+            </w:tcMar>
             <w:vAlign w:val="center"/>
             <w:hideMark/>
           </w:tcPr>
           <w:p>
             <w:pPr>
               <w:spacing w:before="80" w:after="220"/>
-              <w:jc w:val="center"/>
-              <w:rPr>
-                <w:sz w:val="26"/>
-                <w:szCs w:val="26"/>
-              </w:rPr>
-            </w:pPr>
-            <w:r>
-              <w:rPr>
-                <w:sz w:val="26"/>
-                <w:szCs w:val="26"/>
-              </w:rPr>
-              <w:t>Không</w:t>
-            </w:r>
-          </w:p>
-        </w:tc>
-      </w:tr>
-      <w:tr>
-        <w:trPr>
-          <w:tblCellSpacing w:w="15" w:type="dxa"/>
-        </w:trPr>
+              <w:rPr>
+                <w:sz w:val="26"/>
+                <w:szCs w:val="26"/>
+              </w:rPr>
+            </w:pPr>
+            <w:r>
+              <w:rPr>
+                <w:sz w:val="26"/>
+                <w:szCs w:val="26"/>
+              </w:rPr>
+              <w:t>–</w:t>
+            </w:r>
+          </w:p>
+        </w:tc>
         <w:tc>
           <w:tcPr>
             <w:tcW w:w="0" w:type="auto"/>
+            <w:tcBorders>
+              <w:top w:val="single" w:sz="4" w:space="0" w:color="2A2B2C"/>
+              <w:left w:val="single" w:sz="4" w:space="0" w:color="2A2B2C"/>
+              <w:bottom w:val="single" w:sz="4" w:space="0" w:color="2A2B2C"/>
+              <w:right w:val="single" w:sz="4" w:space="0" w:color="2A2B2C"/>
+            </w:tcBorders>
+            <w:tcMar>
+              <w:top w:w="30" w:type="dxa"/>
+              <w:left w:w="30" w:type="dxa"/>
+              <w:bottom w:w="30" w:type="dxa"/>
+              <w:right w:w="30" w:type="dxa"/>
+            </w:tcMar>
             <w:vAlign w:val="center"/>
             <w:hideMark/>
           </w:tcPr>
           <w:p>
             <w:pPr>
               <w:spacing w:before="80" w:after="220"/>
-              <w:jc w:val="center"/>
-              <w:rPr>
-                <w:sz w:val="26"/>
-                <w:szCs w:val="26"/>
-              </w:rPr>
-            </w:pPr>
-            <w:r>
-              <w:rPr>
-                <w:b/>
-                <w:bCs/>
-                <w:sz w:val="26"/>
-                <w:szCs w:val="26"/>
-              </w:rPr>
-              <w:t>5. Hệ thống</w:t>
-            </w:r>
-          </w:p>
-        </w:tc>
-        <w:tc>
-          <w:tcPr>
-            <w:tcW w:w="0" w:type="auto"/>
-            <w:vAlign w:val="center"/>
-            <w:hideMark/>
-          </w:tcPr>
-          <w:p>
-            <w:pPr>
-              <w:spacing w:before="80" w:after="220"/>
-              <w:jc w:val="center"/>
-              <w:rPr>
-                <w:sz w:val="26"/>
-                <w:szCs w:val="26"/>
-              </w:rPr>
-            </w:pPr>
-            <w:r>
-              <w:rPr>
-                <w:sz w:val="26"/>
-                <w:szCs w:val="26"/>
-              </w:rPr>
-              <w:t>Độ trễ p50, p95 theo luồng; RAM đỉnh; số lượt gọi LLM</w:t>
-            </w:r>
-          </w:p>
-        </w:tc>
-        <w:tc>
-          <w:tcPr>
-            <w:tcW w:w="0" w:type="auto"/>
-            <w:vAlign w:val="center"/>
-            <w:hideMark/>
-          </w:tcPr>
-          <w:p>
-            <w:pPr>
-              <w:spacing w:before="80" w:after="220"/>
-              <w:jc w:val="center"/>
-              <w:rPr>
-                <w:sz w:val="26"/>
-                <w:szCs w:val="26"/>
-              </w:rPr>
-            </w:pPr>
-            <w:r>
-              <w:rPr>
-                <w:sz w:val="26"/>
-                <w:szCs w:val="26"/>
-              </w:rPr>
-              <w:t>Langfuse, psutil</w:t>
-            </w:r>
-          </w:p>
-        </w:tc>
-        <w:tc>
-          <w:tcPr>
-            <w:tcW w:w="0" w:type="auto"/>
-            <w:vAlign w:val="center"/>
-            <w:hideMark/>
-          </w:tcPr>
-          <w:p>
-            <w:pPr>
-              <w:spacing w:before="80" w:after="220"/>
-              <w:jc w:val="center"/>
-              <w:rPr>
-                <w:sz w:val="26"/>
-                <w:szCs w:val="26"/>
-              </w:rPr>
-            </w:pPr>
-            <w:r>
-              <w:rPr>
-                <w:sz w:val="26"/>
-                <w:szCs w:val="26"/>
-              </w:rPr>
-              <w:t>Không</w:t>
+              <w:rPr>
+                <w:sz w:val="26"/>
+                <w:szCs w:val="26"/>
+              </w:rPr>
+            </w:pPr>
+            <w:r>
+              <w:rPr>
+                <w:sz w:val="26"/>
+                <w:szCs w:val="26"/>
+              </w:rPr>
+              <w:t>Phụ</w:t>
             </w:r>
           </w:p>
         </w:tc>
@@ -39799,7 +42306,6 @@
     <w:p>
       <w:pPr>
         <w:spacing w:before="80" w:after="220"/>
-        <w:jc w:val="center"/>
         <w:rPr>
           <w:sz w:val="26"/>
           <w:szCs w:val="26"/>
@@ -39998,6 +42504,7 @@
         <w:rPr>
           <w:sz w:val="26"/>
           <w:szCs w:val="26"/>
+          <w:lang w:val="vi-VN"/>
         </w:rPr>
       </w:pPr>
       <w:bookmarkStart w:id="88" w:name="_Toc241611163"/>
@@ -40005,8 +42512,8 @@
         <w:rPr>
           <w:sz w:val="26"/>
           <w:szCs w:val="26"/>
-        </w:rPr>
-        <w:lastRenderedPageBreak/>
+          <w:lang w:val="vi-VN"/>
+        </w:rPr>
         <w:t>Bộ kiểm thử</w:t>
       </w:r>
       <w:bookmarkEnd w:id="88"/>
@@ -40017,12 +42524,14 @@
         <w:rPr>
           <w:sz w:val="26"/>
           <w:szCs w:val="26"/>
+          <w:lang w:val="vi-VN"/>
         </w:rPr>
       </w:pPr>
       <w:r>
         <w:rPr>
           <w:sz w:val="26"/>
           <w:szCs w:val="26"/>
+          <w:lang w:val="vi-VN"/>
         </w:rPr>
         <w:t>Bộ kiểm thử gồm hai mươi tài liệu, mỗi tài liệu ba đến bốn câu hỏi kèm đáp án đúng và vị trí đoạn chứa đáp án. Do tính chất bảo mật của miền ứng dụng, bộ dữ liệu được xây dựng từ mẫu hợp đồng công khai kết hợp dữ liệu tổng hợp, theo cách tiếp cận tương tự các bộ dữ liệu hợp đồng lấy nguồn từ hồ sơ công khai.</w:t>
       </w:r>
@@ -40033,12 +42542,14 @@
         <w:rPr>
           <w:sz w:val="26"/>
           <w:szCs w:val="26"/>
+          <w:lang w:val="vi-VN"/>
         </w:rPr>
       </w:pPr>
       <w:r>
         <w:rPr>
           <w:sz w:val="26"/>
           <w:szCs w:val="26"/>
+          <w:lang w:val="vi-VN"/>
         </w:rPr>
         <w:t>Bộ kiểm thử phải được xây dựng song song với quá trình phát triển, không để tới giai đoạn cuối. Đây là hạng mục thường bị ước lượng thiếu thời gian nhất.</w:t>
       </w:r>
@@ -40050,6 +42561,7 @@
         <w:rPr>
           <w:sz w:val="26"/>
           <w:szCs w:val="26"/>
+          <w:lang w:val="vi-VN"/>
         </w:rPr>
       </w:pPr>
       <w:bookmarkStart w:id="89" w:name="_Toc241611164"/>
@@ -40057,6 +42569,7 @@
         <w:rPr>
           <w:sz w:val="26"/>
           <w:szCs w:val="26"/>
+          <w:lang w:val="vi-VN"/>
         </w:rPr>
         <w:t>Bảng phân tích thành phần</w:t>
       </w:r>
@@ -40068,12 +42581,14 @@
         <w:rPr>
           <w:sz w:val="26"/>
           <w:szCs w:val="26"/>
+          <w:lang w:val="vi-VN"/>
         </w:rPr>
       </w:pPr>
       <w:r>
         <w:rPr>
           <w:sz w:val="26"/>
           <w:szCs w:val="26"/>
+          <w:lang w:val="vi-VN"/>
         </w:rPr>
         <w:t>Ngoài các chỉ số trên, cần bảng phân tích đóng góp của từng thành phần theo sáu cấu hình R0 đến R5 đã thiết kế ở Bảng 6.5: từ RAG cơ bản, lần lượt thêm chia đoạn theo cấu trúc, tiêu đề ngữ cảnh, vector thưa, xếp hạng lại, và cuối cùng là kiểm chứng với vòng truy xuất lại. Bảng này thể hiện đóng góp khoa học của đồ án rõ hơn bản thân hệ thống.</w:t>
       </w:r>
@@ -40430,6 +42945,7 @@
                 <w:sz w:val="26"/>
                 <w:szCs w:val="26"/>
               </w:rPr>
+              <w:lastRenderedPageBreak/>
               <w:t>Hệ sinh thái thư viện thay đổi giao diện lập trình</w:t>
             </w:r>
           </w:p>
@@ -40680,7 +43196,6 @@
                 <w:sz w:val="26"/>
                 <w:szCs w:val="26"/>
               </w:rPr>
-              <w:lastRenderedPageBreak/>
               <w:t>Ngưỡng cổng chất lượng văn bản, ngưỡng xếp hạng lại, ngưỡng 20% chưa hiệu chỉnh</w:t>
             </w:r>
           </w:p>
@@ -41072,6 +43587,7 @@
           <w:sz w:val="26"/>
           <w:szCs w:val="26"/>
         </w:rPr>
+        <w:lastRenderedPageBreak/>
         <w:br w:type="page"/>
       </w:r>
     </w:p>
